--- a/storage/app/admin_fop_agreement_pack.docx
+++ b/storage/app/admin_fop_agreement_pack.docx
@@ -123,6 +123,7 @@
         </w:rPr>
         <w:t>${</w:t>
       </w:r>
+      <w:proofErr w:type="spellStart"/>
       <w:r>
         <w:rPr>
           <w:rFonts w:ascii="Times New Roman" w:eastAsia="Times New Roman" w:hAnsi="Times New Roman" w:cs="Times New Roman"/>
@@ -136,6 +137,7 @@
         </w:rPr>
         <w:t>agreementNumber</w:t>
       </w:r>
+      <w:proofErr w:type="spellEnd"/>
       <w:r>
         <w:rPr>
           <w:rFonts w:ascii="Times New Roman" w:eastAsia="Times New Roman" w:hAnsi="Times New Roman" w:cs="Times New Roman"/>
@@ -172,6 +174,7 @@
         </w:rPr>
         <w:t>${</w:t>
       </w:r>
+      <w:proofErr w:type="spellStart"/>
       <w:r>
         <w:rPr>
           <w:rFonts w:ascii="Times New Roman" w:eastAsia="Times New Roman" w:hAnsi="Times New Roman" w:cs="Times New Roman"/>
@@ -182,6 +185,7 @@
         </w:rPr>
         <w:t>adminDate</w:t>
       </w:r>
+      <w:proofErr w:type="spellEnd"/>
       <w:r>
         <w:rPr>
           <w:rFonts w:ascii="Times New Roman" w:eastAsia="Times New Roman" w:hAnsi="Times New Roman" w:cs="Times New Roman"/>
@@ -596,8 +600,9 @@
           <w:szCs w:val="16"/>
           <w:lang w:val="uk-UA"/>
         </w:rPr>
-        <w:t xml:space="preserve"> ${name}</w:t>
-      </w:r>
+        <w:t xml:space="preserve"> ${</w:t>
+      </w:r>
+      <w:proofErr w:type="spellStart"/>
       <w:r>
         <w:rPr>
           <w:rFonts w:ascii="Times New Roman" w:eastAsia="Times New Roman" w:hAnsi="Times New Roman" w:cs="Times New Roman"/>
@@ -607,18 +612,9 @@
           <w:szCs w:val="16"/>
           <w:lang w:val="uk-UA"/>
         </w:rPr>
-        <w:t xml:space="preserve">, </w:t>
-      </w:r>
-      <w:r>
-        <w:rPr>
-          <w:rFonts w:ascii="Times New Roman" w:eastAsia="Times New Roman" w:hAnsi="Times New Roman" w:cs="Times New Roman"/>
-          <w:bCs/>
-          <w:sz w:val="16"/>
-          <w:szCs w:val="16"/>
-          <w:lang w:val="uk-UA"/>
-        </w:rPr>
-        <w:t>іменований надалі</w:t>
-      </w:r>
+        <w:t>name</w:t>
+      </w:r>
+      <w:proofErr w:type="spellEnd"/>
       <w:r>
         <w:rPr>
           <w:rFonts w:ascii="Times New Roman" w:eastAsia="Times New Roman" w:hAnsi="Times New Roman" w:cs="Times New Roman"/>
@@ -628,6 +624,38 @@
           <w:szCs w:val="16"/>
           <w:lang w:val="uk-UA"/>
         </w:rPr>
+        <w:t>}</w:t>
+      </w:r>
+      <w:r>
+        <w:rPr>
+          <w:rFonts w:ascii="Times New Roman" w:eastAsia="Times New Roman" w:hAnsi="Times New Roman" w:cs="Times New Roman"/>
+          <w:b/>
+          <w:bCs/>
+          <w:sz w:val="16"/>
+          <w:szCs w:val="16"/>
+          <w:lang w:val="uk-UA"/>
+        </w:rPr>
+        <w:t xml:space="preserve">, </w:t>
+      </w:r>
+      <w:r>
+        <w:rPr>
+          <w:rFonts w:ascii="Times New Roman" w:eastAsia="Times New Roman" w:hAnsi="Times New Roman" w:cs="Times New Roman"/>
+          <w:bCs/>
+          <w:sz w:val="16"/>
+          <w:szCs w:val="16"/>
+          <w:lang w:val="uk-UA"/>
+        </w:rPr>
+        <w:t>іменований надалі</w:t>
+      </w:r>
+      <w:r>
+        <w:rPr>
+          <w:rFonts w:ascii="Times New Roman" w:eastAsia="Times New Roman" w:hAnsi="Times New Roman" w:cs="Times New Roman"/>
+          <w:b/>
+          <w:bCs/>
+          <w:sz w:val="16"/>
+          <w:szCs w:val="16"/>
+          <w:lang w:val="uk-UA"/>
+        </w:rPr>
         <w:t xml:space="preserve"> «Орендар», </w:t>
       </w:r>
       <w:r>
@@ -646,7 +674,27 @@
           <w:szCs w:val="16"/>
           <w:lang w:val="uk-UA"/>
         </w:rPr>
-        <w:t>${name}</w:t>
+        <w:t>${</w:t>
+      </w:r>
+      <w:proofErr w:type="spellStart"/>
+      <w:r>
+        <w:rPr>
+          <w:rFonts w:ascii="Times New Roman" w:eastAsia="Times New Roman" w:hAnsi="Times New Roman" w:cs="Times New Roman"/>
+          <w:sz w:val="16"/>
+          <w:szCs w:val="16"/>
+          <w:lang w:val="uk-UA"/>
+        </w:rPr>
+        <w:t>name</w:t>
+      </w:r>
+      <w:proofErr w:type="spellEnd"/>
+      <w:r>
+        <w:rPr>
+          <w:rFonts w:ascii="Times New Roman" w:eastAsia="Times New Roman" w:hAnsi="Times New Roman" w:cs="Times New Roman"/>
+          <w:sz w:val="16"/>
+          <w:szCs w:val="16"/>
+          <w:lang w:val="uk-UA"/>
+        </w:rPr>
+        <w:t>}</w:t>
       </w:r>
       <w:r>
         <w:rPr>
@@ -664,7 +712,27 @@
           <w:szCs w:val="16"/>
           <w:lang w:val="uk-UA"/>
         </w:rPr>
-        <w:t>${clientINN}</w:t>
+        <w:t>${</w:t>
+      </w:r>
+      <w:proofErr w:type="spellStart"/>
+      <w:r>
+        <w:rPr>
+          <w:rFonts w:ascii="Times New Roman" w:eastAsia="Times New Roman" w:hAnsi="Times New Roman" w:cs="Times New Roman"/>
+          <w:sz w:val="16"/>
+          <w:szCs w:val="16"/>
+          <w:lang w:val="uk-UA"/>
+        </w:rPr>
+        <w:t>clientINN</w:t>
+      </w:r>
+      <w:proofErr w:type="spellEnd"/>
+      <w:r>
+        <w:rPr>
+          <w:rFonts w:ascii="Times New Roman" w:eastAsia="Times New Roman" w:hAnsi="Times New Roman" w:cs="Times New Roman"/>
+          <w:sz w:val="16"/>
+          <w:szCs w:val="16"/>
+          <w:lang w:val="uk-UA"/>
+        </w:rPr>
+        <w:t>}</w:t>
       </w:r>
       <w:r>
         <w:rPr>
@@ -682,7 +750,27 @@
           <w:szCs w:val="16"/>
           <w:lang w:val="uk-UA"/>
         </w:rPr>
-        <w:t>${registerNumber}</w:t>
+        <w:t>${</w:t>
+      </w:r>
+      <w:proofErr w:type="spellStart"/>
+      <w:r>
+        <w:rPr>
+          <w:rFonts w:ascii="Times New Roman" w:eastAsia="Times New Roman" w:hAnsi="Times New Roman" w:cs="Times New Roman"/>
+          <w:sz w:val="16"/>
+          <w:szCs w:val="16"/>
+          <w:lang w:val="uk-UA"/>
+        </w:rPr>
+        <w:t>registerNumber</w:t>
+      </w:r>
+      <w:proofErr w:type="spellEnd"/>
+      <w:r>
+        <w:rPr>
+          <w:rFonts w:ascii="Times New Roman" w:eastAsia="Times New Roman" w:hAnsi="Times New Roman" w:cs="Times New Roman"/>
+          <w:sz w:val="16"/>
+          <w:szCs w:val="16"/>
+          <w:lang w:val="uk-UA"/>
+        </w:rPr>
+        <w:t>}</w:t>
       </w:r>
       <w:r>
         <w:rPr>
@@ -700,7 +788,27 @@
           <w:szCs w:val="16"/>
           <w:lang w:val="uk-UA"/>
         </w:rPr>
-        <w:t>${registerDate}</w:t>
+        <w:t>${</w:t>
+      </w:r>
+      <w:proofErr w:type="spellStart"/>
+      <w:r>
+        <w:rPr>
+          <w:rFonts w:ascii="Times New Roman" w:eastAsia="Times New Roman" w:hAnsi="Times New Roman" w:cs="Times New Roman"/>
+          <w:sz w:val="16"/>
+          <w:szCs w:val="16"/>
+          <w:lang w:val="uk-UA"/>
+        </w:rPr>
+        <w:t>registerDate</w:t>
+      </w:r>
+      <w:proofErr w:type="spellEnd"/>
+      <w:r>
+        <w:rPr>
+          <w:rFonts w:ascii="Times New Roman" w:eastAsia="Times New Roman" w:hAnsi="Times New Roman" w:cs="Times New Roman"/>
+          <w:sz w:val="16"/>
+          <w:szCs w:val="16"/>
+          <w:lang w:val="uk-UA"/>
+        </w:rPr>
+        <w:t>}</w:t>
       </w:r>
       <w:r>
         <w:rPr>
@@ -796,8 +904,9 @@
           <w:szCs w:val="16"/>
           <w:lang w:val="uk-UA" w:eastAsia="ru-RU"/>
         </w:rPr>
-        <w:t>№${agreementNumber}</w:t>
-      </w:r>
+        <w:t>№${</w:t>
+      </w:r>
+      <w:proofErr w:type="spellStart"/>
       <w:r>
         <w:rPr>
           <w:rFonts w:ascii="Times New Roman" w:eastAsia="Times New Roman" w:hAnsi="Times New Roman" w:cs="Times New Roman"/>
@@ -806,6 +915,27 @@
           <w:szCs w:val="16"/>
           <w:lang w:val="uk-UA" w:eastAsia="ru-RU"/>
         </w:rPr>
+        <w:t>agreementNumber</w:t>
+      </w:r>
+      <w:proofErr w:type="spellEnd"/>
+      <w:r>
+        <w:rPr>
+          <w:rFonts w:ascii="Times New Roman" w:eastAsia="Times New Roman" w:hAnsi="Times New Roman" w:cs="Times New Roman"/>
+          <w:color w:val="010101"/>
+          <w:sz w:val="16"/>
+          <w:szCs w:val="16"/>
+          <w:lang w:val="uk-UA" w:eastAsia="ru-RU"/>
+        </w:rPr>
+        <w:t>}</w:t>
+      </w:r>
+      <w:r>
+        <w:rPr>
+          <w:rFonts w:ascii="Times New Roman" w:eastAsia="Times New Roman" w:hAnsi="Times New Roman" w:cs="Times New Roman"/>
+          <w:color w:val="010101"/>
+          <w:sz w:val="16"/>
+          <w:szCs w:val="16"/>
+          <w:lang w:val="uk-UA" w:eastAsia="ru-RU"/>
+        </w:rPr>
         <w:t xml:space="preserve"> від </w:t>
       </w:r>
       <w:r>
@@ -818,6 +948,7 @@
         </w:rPr>
         <w:t>${</w:t>
       </w:r>
+      <w:proofErr w:type="spellStart"/>
       <w:r>
         <w:rPr>
           <w:rFonts w:ascii="Times New Roman" w:eastAsia="Times New Roman" w:hAnsi="Times New Roman" w:cs="Times New Roman"/>
@@ -828,6 +959,7 @@
         </w:rPr>
         <w:t>adminDate</w:t>
       </w:r>
+      <w:proofErr w:type="spellEnd"/>
       <w:r>
         <w:rPr>
           <w:rFonts w:ascii="Times New Roman" w:eastAsia="Times New Roman" w:hAnsi="Times New Roman" w:cs="Times New Roman"/>
@@ -1022,6 +1154,7 @@
         </w:rPr>
         <w:t>${</w:t>
       </w:r>
+      <w:proofErr w:type="spellStart"/>
       <w:r>
         <w:rPr>
           <w:rFonts w:ascii="Times New Roman" w:hAnsi="Times New Roman" w:cs="Times New Roman"/>
@@ -1030,6 +1163,7 @@
         </w:rPr>
         <w:t>adminEquipModel</w:t>
       </w:r>
+      <w:proofErr w:type="spellEnd"/>
       <w:r>
         <w:rPr>
           <w:rFonts w:ascii="Times New Roman" w:hAnsi="Times New Roman" w:cs="Times New Roman"/>
@@ -1053,7 +1187,47 @@
           <w:szCs w:val="16"/>
           <w:lang w:val="uk-UA"/>
         </w:rPr>
-        <w:t xml:space="preserve"> ${adminCoffeeMachineModel}, ${adminCoffeeGrinderModel}</w:t>
+        <w:t xml:space="preserve"> ${</w:t>
+      </w:r>
+      <w:proofErr w:type="spellStart"/>
+      <w:r>
+        <w:rPr>
+          <w:rFonts w:ascii="Times New Roman" w:hAnsi="Times New Roman" w:cs="Times New Roman"/>
+          <w:sz w:val="16"/>
+          <w:szCs w:val="16"/>
+          <w:lang w:val="uk-UA"/>
+        </w:rPr>
+        <w:t>adminCoffeeMachineModel</w:t>
+      </w:r>
+      <w:proofErr w:type="spellEnd"/>
+      <w:r>
+        <w:rPr>
+          <w:rFonts w:ascii="Times New Roman" w:hAnsi="Times New Roman" w:cs="Times New Roman"/>
+          <w:sz w:val="16"/>
+          <w:szCs w:val="16"/>
+          <w:lang w:val="uk-UA"/>
+        </w:rPr>
+        <w:t>}, ${</w:t>
+      </w:r>
+      <w:proofErr w:type="spellStart"/>
+      <w:r>
+        <w:rPr>
+          <w:rFonts w:ascii="Times New Roman" w:hAnsi="Times New Roman" w:cs="Times New Roman"/>
+          <w:sz w:val="16"/>
+          <w:szCs w:val="16"/>
+          <w:lang w:val="uk-UA"/>
+        </w:rPr>
+        <w:t>adminCoffeeGrinderModel</w:t>
+      </w:r>
+      <w:proofErr w:type="spellEnd"/>
+      <w:r>
+        <w:rPr>
+          <w:rFonts w:ascii="Times New Roman" w:hAnsi="Times New Roman" w:cs="Times New Roman"/>
+          <w:sz w:val="16"/>
+          <w:szCs w:val="16"/>
+          <w:lang w:val="uk-UA"/>
+        </w:rPr>
+        <w:t>}</w:t>
       </w:r>
     </w:p>
     <w:p>
@@ -1094,6 +1268,7 @@
         </w:rPr>
         <w:t>${</w:t>
       </w:r>
+      <w:proofErr w:type="spellStart"/>
       <w:r>
         <w:rPr>
           <w:rFonts w:ascii="Times New Roman" w:hAnsi="Times New Roman" w:cs="Times New Roman"/>
@@ -1102,6 +1277,7 @@
         </w:rPr>
         <w:t>adminEquipModel</w:t>
       </w:r>
+      <w:proofErr w:type="spellEnd"/>
       <w:r>
         <w:rPr>
           <w:rFonts w:ascii="Times New Roman" w:hAnsi="Times New Roman" w:cs="Times New Roman"/>
@@ -1110,6 +1286,7 @@
         </w:rPr>
         <w:t>} - ${</w:t>
       </w:r>
+      <w:proofErr w:type="spellStart"/>
       <w:r>
         <w:rPr>
           <w:rFonts w:ascii="Times New Roman" w:hAnsi="Times New Roman" w:cs="Times New Roman"/>
@@ -1119,6 +1296,7 @@
         </w:rPr>
         <w:t>adminEquipCost</w:t>
       </w:r>
+      <w:proofErr w:type="spellEnd"/>
       <w:r>
         <w:rPr>
           <w:rFonts w:ascii="Times New Roman" w:hAnsi="Times New Roman" w:cs="Times New Roman"/>
@@ -1154,7 +1332,47 @@
           <w:szCs w:val="16"/>
           <w:lang w:val="uk-UA"/>
         </w:rPr>
-        <w:t>${adminCoffeeMachineModel} - ${adminCoffeeMachineCost} грн.,</w:t>
+        <w:t>${</w:t>
+      </w:r>
+      <w:proofErr w:type="spellStart"/>
+      <w:r>
+        <w:rPr>
+          <w:rFonts w:ascii="Times New Roman" w:hAnsi="Times New Roman" w:cs="Times New Roman"/>
+          <w:sz w:val="16"/>
+          <w:szCs w:val="16"/>
+          <w:lang w:val="uk-UA"/>
+        </w:rPr>
+        <w:t>adminCoffeeMachineModel</w:t>
+      </w:r>
+      <w:proofErr w:type="spellEnd"/>
+      <w:r>
+        <w:rPr>
+          <w:rFonts w:ascii="Times New Roman" w:hAnsi="Times New Roman" w:cs="Times New Roman"/>
+          <w:sz w:val="16"/>
+          <w:szCs w:val="16"/>
+          <w:lang w:val="uk-UA"/>
+        </w:rPr>
+        <w:t>} - ${</w:t>
+      </w:r>
+      <w:proofErr w:type="spellStart"/>
+      <w:r>
+        <w:rPr>
+          <w:rFonts w:ascii="Times New Roman" w:hAnsi="Times New Roman" w:cs="Times New Roman"/>
+          <w:sz w:val="16"/>
+          <w:szCs w:val="16"/>
+          <w:lang w:val="uk-UA"/>
+        </w:rPr>
+        <w:t>adminCoffeeMachineCost</w:t>
+      </w:r>
+      <w:proofErr w:type="spellEnd"/>
+      <w:r>
+        <w:rPr>
+          <w:rFonts w:ascii="Times New Roman" w:hAnsi="Times New Roman" w:cs="Times New Roman"/>
+          <w:sz w:val="16"/>
+          <w:szCs w:val="16"/>
+          <w:lang w:val="uk-UA"/>
+        </w:rPr>
+        <w:t>} грн.,</w:t>
       </w:r>
     </w:p>
     <w:p>
@@ -1175,7 +1393,47 @@
           <w:szCs w:val="16"/>
           <w:lang w:val="uk-UA"/>
         </w:rPr>
-        <w:t>${adminCoffeeGrinderModel} - ${adminCoffeeGrinderCost} грн.</w:t>
+        <w:t>${</w:t>
+      </w:r>
+      <w:proofErr w:type="spellStart"/>
+      <w:r>
+        <w:rPr>
+          <w:rFonts w:ascii="Times New Roman" w:hAnsi="Times New Roman" w:cs="Times New Roman"/>
+          <w:sz w:val="16"/>
+          <w:szCs w:val="16"/>
+          <w:lang w:val="uk-UA"/>
+        </w:rPr>
+        <w:t>adminCoffeeGrinderModel</w:t>
+      </w:r>
+      <w:proofErr w:type="spellEnd"/>
+      <w:r>
+        <w:rPr>
+          <w:rFonts w:ascii="Times New Roman" w:hAnsi="Times New Roman" w:cs="Times New Roman"/>
+          <w:sz w:val="16"/>
+          <w:szCs w:val="16"/>
+          <w:lang w:val="uk-UA"/>
+        </w:rPr>
+        <w:t>} - ${</w:t>
+      </w:r>
+      <w:proofErr w:type="spellStart"/>
+      <w:r>
+        <w:rPr>
+          <w:rFonts w:ascii="Times New Roman" w:hAnsi="Times New Roman" w:cs="Times New Roman"/>
+          <w:sz w:val="16"/>
+          <w:szCs w:val="16"/>
+          <w:lang w:val="uk-UA"/>
+        </w:rPr>
+        <w:t>adminCoffeeGrinderCost</w:t>
+      </w:r>
+      <w:proofErr w:type="spellEnd"/>
+      <w:r>
+        <w:rPr>
+          <w:rFonts w:ascii="Times New Roman" w:hAnsi="Times New Roman" w:cs="Times New Roman"/>
+          <w:sz w:val="16"/>
+          <w:szCs w:val="16"/>
+          <w:lang w:val="uk-UA"/>
+        </w:rPr>
+        <w:t>} грн.</w:t>
       </w:r>
     </w:p>
     <w:p>
@@ -1196,7 +1454,27 @@
           <w:szCs w:val="16"/>
           <w:lang w:val="uk-UA"/>
         </w:rPr>
-        <w:t xml:space="preserve">1.4. Сторони домовилися, що протягом строку оренди Об’єкт оренди буде знаходитися за адресою: </w:t>
+        <w:t xml:space="preserve">1.4. Сторони домовилися, що протягом строку оренди Об’єкт оренди буде знаходитися за </w:t>
+      </w:r>
+      <w:proofErr w:type="spellStart"/>
+      <w:r>
+        <w:rPr>
+          <w:rFonts w:ascii="Times New Roman" w:hAnsi="Times New Roman" w:cs="Times New Roman"/>
+          <w:sz w:val="16"/>
+          <w:szCs w:val="16"/>
+          <w:lang w:val="uk-UA"/>
+        </w:rPr>
+        <w:t>адресою</w:t>
+      </w:r>
+      <w:proofErr w:type="spellEnd"/>
+      <w:r>
+        <w:rPr>
+          <w:rFonts w:ascii="Times New Roman" w:hAnsi="Times New Roman" w:cs="Times New Roman"/>
+          <w:sz w:val="16"/>
+          <w:szCs w:val="16"/>
+          <w:lang w:val="uk-UA"/>
+        </w:rPr>
+        <w:t xml:space="preserve">: </w:t>
       </w:r>
       <w:r>
         <w:rPr>
@@ -1207,6 +1485,7 @@
         </w:rPr>
         <w:t>${</w:t>
       </w:r>
+      <w:proofErr w:type="spellStart"/>
       <w:r>
         <w:rPr>
           <w:rFonts w:ascii="Times New Roman" w:hAnsi="Times New Roman" w:cs="Times New Roman"/>
@@ -1216,6 +1495,7 @@
         </w:rPr>
         <w:t>equipRegion</w:t>
       </w:r>
+      <w:proofErr w:type="spellEnd"/>
       <w:r>
         <w:rPr>
           <w:rFonts w:ascii="Times New Roman" w:hAnsi="Times New Roman" w:cs="Times New Roman"/>
@@ -1241,7 +1521,27 @@
           <w:szCs w:val="16"/>
           <w:lang w:val="uk-UA"/>
         </w:rPr>
-        <w:t>${equipAdditional}</w:t>
+        <w:t>${</w:t>
+      </w:r>
+      <w:proofErr w:type="spellStart"/>
+      <w:r>
+        <w:rPr>
+          <w:rFonts w:ascii="Times New Roman" w:hAnsi="Times New Roman" w:cs="Times New Roman"/>
+          <w:sz w:val="16"/>
+          <w:szCs w:val="16"/>
+          <w:lang w:val="uk-UA"/>
+        </w:rPr>
+        <w:t>equipAdditional</w:t>
+      </w:r>
+      <w:proofErr w:type="spellEnd"/>
+      <w:r>
+        <w:rPr>
+          <w:rFonts w:ascii="Times New Roman" w:hAnsi="Times New Roman" w:cs="Times New Roman"/>
+          <w:sz w:val="16"/>
+          <w:szCs w:val="16"/>
+          <w:lang w:val="uk-UA"/>
+        </w:rPr>
+        <w:t>}</w:t>
       </w:r>
       <w:r>
         <w:rPr>
@@ -1427,16 +1727,170 @@
           <w:sz w:val="16"/>
           <w:szCs w:val="16"/>
         </w:rPr>
-        <w:t>2.1. Об’єкт оренди передається в оренду для використання виключн</w:t>
-      </w:r>
-      <w:r>
-        <w:rPr>
-          <w:rFonts w:ascii="Times New Roman" w:hAnsi="Times New Roman" w:cs="Times New Roman"/>
-          <w:sz w:val="16"/>
-          <w:szCs w:val="16"/>
-        </w:rPr>
-        <w:t>о за його цільовим призначенням</w:t>
-      </w:r>
+        <w:t xml:space="preserve">2.1. </w:t>
+      </w:r>
+      <w:proofErr w:type="spellStart"/>
+      <w:r>
+        <w:rPr>
+          <w:rFonts w:ascii="Times New Roman" w:hAnsi="Times New Roman" w:cs="Times New Roman"/>
+          <w:sz w:val="16"/>
+          <w:szCs w:val="16"/>
+        </w:rPr>
+        <w:t>Об’єкт</w:t>
+      </w:r>
+      <w:proofErr w:type="spellEnd"/>
+      <w:r>
+        <w:rPr>
+          <w:rFonts w:ascii="Times New Roman" w:hAnsi="Times New Roman" w:cs="Times New Roman"/>
+          <w:sz w:val="16"/>
+          <w:szCs w:val="16"/>
+        </w:rPr>
+        <w:t xml:space="preserve"> </w:t>
+      </w:r>
+      <w:proofErr w:type="spellStart"/>
+      <w:r>
+        <w:rPr>
+          <w:rFonts w:ascii="Times New Roman" w:hAnsi="Times New Roman" w:cs="Times New Roman"/>
+          <w:sz w:val="16"/>
+          <w:szCs w:val="16"/>
+        </w:rPr>
+        <w:t>оренди</w:t>
+      </w:r>
+      <w:proofErr w:type="spellEnd"/>
+      <w:r>
+        <w:rPr>
+          <w:rFonts w:ascii="Times New Roman" w:hAnsi="Times New Roman" w:cs="Times New Roman"/>
+          <w:sz w:val="16"/>
+          <w:szCs w:val="16"/>
+        </w:rPr>
+        <w:t xml:space="preserve"> </w:t>
+      </w:r>
+      <w:proofErr w:type="spellStart"/>
+      <w:r>
+        <w:rPr>
+          <w:rFonts w:ascii="Times New Roman" w:hAnsi="Times New Roman" w:cs="Times New Roman"/>
+          <w:sz w:val="16"/>
+          <w:szCs w:val="16"/>
+        </w:rPr>
+        <w:t>передається</w:t>
+      </w:r>
+      <w:proofErr w:type="spellEnd"/>
+      <w:r>
+        <w:rPr>
+          <w:rFonts w:ascii="Times New Roman" w:hAnsi="Times New Roman" w:cs="Times New Roman"/>
+          <w:sz w:val="16"/>
+          <w:szCs w:val="16"/>
+        </w:rPr>
+        <w:t xml:space="preserve"> в </w:t>
+      </w:r>
+      <w:proofErr w:type="spellStart"/>
+      <w:r>
+        <w:rPr>
+          <w:rFonts w:ascii="Times New Roman" w:hAnsi="Times New Roman" w:cs="Times New Roman"/>
+          <w:sz w:val="16"/>
+          <w:szCs w:val="16"/>
+        </w:rPr>
+        <w:t>оренду</w:t>
+      </w:r>
+      <w:proofErr w:type="spellEnd"/>
+      <w:r>
+        <w:rPr>
+          <w:rFonts w:ascii="Times New Roman" w:hAnsi="Times New Roman" w:cs="Times New Roman"/>
+          <w:sz w:val="16"/>
+          <w:szCs w:val="16"/>
+        </w:rPr>
+        <w:t xml:space="preserve"> для </w:t>
+      </w:r>
+      <w:proofErr w:type="spellStart"/>
+      <w:r>
+        <w:rPr>
+          <w:rFonts w:ascii="Times New Roman" w:hAnsi="Times New Roman" w:cs="Times New Roman"/>
+          <w:sz w:val="16"/>
+          <w:szCs w:val="16"/>
+        </w:rPr>
+        <w:t>використання</w:t>
+      </w:r>
+      <w:proofErr w:type="spellEnd"/>
+      <w:r>
+        <w:rPr>
+          <w:rFonts w:ascii="Times New Roman" w:hAnsi="Times New Roman" w:cs="Times New Roman"/>
+          <w:sz w:val="16"/>
+          <w:szCs w:val="16"/>
+        </w:rPr>
+        <w:t xml:space="preserve"> </w:t>
+      </w:r>
+      <w:proofErr w:type="spellStart"/>
+      <w:r>
+        <w:rPr>
+          <w:rFonts w:ascii="Times New Roman" w:hAnsi="Times New Roman" w:cs="Times New Roman"/>
+          <w:sz w:val="16"/>
+          <w:szCs w:val="16"/>
+        </w:rPr>
+        <w:t>виключн</w:t>
+      </w:r>
+      <w:r>
+        <w:rPr>
+          <w:rFonts w:ascii="Times New Roman" w:hAnsi="Times New Roman" w:cs="Times New Roman"/>
+          <w:sz w:val="16"/>
+          <w:szCs w:val="16"/>
+        </w:rPr>
+        <w:t>о</w:t>
+      </w:r>
+      <w:proofErr w:type="spellEnd"/>
+      <w:r>
+        <w:rPr>
+          <w:rFonts w:ascii="Times New Roman" w:hAnsi="Times New Roman" w:cs="Times New Roman"/>
+          <w:sz w:val="16"/>
+          <w:szCs w:val="16"/>
+        </w:rPr>
+        <w:t xml:space="preserve"> за </w:t>
+      </w:r>
+      <w:proofErr w:type="spellStart"/>
+      <w:r>
+        <w:rPr>
+          <w:rFonts w:ascii="Times New Roman" w:hAnsi="Times New Roman" w:cs="Times New Roman"/>
+          <w:sz w:val="16"/>
+          <w:szCs w:val="16"/>
+        </w:rPr>
+        <w:t>його</w:t>
+      </w:r>
+      <w:proofErr w:type="spellEnd"/>
+      <w:r>
+        <w:rPr>
+          <w:rFonts w:ascii="Times New Roman" w:hAnsi="Times New Roman" w:cs="Times New Roman"/>
+          <w:sz w:val="16"/>
+          <w:szCs w:val="16"/>
+        </w:rPr>
+        <w:t xml:space="preserve"> </w:t>
+      </w:r>
+      <w:proofErr w:type="spellStart"/>
+      <w:r>
+        <w:rPr>
+          <w:rFonts w:ascii="Times New Roman" w:hAnsi="Times New Roman" w:cs="Times New Roman"/>
+          <w:sz w:val="16"/>
+          <w:szCs w:val="16"/>
+        </w:rPr>
+        <w:t>цільовим</w:t>
+      </w:r>
+      <w:proofErr w:type="spellEnd"/>
+      <w:r>
+        <w:rPr>
+          <w:rFonts w:ascii="Times New Roman" w:hAnsi="Times New Roman" w:cs="Times New Roman"/>
+          <w:sz w:val="16"/>
+          <w:szCs w:val="16"/>
+        </w:rPr>
+        <w:t xml:space="preserve"> </w:t>
+      </w:r>
+      <w:proofErr w:type="spellStart"/>
+      <w:r>
+        <w:rPr>
+          <w:rFonts w:ascii="Times New Roman" w:hAnsi="Times New Roman" w:cs="Times New Roman"/>
+          <w:sz w:val="16"/>
+          <w:szCs w:val="16"/>
+        </w:rPr>
+        <w:t>призначенням</w:t>
+      </w:r>
+      <w:proofErr w:type="spellEnd"/>
       <w:r>
         <w:rPr>
           <w:rFonts w:ascii="Times New Roman" w:hAnsi="Times New Roman" w:cs="Times New Roman"/>
@@ -1455,6 +1909,7 @@
         </w:rPr>
         <w:t xml:space="preserve">: </w:t>
       </w:r>
+      <w:proofErr w:type="spellStart"/>
       <w:r>
         <w:rPr>
           <w:rFonts w:ascii="Times New Roman" w:hAnsi="Times New Roman" w:cs="Times New Roman"/>
@@ -1469,7 +1924,61 @@
           <w:sz w:val="16"/>
           <w:szCs w:val="16"/>
         </w:rPr>
-        <w:t>авоварка призначена для приготування ка</w:t>
+        <w:t>авоварка</w:t>
+      </w:r>
+      <w:proofErr w:type="spellEnd"/>
+      <w:r>
+        <w:rPr>
+          <w:rFonts w:ascii="Times New Roman" w:hAnsi="Times New Roman" w:cs="Times New Roman"/>
+          <w:sz w:val="16"/>
+          <w:szCs w:val="16"/>
+        </w:rPr>
+        <w:t xml:space="preserve"> </w:t>
+      </w:r>
+      <w:proofErr w:type="spellStart"/>
+      <w:r>
+        <w:rPr>
+          <w:rFonts w:ascii="Times New Roman" w:hAnsi="Times New Roman" w:cs="Times New Roman"/>
+          <w:sz w:val="16"/>
+          <w:szCs w:val="16"/>
+        </w:rPr>
+        <w:t>призначена</w:t>
+      </w:r>
+      <w:proofErr w:type="spellEnd"/>
+      <w:r>
+        <w:rPr>
+          <w:rFonts w:ascii="Times New Roman" w:hAnsi="Times New Roman" w:cs="Times New Roman"/>
+          <w:sz w:val="16"/>
+          <w:szCs w:val="16"/>
+        </w:rPr>
+        <w:t xml:space="preserve"> для </w:t>
+      </w:r>
+      <w:proofErr w:type="spellStart"/>
+      <w:r>
+        <w:rPr>
+          <w:rFonts w:ascii="Times New Roman" w:hAnsi="Times New Roman" w:cs="Times New Roman"/>
+          <w:sz w:val="16"/>
+          <w:szCs w:val="16"/>
+        </w:rPr>
+        <w:t>приготування</w:t>
+      </w:r>
+      <w:proofErr w:type="spellEnd"/>
+      <w:r>
+        <w:rPr>
+          <w:rFonts w:ascii="Times New Roman" w:hAnsi="Times New Roman" w:cs="Times New Roman"/>
+          <w:sz w:val="16"/>
+          <w:szCs w:val="16"/>
+        </w:rPr>
+        <w:t xml:space="preserve"> </w:t>
+      </w:r>
+      <w:proofErr w:type="spellStart"/>
+      <w:r>
+        <w:rPr>
+          <w:rFonts w:ascii="Times New Roman" w:hAnsi="Times New Roman" w:cs="Times New Roman"/>
+          <w:sz w:val="16"/>
+          <w:szCs w:val="16"/>
+        </w:rPr>
+        <w:t>ка</w:t>
       </w:r>
       <w:r>
         <w:rPr>
@@ -1485,7 +1994,250 @@
           <w:sz w:val="16"/>
           <w:szCs w:val="16"/>
         </w:rPr>
-        <w:t>ових напоїв, кавомолка призначена для подрібнення виключно кавових зерен, холодильна вітрина для зберігання та реалізації кондитерських виробів та десертів.</w:t>
+        <w:t>ових</w:t>
+      </w:r>
+      <w:proofErr w:type="spellEnd"/>
+      <w:r>
+        <w:rPr>
+          <w:rFonts w:ascii="Times New Roman" w:hAnsi="Times New Roman" w:cs="Times New Roman"/>
+          <w:sz w:val="16"/>
+          <w:szCs w:val="16"/>
+        </w:rPr>
+        <w:t xml:space="preserve"> </w:t>
+      </w:r>
+      <w:proofErr w:type="spellStart"/>
+      <w:r>
+        <w:rPr>
+          <w:rFonts w:ascii="Times New Roman" w:hAnsi="Times New Roman" w:cs="Times New Roman"/>
+          <w:sz w:val="16"/>
+          <w:szCs w:val="16"/>
+        </w:rPr>
+        <w:t>напоїв</w:t>
+      </w:r>
+      <w:proofErr w:type="spellEnd"/>
+      <w:r>
+        <w:rPr>
+          <w:rFonts w:ascii="Times New Roman" w:hAnsi="Times New Roman" w:cs="Times New Roman"/>
+          <w:sz w:val="16"/>
+          <w:szCs w:val="16"/>
+        </w:rPr>
+        <w:t xml:space="preserve">, </w:t>
+      </w:r>
+      <w:proofErr w:type="spellStart"/>
+      <w:r>
+        <w:rPr>
+          <w:rFonts w:ascii="Times New Roman" w:hAnsi="Times New Roman" w:cs="Times New Roman"/>
+          <w:sz w:val="16"/>
+          <w:szCs w:val="16"/>
+        </w:rPr>
+        <w:t>кавомолка</w:t>
+      </w:r>
+      <w:proofErr w:type="spellEnd"/>
+      <w:r>
+        <w:rPr>
+          <w:rFonts w:ascii="Times New Roman" w:hAnsi="Times New Roman" w:cs="Times New Roman"/>
+          <w:sz w:val="16"/>
+          <w:szCs w:val="16"/>
+        </w:rPr>
+        <w:t xml:space="preserve"> </w:t>
+      </w:r>
+      <w:proofErr w:type="spellStart"/>
+      <w:r>
+        <w:rPr>
+          <w:rFonts w:ascii="Times New Roman" w:hAnsi="Times New Roman" w:cs="Times New Roman"/>
+          <w:sz w:val="16"/>
+          <w:szCs w:val="16"/>
+        </w:rPr>
+        <w:t>призначена</w:t>
+      </w:r>
+      <w:proofErr w:type="spellEnd"/>
+      <w:r>
+        <w:rPr>
+          <w:rFonts w:ascii="Times New Roman" w:hAnsi="Times New Roman" w:cs="Times New Roman"/>
+          <w:sz w:val="16"/>
+          <w:szCs w:val="16"/>
+        </w:rPr>
+        <w:t xml:space="preserve"> для </w:t>
+      </w:r>
+      <w:proofErr w:type="spellStart"/>
+      <w:r>
+        <w:rPr>
+          <w:rFonts w:ascii="Times New Roman" w:hAnsi="Times New Roman" w:cs="Times New Roman"/>
+          <w:sz w:val="16"/>
+          <w:szCs w:val="16"/>
+        </w:rPr>
+        <w:t>подрібнення</w:t>
+      </w:r>
+      <w:proofErr w:type="spellEnd"/>
+      <w:r>
+        <w:rPr>
+          <w:rFonts w:ascii="Times New Roman" w:hAnsi="Times New Roman" w:cs="Times New Roman"/>
+          <w:sz w:val="16"/>
+          <w:szCs w:val="16"/>
+        </w:rPr>
+        <w:t xml:space="preserve"> </w:t>
+      </w:r>
+      <w:proofErr w:type="spellStart"/>
+      <w:r>
+        <w:rPr>
+          <w:rFonts w:ascii="Times New Roman" w:hAnsi="Times New Roman" w:cs="Times New Roman"/>
+          <w:sz w:val="16"/>
+          <w:szCs w:val="16"/>
+        </w:rPr>
+        <w:t>виключно</w:t>
+      </w:r>
+      <w:proofErr w:type="spellEnd"/>
+      <w:r>
+        <w:rPr>
+          <w:rFonts w:ascii="Times New Roman" w:hAnsi="Times New Roman" w:cs="Times New Roman"/>
+          <w:sz w:val="16"/>
+          <w:szCs w:val="16"/>
+        </w:rPr>
+        <w:t xml:space="preserve"> </w:t>
+      </w:r>
+      <w:proofErr w:type="spellStart"/>
+      <w:r>
+        <w:rPr>
+          <w:rFonts w:ascii="Times New Roman" w:hAnsi="Times New Roman" w:cs="Times New Roman"/>
+          <w:sz w:val="16"/>
+          <w:szCs w:val="16"/>
+        </w:rPr>
+        <w:t>кавових</w:t>
+      </w:r>
+      <w:proofErr w:type="spellEnd"/>
+      <w:r>
+        <w:rPr>
+          <w:rFonts w:ascii="Times New Roman" w:hAnsi="Times New Roman" w:cs="Times New Roman"/>
+          <w:sz w:val="16"/>
+          <w:szCs w:val="16"/>
+        </w:rPr>
+        <w:t xml:space="preserve"> зерен, </w:t>
+      </w:r>
+      <w:proofErr w:type="spellStart"/>
+      <w:r>
+        <w:rPr>
+          <w:rFonts w:ascii="Times New Roman" w:hAnsi="Times New Roman" w:cs="Times New Roman"/>
+          <w:sz w:val="16"/>
+          <w:szCs w:val="16"/>
+        </w:rPr>
+        <w:t>холодильна</w:t>
+      </w:r>
+      <w:proofErr w:type="spellEnd"/>
+      <w:r>
+        <w:rPr>
+          <w:rFonts w:ascii="Times New Roman" w:hAnsi="Times New Roman" w:cs="Times New Roman"/>
+          <w:sz w:val="16"/>
+          <w:szCs w:val="16"/>
+        </w:rPr>
+        <w:t xml:space="preserve"> </w:t>
+      </w:r>
+      <w:proofErr w:type="spellStart"/>
+      <w:r>
+        <w:rPr>
+          <w:rFonts w:ascii="Times New Roman" w:hAnsi="Times New Roman" w:cs="Times New Roman"/>
+          <w:sz w:val="16"/>
+          <w:szCs w:val="16"/>
+        </w:rPr>
+        <w:t>вітрина</w:t>
+      </w:r>
+      <w:proofErr w:type="spellEnd"/>
+      <w:r>
+        <w:rPr>
+          <w:rFonts w:ascii="Times New Roman" w:hAnsi="Times New Roman" w:cs="Times New Roman"/>
+          <w:sz w:val="16"/>
+          <w:szCs w:val="16"/>
+        </w:rPr>
+        <w:t xml:space="preserve"> для </w:t>
+      </w:r>
+      <w:proofErr w:type="spellStart"/>
+      <w:r>
+        <w:rPr>
+          <w:rFonts w:ascii="Times New Roman" w:hAnsi="Times New Roman" w:cs="Times New Roman"/>
+          <w:sz w:val="16"/>
+          <w:szCs w:val="16"/>
+        </w:rPr>
+        <w:t>зберігання</w:t>
+      </w:r>
+      <w:proofErr w:type="spellEnd"/>
+      <w:r>
+        <w:rPr>
+          <w:rFonts w:ascii="Times New Roman" w:hAnsi="Times New Roman" w:cs="Times New Roman"/>
+          <w:sz w:val="16"/>
+          <w:szCs w:val="16"/>
+        </w:rPr>
+        <w:t xml:space="preserve"> та </w:t>
+      </w:r>
+      <w:proofErr w:type="spellStart"/>
+      <w:r>
+        <w:rPr>
+          <w:rFonts w:ascii="Times New Roman" w:hAnsi="Times New Roman" w:cs="Times New Roman"/>
+          <w:sz w:val="16"/>
+          <w:szCs w:val="16"/>
+        </w:rPr>
+        <w:t>реалізації</w:t>
+      </w:r>
+      <w:proofErr w:type="spellEnd"/>
+      <w:r>
+        <w:rPr>
+          <w:rFonts w:ascii="Times New Roman" w:hAnsi="Times New Roman" w:cs="Times New Roman"/>
+          <w:sz w:val="16"/>
+          <w:szCs w:val="16"/>
+        </w:rPr>
+        <w:t xml:space="preserve"> </w:t>
+      </w:r>
+      <w:proofErr w:type="spellStart"/>
+      <w:r>
+        <w:rPr>
+          <w:rFonts w:ascii="Times New Roman" w:hAnsi="Times New Roman" w:cs="Times New Roman"/>
+          <w:sz w:val="16"/>
+          <w:szCs w:val="16"/>
+        </w:rPr>
+        <w:t>кондитерських</w:t>
+      </w:r>
+      <w:proofErr w:type="spellEnd"/>
+      <w:r>
+        <w:rPr>
+          <w:rFonts w:ascii="Times New Roman" w:hAnsi="Times New Roman" w:cs="Times New Roman"/>
+          <w:sz w:val="16"/>
+          <w:szCs w:val="16"/>
+        </w:rPr>
+        <w:t xml:space="preserve"> </w:t>
+      </w:r>
+      <w:proofErr w:type="spellStart"/>
+      <w:r>
+        <w:rPr>
+          <w:rFonts w:ascii="Times New Roman" w:hAnsi="Times New Roman" w:cs="Times New Roman"/>
+          <w:sz w:val="16"/>
+          <w:szCs w:val="16"/>
+        </w:rPr>
+        <w:t>виробів</w:t>
+      </w:r>
+      <w:proofErr w:type="spellEnd"/>
+      <w:r>
+        <w:rPr>
+          <w:rFonts w:ascii="Times New Roman" w:hAnsi="Times New Roman" w:cs="Times New Roman"/>
+          <w:sz w:val="16"/>
+          <w:szCs w:val="16"/>
+        </w:rPr>
+        <w:t xml:space="preserve"> та </w:t>
+      </w:r>
+      <w:proofErr w:type="spellStart"/>
+      <w:r>
+        <w:rPr>
+          <w:rFonts w:ascii="Times New Roman" w:hAnsi="Times New Roman" w:cs="Times New Roman"/>
+          <w:sz w:val="16"/>
+          <w:szCs w:val="16"/>
+        </w:rPr>
+        <w:t>десертів</w:t>
+      </w:r>
+      <w:proofErr w:type="spellEnd"/>
+      <w:r>
+        <w:rPr>
+          <w:rFonts w:ascii="Times New Roman" w:hAnsi="Times New Roman" w:cs="Times New Roman"/>
+          <w:sz w:val="16"/>
+          <w:szCs w:val="16"/>
+        </w:rPr>
+        <w:t>.</w:t>
       </w:r>
     </w:p>
     <w:p>
@@ -1507,22 +2259,70 @@
         </w:rPr>
         <w:t xml:space="preserve">2.2 </w:t>
       </w:r>
-      <w:r>
-        <w:rPr>
-          <w:rFonts w:ascii="Times New Roman" w:hAnsi="Times New Roman" w:cs="Times New Roman"/>
-          <w:sz w:val="16"/>
-          <w:szCs w:val="16"/>
-        </w:rPr>
-        <w:t xml:space="preserve">Об’єкт оренди </w:t>
-      </w:r>
-      <w:r>
-        <w:rPr>
-          <w:rFonts w:ascii="Times New Roman" w:hAnsi="Times New Roman" w:cs="Times New Roman"/>
-          <w:sz w:val="16"/>
-          <w:szCs w:val="16"/>
-        </w:rPr>
-        <w:t>може використовуватис</w:t>
-      </w:r>
+      <w:proofErr w:type="spellStart"/>
+      <w:r>
+        <w:rPr>
+          <w:rFonts w:ascii="Times New Roman" w:hAnsi="Times New Roman" w:cs="Times New Roman"/>
+          <w:sz w:val="16"/>
+          <w:szCs w:val="16"/>
+        </w:rPr>
+        <w:t>Об’єкт</w:t>
+      </w:r>
+      <w:proofErr w:type="spellEnd"/>
+      <w:r>
+        <w:rPr>
+          <w:rFonts w:ascii="Times New Roman" w:hAnsi="Times New Roman" w:cs="Times New Roman"/>
+          <w:sz w:val="16"/>
+          <w:szCs w:val="16"/>
+        </w:rPr>
+        <w:t xml:space="preserve"> </w:t>
+      </w:r>
+      <w:proofErr w:type="spellStart"/>
+      <w:r>
+        <w:rPr>
+          <w:rFonts w:ascii="Times New Roman" w:hAnsi="Times New Roman" w:cs="Times New Roman"/>
+          <w:sz w:val="16"/>
+          <w:szCs w:val="16"/>
+        </w:rPr>
+        <w:t>оренди</w:t>
+      </w:r>
+      <w:proofErr w:type="spellEnd"/>
+      <w:r>
+        <w:rPr>
+          <w:rFonts w:ascii="Times New Roman" w:hAnsi="Times New Roman" w:cs="Times New Roman"/>
+          <w:sz w:val="16"/>
+          <w:szCs w:val="16"/>
+        </w:rPr>
+        <w:t xml:space="preserve"> </w:t>
+      </w:r>
+      <w:proofErr w:type="spellStart"/>
+      <w:r>
+        <w:rPr>
+          <w:rFonts w:ascii="Times New Roman" w:hAnsi="Times New Roman" w:cs="Times New Roman"/>
+          <w:sz w:val="16"/>
+          <w:szCs w:val="16"/>
+        </w:rPr>
+        <w:t>може</w:t>
+      </w:r>
+      <w:proofErr w:type="spellEnd"/>
+      <w:r>
+        <w:rPr>
+          <w:rFonts w:ascii="Times New Roman" w:hAnsi="Times New Roman" w:cs="Times New Roman"/>
+          <w:sz w:val="16"/>
+          <w:szCs w:val="16"/>
+        </w:rPr>
+        <w:t xml:space="preserve"> </w:t>
+      </w:r>
+      <w:proofErr w:type="spellStart"/>
+      <w:r>
+        <w:rPr>
+          <w:rFonts w:ascii="Times New Roman" w:hAnsi="Times New Roman" w:cs="Times New Roman"/>
+          <w:sz w:val="16"/>
+          <w:szCs w:val="16"/>
+        </w:rPr>
+        <w:t>використовуватис</w:t>
+      </w:r>
+      <w:proofErr w:type="spellEnd"/>
       <w:r>
         <w:rPr>
           <w:rFonts w:ascii="Times New Roman" w:hAnsi="Times New Roman" w:cs="Times New Roman"/>
@@ -1538,8 +2338,36 @@
           <w:sz w:val="16"/>
           <w:szCs w:val="16"/>
         </w:rPr>
-        <w:t xml:space="preserve"> лише за адресою</w:t>
-      </w:r>
+        <w:t xml:space="preserve"> </w:t>
+      </w:r>
+      <w:proofErr w:type="spellStart"/>
+      <w:r>
+        <w:rPr>
+          <w:rFonts w:ascii="Times New Roman" w:hAnsi="Times New Roman" w:cs="Times New Roman"/>
+          <w:sz w:val="16"/>
+          <w:szCs w:val="16"/>
+        </w:rPr>
+        <w:t>лише</w:t>
+      </w:r>
+      <w:proofErr w:type="spellEnd"/>
+      <w:r>
+        <w:rPr>
+          <w:rFonts w:ascii="Times New Roman" w:hAnsi="Times New Roman" w:cs="Times New Roman"/>
+          <w:sz w:val="16"/>
+          <w:szCs w:val="16"/>
+        </w:rPr>
+        <w:t xml:space="preserve"> за </w:t>
+      </w:r>
+      <w:proofErr w:type="spellStart"/>
+      <w:r>
+        <w:rPr>
+          <w:rFonts w:ascii="Times New Roman" w:hAnsi="Times New Roman" w:cs="Times New Roman"/>
+          <w:sz w:val="16"/>
+          <w:szCs w:val="16"/>
+        </w:rPr>
+        <w:t>адресою</w:t>
+      </w:r>
+      <w:proofErr w:type="spellEnd"/>
       <w:r>
         <w:rPr>
           <w:rFonts w:ascii="Times New Roman" w:hAnsi="Times New Roman" w:cs="Times New Roman"/>
@@ -1573,7 +2401,61 @@
           <w:sz w:val="16"/>
           <w:szCs w:val="16"/>
         </w:rPr>
-        <w:t xml:space="preserve">. При переміщенні Орендар зобов’язаний </w:t>
+        <w:t xml:space="preserve">. При </w:t>
+      </w:r>
+      <w:proofErr w:type="spellStart"/>
+      <w:r>
+        <w:rPr>
+          <w:rFonts w:ascii="Times New Roman" w:hAnsi="Times New Roman" w:cs="Times New Roman"/>
+          <w:sz w:val="16"/>
+          <w:szCs w:val="16"/>
+        </w:rPr>
+        <w:t>переміщенні</w:t>
+      </w:r>
+      <w:proofErr w:type="spellEnd"/>
+      <w:r>
+        <w:rPr>
+          <w:rFonts w:ascii="Times New Roman" w:hAnsi="Times New Roman" w:cs="Times New Roman"/>
+          <w:sz w:val="16"/>
+          <w:szCs w:val="16"/>
+        </w:rPr>
+        <w:t xml:space="preserve"> </w:t>
+      </w:r>
+      <w:proofErr w:type="spellStart"/>
+      <w:r>
+        <w:rPr>
+          <w:rFonts w:ascii="Times New Roman" w:hAnsi="Times New Roman" w:cs="Times New Roman"/>
+          <w:sz w:val="16"/>
+          <w:szCs w:val="16"/>
+        </w:rPr>
+        <w:t>Орендар</w:t>
+      </w:r>
+      <w:proofErr w:type="spellEnd"/>
+      <w:r>
+        <w:rPr>
+          <w:rFonts w:ascii="Times New Roman" w:hAnsi="Times New Roman" w:cs="Times New Roman"/>
+          <w:sz w:val="16"/>
+          <w:szCs w:val="16"/>
+        </w:rPr>
+        <w:t xml:space="preserve"> </w:t>
+      </w:r>
+      <w:proofErr w:type="spellStart"/>
+      <w:r>
+        <w:rPr>
+          <w:rFonts w:ascii="Times New Roman" w:hAnsi="Times New Roman" w:cs="Times New Roman"/>
+          <w:sz w:val="16"/>
+          <w:szCs w:val="16"/>
+        </w:rPr>
+        <w:t>зобов’язаний</w:t>
+      </w:r>
+      <w:proofErr w:type="spellEnd"/>
+      <w:r>
+        <w:rPr>
+          <w:rFonts w:ascii="Times New Roman" w:hAnsi="Times New Roman" w:cs="Times New Roman"/>
+          <w:sz w:val="16"/>
+          <w:szCs w:val="16"/>
+        </w:rPr>
+        <w:t xml:space="preserve"> </w:t>
       </w:r>
       <w:r>
         <w:rPr>
@@ -1628,6 +2510,7 @@
         </w:rPr>
         <w:t xml:space="preserve">робочих днів, </w:t>
       </w:r>
+      <w:proofErr w:type="spellStart"/>
       <w:r>
         <w:rPr>
           <w:rFonts w:ascii="Times New Roman" w:hAnsi="Times New Roman" w:cs="Times New Roman"/>
@@ -1636,6 +2519,7 @@
         </w:rPr>
         <w:t>повідомити</w:t>
       </w:r>
+      <w:proofErr w:type="spellEnd"/>
       <w:r>
         <w:rPr>
           <w:rFonts w:ascii="Times New Roman" w:hAnsi="Times New Roman" w:cs="Times New Roman"/>
@@ -1651,8 +2535,18 @@
           <w:sz w:val="16"/>
           <w:szCs w:val="16"/>
         </w:rPr>
-        <w:t xml:space="preserve"> Орендодавця</w:t>
-      </w:r>
+        <w:t xml:space="preserve"> </w:t>
+      </w:r>
+      <w:proofErr w:type="spellStart"/>
+      <w:r>
+        <w:rPr>
+          <w:rFonts w:ascii="Times New Roman" w:hAnsi="Times New Roman" w:cs="Times New Roman"/>
+          <w:sz w:val="16"/>
+          <w:szCs w:val="16"/>
+        </w:rPr>
+        <w:t>Орендодавця</w:t>
+      </w:r>
+      <w:proofErr w:type="spellEnd"/>
       <w:r>
         <w:rPr>
           <w:rFonts w:ascii="Times New Roman" w:hAnsi="Times New Roman" w:cs="Times New Roman"/>
@@ -1947,8 +2841,9 @@
           <w:szCs w:val="16"/>
           <w:lang w:val="uk-UA" w:eastAsia="ru-RU"/>
         </w:rPr>
-        <w:t>з дня підписання Сторонами Акт</w:t>
-      </w:r>
+        <w:t xml:space="preserve">з дня підписання Сторонами </w:t>
+      </w:r>
+      <w:proofErr w:type="spellStart"/>
       <w:r>
         <w:rPr>
           <w:rFonts w:ascii="Times New Roman" w:eastAsia="Times New Roman" w:hAnsi="Times New Roman" w:cs="Times New Roman"/>
@@ -1957,8 +2852,19 @@
           <w:szCs w:val="16"/>
           <w:lang w:val="uk-UA" w:eastAsia="ru-RU"/>
         </w:rPr>
+        <w:t>Акт</w:t>
+      </w:r>
+      <w:r>
+        <w:rPr>
+          <w:rFonts w:ascii="Times New Roman" w:eastAsia="Times New Roman" w:hAnsi="Times New Roman" w:cs="Times New Roman"/>
+          <w:color w:val="010101"/>
+          <w:sz w:val="16"/>
+          <w:szCs w:val="16"/>
+          <w:lang w:val="uk-UA" w:eastAsia="ru-RU"/>
+        </w:rPr>
         <w:t>а</w:t>
       </w:r>
+      <w:proofErr w:type="spellEnd"/>
       <w:r>
         <w:rPr>
           <w:rFonts w:ascii="Times New Roman" w:eastAsia="Times New Roman" w:hAnsi="Times New Roman" w:cs="Times New Roman"/>
@@ -2056,7 +2962,43 @@
           <w:sz w:val="16"/>
           <w:szCs w:val="16"/>
         </w:rPr>
-        <w:t xml:space="preserve">3.2. Після закінчення </w:t>
+        <w:t xml:space="preserve">3.2. </w:t>
+      </w:r>
+      <w:proofErr w:type="spellStart"/>
+      <w:r>
+        <w:rPr>
+          <w:rFonts w:ascii="Times New Roman" w:hAnsi="Times New Roman" w:cs="Times New Roman"/>
+          <w:sz w:val="16"/>
+          <w:szCs w:val="16"/>
+        </w:rPr>
+        <w:t>Після</w:t>
+      </w:r>
+      <w:proofErr w:type="spellEnd"/>
+      <w:r>
+        <w:rPr>
+          <w:rFonts w:ascii="Times New Roman" w:hAnsi="Times New Roman" w:cs="Times New Roman"/>
+          <w:sz w:val="16"/>
+          <w:szCs w:val="16"/>
+        </w:rPr>
+        <w:t xml:space="preserve"> </w:t>
+      </w:r>
+      <w:proofErr w:type="spellStart"/>
+      <w:r>
+        <w:rPr>
+          <w:rFonts w:ascii="Times New Roman" w:hAnsi="Times New Roman" w:cs="Times New Roman"/>
+          <w:sz w:val="16"/>
+          <w:szCs w:val="16"/>
+        </w:rPr>
+        <w:t>закінчення</w:t>
+      </w:r>
+      <w:proofErr w:type="spellEnd"/>
+      <w:r>
+        <w:rPr>
+          <w:rFonts w:ascii="Times New Roman" w:hAnsi="Times New Roman" w:cs="Times New Roman"/>
+          <w:sz w:val="16"/>
+          <w:szCs w:val="16"/>
+        </w:rPr>
+        <w:t xml:space="preserve"> </w:t>
       </w:r>
       <w:r>
         <w:rPr>
@@ -2093,13 +3035,77 @@
         </w:rPr>
         <w:t>О</w:t>
       </w:r>
-      <w:r>
-        <w:rPr>
-          <w:rFonts w:ascii="Times New Roman" w:hAnsi="Times New Roman" w:cs="Times New Roman"/>
-          <w:sz w:val="16"/>
-          <w:szCs w:val="16"/>
-        </w:rPr>
-        <w:t xml:space="preserve">рендар має переважне право його </w:t>
+      <w:proofErr w:type="spellStart"/>
+      <w:r>
+        <w:rPr>
+          <w:rFonts w:ascii="Times New Roman" w:hAnsi="Times New Roman" w:cs="Times New Roman"/>
+          <w:sz w:val="16"/>
+          <w:szCs w:val="16"/>
+        </w:rPr>
+        <w:t>рендар</w:t>
+      </w:r>
+      <w:proofErr w:type="spellEnd"/>
+      <w:r>
+        <w:rPr>
+          <w:rFonts w:ascii="Times New Roman" w:hAnsi="Times New Roman" w:cs="Times New Roman"/>
+          <w:sz w:val="16"/>
+          <w:szCs w:val="16"/>
+        </w:rPr>
+        <w:t xml:space="preserve"> </w:t>
+      </w:r>
+      <w:proofErr w:type="spellStart"/>
+      <w:r>
+        <w:rPr>
+          <w:rFonts w:ascii="Times New Roman" w:hAnsi="Times New Roman" w:cs="Times New Roman"/>
+          <w:sz w:val="16"/>
+          <w:szCs w:val="16"/>
+        </w:rPr>
+        <w:t>має</w:t>
+      </w:r>
+      <w:proofErr w:type="spellEnd"/>
+      <w:r>
+        <w:rPr>
+          <w:rFonts w:ascii="Times New Roman" w:hAnsi="Times New Roman" w:cs="Times New Roman"/>
+          <w:sz w:val="16"/>
+          <w:szCs w:val="16"/>
+        </w:rPr>
+        <w:t xml:space="preserve"> </w:t>
+      </w:r>
+      <w:proofErr w:type="spellStart"/>
+      <w:r>
+        <w:rPr>
+          <w:rFonts w:ascii="Times New Roman" w:hAnsi="Times New Roman" w:cs="Times New Roman"/>
+          <w:sz w:val="16"/>
+          <w:szCs w:val="16"/>
+        </w:rPr>
+        <w:t>переважне</w:t>
+      </w:r>
+      <w:proofErr w:type="spellEnd"/>
+      <w:r>
+        <w:rPr>
+          <w:rFonts w:ascii="Times New Roman" w:hAnsi="Times New Roman" w:cs="Times New Roman"/>
+          <w:sz w:val="16"/>
+          <w:szCs w:val="16"/>
+        </w:rPr>
+        <w:t xml:space="preserve"> право </w:t>
+      </w:r>
+      <w:proofErr w:type="spellStart"/>
+      <w:r>
+        <w:rPr>
+          <w:rFonts w:ascii="Times New Roman" w:hAnsi="Times New Roman" w:cs="Times New Roman"/>
+          <w:sz w:val="16"/>
+          <w:szCs w:val="16"/>
+        </w:rPr>
+        <w:t>його</w:t>
+      </w:r>
+      <w:proofErr w:type="spellEnd"/>
+      <w:r>
+        <w:rPr>
+          <w:rFonts w:ascii="Times New Roman" w:hAnsi="Times New Roman" w:cs="Times New Roman"/>
+          <w:sz w:val="16"/>
+          <w:szCs w:val="16"/>
+        </w:rPr>
+        <w:t xml:space="preserve"> </w:t>
       </w:r>
       <w:r>
         <w:rPr>
@@ -2116,7 +3122,79 @@
           <w:sz w:val="16"/>
           <w:szCs w:val="16"/>
         </w:rPr>
-        <w:t xml:space="preserve">. У цьому разі, якщо жодна </w:t>
+        <w:t xml:space="preserve">. У </w:t>
+      </w:r>
+      <w:proofErr w:type="spellStart"/>
+      <w:r>
+        <w:rPr>
+          <w:rFonts w:ascii="Times New Roman" w:hAnsi="Times New Roman" w:cs="Times New Roman"/>
+          <w:sz w:val="16"/>
+          <w:szCs w:val="16"/>
+        </w:rPr>
+        <w:t>цьому</w:t>
+      </w:r>
+      <w:proofErr w:type="spellEnd"/>
+      <w:r>
+        <w:rPr>
+          <w:rFonts w:ascii="Times New Roman" w:hAnsi="Times New Roman" w:cs="Times New Roman"/>
+          <w:sz w:val="16"/>
+          <w:szCs w:val="16"/>
+        </w:rPr>
+        <w:t xml:space="preserve"> </w:t>
+      </w:r>
+      <w:proofErr w:type="spellStart"/>
+      <w:r>
+        <w:rPr>
+          <w:rFonts w:ascii="Times New Roman" w:hAnsi="Times New Roman" w:cs="Times New Roman"/>
+          <w:sz w:val="16"/>
+          <w:szCs w:val="16"/>
+        </w:rPr>
+        <w:t>разі</w:t>
+      </w:r>
+      <w:proofErr w:type="spellEnd"/>
+      <w:r>
+        <w:rPr>
+          <w:rFonts w:ascii="Times New Roman" w:hAnsi="Times New Roman" w:cs="Times New Roman"/>
+          <w:sz w:val="16"/>
+          <w:szCs w:val="16"/>
+        </w:rPr>
+        <w:t xml:space="preserve">, </w:t>
+      </w:r>
+      <w:proofErr w:type="spellStart"/>
+      <w:r>
+        <w:rPr>
+          <w:rFonts w:ascii="Times New Roman" w:hAnsi="Times New Roman" w:cs="Times New Roman"/>
+          <w:sz w:val="16"/>
+          <w:szCs w:val="16"/>
+        </w:rPr>
+        <w:t>якщо</w:t>
+      </w:r>
+      <w:proofErr w:type="spellEnd"/>
+      <w:r>
+        <w:rPr>
+          <w:rFonts w:ascii="Times New Roman" w:hAnsi="Times New Roman" w:cs="Times New Roman"/>
+          <w:sz w:val="16"/>
+          <w:szCs w:val="16"/>
+        </w:rPr>
+        <w:t xml:space="preserve"> </w:t>
+      </w:r>
+      <w:proofErr w:type="spellStart"/>
+      <w:r>
+        <w:rPr>
+          <w:rFonts w:ascii="Times New Roman" w:hAnsi="Times New Roman" w:cs="Times New Roman"/>
+          <w:sz w:val="16"/>
+          <w:szCs w:val="16"/>
+        </w:rPr>
+        <w:t>жодна</w:t>
+      </w:r>
+      <w:proofErr w:type="spellEnd"/>
+      <w:r>
+        <w:rPr>
+          <w:rFonts w:ascii="Times New Roman" w:hAnsi="Times New Roman" w:cs="Times New Roman"/>
+          <w:sz w:val="16"/>
+          <w:szCs w:val="16"/>
+        </w:rPr>
+        <w:t xml:space="preserve"> </w:t>
       </w:r>
       <w:r>
         <w:rPr>
@@ -2178,14 +3256,25 @@
         </w:rPr>
         <w:t>’</w:t>
       </w:r>
-      <w:r>
-        <w:rPr>
-          <w:rFonts w:ascii="Times New Roman" w:hAnsi="Times New Roman" w:cs="Times New Roman"/>
-          <w:sz w:val="16"/>
-          <w:szCs w:val="16"/>
-          <w:lang w:val="uk-UA"/>
-        </w:rPr>
-        <w:t>ятнадцяти)</w:t>
+      <w:proofErr w:type="spellStart"/>
+      <w:r>
+        <w:rPr>
+          <w:rFonts w:ascii="Times New Roman" w:hAnsi="Times New Roman" w:cs="Times New Roman"/>
+          <w:sz w:val="16"/>
+          <w:szCs w:val="16"/>
+          <w:lang w:val="uk-UA"/>
+        </w:rPr>
+        <w:t>ятнадцяти</w:t>
+      </w:r>
+      <w:proofErr w:type="spellEnd"/>
+      <w:r>
+        <w:rPr>
+          <w:rFonts w:ascii="Times New Roman" w:hAnsi="Times New Roman" w:cs="Times New Roman"/>
+          <w:sz w:val="16"/>
+          <w:szCs w:val="16"/>
+          <w:lang w:val="uk-UA"/>
+        </w:rPr>
+        <w:t>)</w:t>
       </w:r>
       <w:r>
         <w:rPr>
@@ -2211,7 +3300,25 @@
           <w:sz w:val="16"/>
           <w:szCs w:val="16"/>
         </w:rPr>
-        <w:t xml:space="preserve"> до закінчення </w:t>
+        <w:t xml:space="preserve"> до </w:t>
+      </w:r>
+      <w:proofErr w:type="spellStart"/>
+      <w:r>
+        <w:rPr>
+          <w:rFonts w:ascii="Times New Roman" w:hAnsi="Times New Roman" w:cs="Times New Roman"/>
+          <w:sz w:val="16"/>
+          <w:szCs w:val="16"/>
+        </w:rPr>
+        <w:t>закінчення</w:t>
+      </w:r>
+      <w:proofErr w:type="spellEnd"/>
+      <w:r>
+        <w:rPr>
+          <w:rFonts w:ascii="Times New Roman" w:hAnsi="Times New Roman" w:cs="Times New Roman"/>
+          <w:sz w:val="16"/>
+          <w:szCs w:val="16"/>
+        </w:rPr>
+        <w:t> </w:t>
       </w:r>
       <w:r>
         <w:rPr>
@@ -2230,14 +3337,52 @@
         </w:rPr>
         <w:t xml:space="preserve"> </w:t>
       </w:r>
-      <w:r>
-        <w:rPr>
-          <w:rFonts w:ascii="Times New Roman" w:hAnsi="Times New Roman" w:cs="Times New Roman"/>
-          <w:sz w:val="16"/>
-          <w:szCs w:val="16"/>
-        </w:rPr>
-        <w:t>письмово не повідомить про намір</w:t>
-      </w:r>
+      <w:proofErr w:type="spellStart"/>
+      <w:r>
+        <w:rPr>
+          <w:rFonts w:ascii="Times New Roman" w:hAnsi="Times New Roman" w:cs="Times New Roman"/>
+          <w:sz w:val="16"/>
+          <w:szCs w:val="16"/>
+        </w:rPr>
+        <w:t>письмово</w:t>
+      </w:r>
+      <w:proofErr w:type="spellEnd"/>
+      <w:r>
+        <w:rPr>
+          <w:rFonts w:ascii="Times New Roman" w:hAnsi="Times New Roman" w:cs="Times New Roman"/>
+          <w:sz w:val="16"/>
+          <w:szCs w:val="16"/>
+        </w:rPr>
+        <w:t xml:space="preserve"> не </w:t>
+      </w:r>
+      <w:proofErr w:type="spellStart"/>
+      <w:r>
+        <w:rPr>
+          <w:rFonts w:ascii="Times New Roman" w:hAnsi="Times New Roman" w:cs="Times New Roman"/>
+          <w:sz w:val="16"/>
+          <w:szCs w:val="16"/>
+        </w:rPr>
+        <w:t>повідомить</w:t>
+      </w:r>
+      <w:proofErr w:type="spellEnd"/>
+      <w:r>
+        <w:rPr>
+          <w:rFonts w:ascii="Times New Roman" w:hAnsi="Times New Roman" w:cs="Times New Roman"/>
+          <w:sz w:val="16"/>
+          <w:szCs w:val="16"/>
+        </w:rPr>
+        <w:t xml:space="preserve"> про </w:t>
+      </w:r>
+      <w:proofErr w:type="spellStart"/>
+      <w:r>
+        <w:rPr>
+          <w:rFonts w:ascii="Times New Roman" w:hAnsi="Times New Roman" w:cs="Times New Roman"/>
+          <w:sz w:val="16"/>
+          <w:szCs w:val="16"/>
+        </w:rPr>
+        <w:t>намір</w:t>
+      </w:r>
+      <w:proofErr w:type="spellEnd"/>
       <w:r>
         <w:rPr>
           <w:rFonts w:ascii="Times New Roman" w:hAnsi="Times New Roman" w:cs="Times New Roman"/>
@@ -2347,7 +3492,61 @@
           <w:sz w:val="16"/>
           <w:szCs w:val="16"/>
         </w:rPr>
-        <w:t xml:space="preserve"> оренди може бути скорочений </w:t>
+        <w:t xml:space="preserve"> </w:t>
+      </w:r>
+      <w:proofErr w:type="spellStart"/>
+      <w:r>
+        <w:rPr>
+          <w:rFonts w:ascii="Times New Roman" w:hAnsi="Times New Roman" w:cs="Times New Roman"/>
+          <w:sz w:val="16"/>
+          <w:szCs w:val="16"/>
+        </w:rPr>
+        <w:t>оренди</w:t>
+      </w:r>
+      <w:proofErr w:type="spellEnd"/>
+      <w:r>
+        <w:rPr>
+          <w:rFonts w:ascii="Times New Roman" w:hAnsi="Times New Roman" w:cs="Times New Roman"/>
+          <w:sz w:val="16"/>
+          <w:szCs w:val="16"/>
+        </w:rPr>
+        <w:t xml:space="preserve"> </w:t>
+      </w:r>
+      <w:proofErr w:type="spellStart"/>
+      <w:r>
+        <w:rPr>
+          <w:rFonts w:ascii="Times New Roman" w:hAnsi="Times New Roman" w:cs="Times New Roman"/>
+          <w:sz w:val="16"/>
+          <w:szCs w:val="16"/>
+        </w:rPr>
+        <w:t>може</w:t>
+      </w:r>
+      <w:proofErr w:type="spellEnd"/>
+      <w:r>
+        <w:rPr>
+          <w:rFonts w:ascii="Times New Roman" w:hAnsi="Times New Roman" w:cs="Times New Roman"/>
+          <w:sz w:val="16"/>
+          <w:szCs w:val="16"/>
+        </w:rPr>
+        <w:t xml:space="preserve"> бути </w:t>
+      </w:r>
+      <w:proofErr w:type="spellStart"/>
+      <w:r>
+        <w:rPr>
+          <w:rFonts w:ascii="Times New Roman" w:hAnsi="Times New Roman" w:cs="Times New Roman"/>
+          <w:sz w:val="16"/>
+          <w:szCs w:val="16"/>
+        </w:rPr>
+        <w:t>скорочений</w:t>
+      </w:r>
+      <w:proofErr w:type="spellEnd"/>
+      <w:r>
+        <w:rPr>
+          <w:rFonts w:ascii="Times New Roman" w:hAnsi="Times New Roman" w:cs="Times New Roman"/>
+          <w:sz w:val="16"/>
+          <w:szCs w:val="16"/>
+        </w:rPr>
+        <w:t xml:space="preserve"> </w:t>
       </w:r>
       <w:r>
         <w:rPr>
@@ -2461,7 +3660,25 @@
           <w:sz w:val="16"/>
           <w:szCs w:val="16"/>
         </w:rPr>
-        <w:t>${adminEquipRentCost}</w:t>
+        <w:t>${</w:t>
+      </w:r>
+      <w:proofErr w:type="spellStart"/>
+      <w:r>
+        <w:rPr>
+          <w:rFonts w:ascii="Times New Roman" w:hAnsi="Times New Roman" w:cs="Times New Roman"/>
+          <w:sz w:val="16"/>
+          <w:szCs w:val="16"/>
+        </w:rPr>
+        <w:t>adminEquipRentCost</w:t>
+      </w:r>
+      <w:proofErr w:type="spellEnd"/>
+      <w:r>
+        <w:rPr>
+          <w:rFonts w:ascii="Times New Roman" w:hAnsi="Times New Roman" w:cs="Times New Roman"/>
+          <w:sz w:val="16"/>
+          <w:szCs w:val="16"/>
+        </w:rPr>
+        <w:t>}</w:t>
       </w:r>
       <w:r>
         <w:rPr>
@@ -2489,14 +3706,25 @@
         </w:rPr>
         <w:t>’</w:t>
       </w:r>
-      <w:r>
-        <w:rPr>
-          <w:rFonts w:ascii="Times New Roman" w:hAnsi="Times New Roman" w:cs="Times New Roman"/>
-          <w:sz w:val="16"/>
-          <w:szCs w:val="16"/>
-          <w:lang w:val="uk-UA"/>
-        </w:rPr>
-        <w:t xml:space="preserve">єктом оренди, починаючи з дати підписання Акту приймання - передачі </w:t>
+      <w:proofErr w:type="spellStart"/>
+      <w:r>
+        <w:rPr>
+          <w:rFonts w:ascii="Times New Roman" w:hAnsi="Times New Roman" w:cs="Times New Roman"/>
+          <w:sz w:val="16"/>
+          <w:szCs w:val="16"/>
+          <w:lang w:val="uk-UA"/>
+        </w:rPr>
+        <w:t>єктом</w:t>
+      </w:r>
+      <w:proofErr w:type="spellEnd"/>
+      <w:r>
+        <w:rPr>
+          <w:rFonts w:ascii="Times New Roman" w:hAnsi="Times New Roman" w:cs="Times New Roman"/>
+          <w:sz w:val="16"/>
+          <w:szCs w:val="16"/>
+          <w:lang w:val="uk-UA"/>
+        </w:rPr>
+        <w:t xml:space="preserve"> оренди, починаючи з дати підписання Акту приймання - передачі </w:t>
       </w:r>
       <w:r>
         <w:rPr>
@@ -2524,14 +3752,25 @@
         </w:rPr>
         <w:t>’</w:t>
       </w:r>
-      <w:r>
-        <w:rPr>
-          <w:rFonts w:ascii="Times New Roman" w:hAnsi="Times New Roman" w:cs="Times New Roman"/>
-          <w:sz w:val="16"/>
-          <w:szCs w:val="16"/>
-          <w:lang w:val="uk-UA"/>
-        </w:rPr>
-        <w:t>єкта оренди Орендодавцю за Актом приймання – передачі.</w:t>
+      <w:proofErr w:type="spellStart"/>
+      <w:r>
+        <w:rPr>
+          <w:rFonts w:ascii="Times New Roman" w:hAnsi="Times New Roman" w:cs="Times New Roman"/>
+          <w:sz w:val="16"/>
+          <w:szCs w:val="16"/>
+          <w:lang w:val="uk-UA"/>
+        </w:rPr>
+        <w:t>єкта</w:t>
+      </w:r>
+      <w:proofErr w:type="spellEnd"/>
+      <w:r>
+        <w:rPr>
+          <w:rFonts w:ascii="Times New Roman" w:hAnsi="Times New Roman" w:cs="Times New Roman"/>
+          <w:sz w:val="16"/>
+          <w:szCs w:val="16"/>
+          <w:lang w:val="uk-UA"/>
+        </w:rPr>
+        <w:t xml:space="preserve"> оренди Орендодавцю за Актом приймання – передачі.</w:t>
       </w:r>
     </w:p>
     <w:p>
@@ -2590,6 +3829,7 @@
         </w:rPr>
         <w:t>’</w:t>
       </w:r>
+      <w:proofErr w:type="spellStart"/>
       <w:r>
         <w:rPr>
           <w:rFonts w:ascii="Times New Roman" w:hAnsi="Times New Roman" w:cs="Times New Roman"/>
@@ -2598,7 +3838,18 @@
           <w:szCs w:val="16"/>
           <w:lang w:val="uk-UA"/>
         </w:rPr>
-        <w:t xml:space="preserve">єкта оренди розраховується Орендодавцем в залежності від територіального розташування місця доставки та погоджується з Орендарем </w:t>
+        <w:t>єкта</w:t>
+      </w:r>
+      <w:proofErr w:type="spellEnd"/>
+      <w:r>
+        <w:rPr>
+          <w:rFonts w:ascii="Times New Roman" w:hAnsi="Times New Roman" w:cs="Times New Roman"/>
+          <w:bCs/>
+          <w:sz w:val="16"/>
+          <w:szCs w:val="16"/>
+          <w:lang w:val="uk-UA"/>
+        </w:rPr>
+        <w:t xml:space="preserve"> оренди розраховується Орендодавцем в залежності від територіального розташування місця доставки та погоджується з Орендарем </w:t>
       </w:r>
       <w:r>
         <w:rPr>
@@ -2713,6 +3964,7 @@
         </w:rPr>
         <w:t>${</w:t>
       </w:r>
+      <w:proofErr w:type="spellStart"/>
       <w:r>
         <w:rPr>
           <w:rFonts w:ascii="Times New Roman" w:hAnsi="Times New Roman" w:cs="Times New Roman"/>
@@ -2722,6 +3974,7 @@
         </w:rPr>
         <w:t>adminPayDay</w:t>
       </w:r>
+      <w:proofErr w:type="spellEnd"/>
       <w:r>
         <w:rPr>
           <w:rFonts w:ascii="Times New Roman" w:hAnsi="Times New Roman" w:cs="Times New Roman"/>
@@ -2904,13 +4157,185 @@
         </w:rPr>
         <w:t xml:space="preserve"> </w:t>
       </w:r>
-      <w:r>
-        <w:rPr>
-          <w:rFonts w:ascii="Times New Roman" w:hAnsi="Times New Roman" w:cs="Times New Roman"/>
-          <w:sz w:val="16"/>
-          <w:szCs w:val="16"/>
-        </w:rPr>
-        <w:t>Оплачені наперед кошти, які сплатив орендар згідно цього пункту, не підлягають поверненню за будь-яких умов.</w:t>
+      <w:proofErr w:type="spellStart"/>
+      <w:r>
+        <w:rPr>
+          <w:rFonts w:ascii="Times New Roman" w:hAnsi="Times New Roman" w:cs="Times New Roman"/>
+          <w:sz w:val="16"/>
+          <w:szCs w:val="16"/>
+        </w:rPr>
+        <w:t>Оплачені</w:t>
+      </w:r>
+      <w:proofErr w:type="spellEnd"/>
+      <w:r>
+        <w:rPr>
+          <w:rFonts w:ascii="Times New Roman" w:hAnsi="Times New Roman" w:cs="Times New Roman"/>
+          <w:sz w:val="16"/>
+          <w:szCs w:val="16"/>
+        </w:rPr>
+        <w:t xml:space="preserve"> наперед </w:t>
+      </w:r>
+      <w:proofErr w:type="spellStart"/>
+      <w:r>
+        <w:rPr>
+          <w:rFonts w:ascii="Times New Roman" w:hAnsi="Times New Roman" w:cs="Times New Roman"/>
+          <w:sz w:val="16"/>
+          <w:szCs w:val="16"/>
+        </w:rPr>
+        <w:t>кошти</w:t>
+      </w:r>
+      <w:proofErr w:type="spellEnd"/>
+      <w:r>
+        <w:rPr>
+          <w:rFonts w:ascii="Times New Roman" w:hAnsi="Times New Roman" w:cs="Times New Roman"/>
+          <w:sz w:val="16"/>
+          <w:szCs w:val="16"/>
+        </w:rPr>
+        <w:t xml:space="preserve">, </w:t>
+      </w:r>
+      <w:proofErr w:type="spellStart"/>
+      <w:r>
+        <w:rPr>
+          <w:rFonts w:ascii="Times New Roman" w:hAnsi="Times New Roman" w:cs="Times New Roman"/>
+          <w:sz w:val="16"/>
+          <w:szCs w:val="16"/>
+        </w:rPr>
+        <w:t>які</w:t>
+      </w:r>
+      <w:proofErr w:type="spellEnd"/>
+      <w:r>
+        <w:rPr>
+          <w:rFonts w:ascii="Times New Roman" w:hAnsi="Times New Roman" w:cs="Times New Roman"/>
+          <w:sz w:val="16"/>
+          <w:szCs w:val="16"/>
+        </w:rPr>
+        <w:t xml:space="preserve"> </w:t>
+      </w:r>
+      <w:proofErr w:type="spellStart"/>
+      <w:r>
+        <w:rPr>
+          <w:rFonts w:ascii="Times New Roman" w:hAnsi="Times New Roman" w:cs="Times New Roman"/>
+          <w:sz w:val="16"/>
+          <w:szCs w:val="16"/>
+        </w:rPr>
+        <w:t>сплатив</w:t>
+      </w:r>
+      <w:proofErr w:type="spellEnd"/>
+      <w:r>
+        <w:rPr>
+          <w:rFonts w:ascii="Times New Roman" w:hAnsi="Times New Roman" w:cs="Times New Roman"/>
+          <w:sz w:val="16"/>
+          <w:szCs w:val="16"/>
+        </w:rPr>
+        <w:t xml:space="preserve"> </w:t>
+      </w:r>
+      <w:proofErr w:type="spellStart"/>
+      <w:r>
+        <w:rPr>
+          <w:rFonts w:ascii="Times New Roman" w:hAnsi="Times New Roman" w:cs="Times New Roman"/>
+          <w:sz w:val="16"/>
+          <w:szCs w:val="16"/>
+        </w:rPr>
+        <w:t>орендар</w:t>
+      </w:r>
+      <w:proofErr w:type="spellEnd"/>
+      <w:r>
+        <w:rPr>
+          <w:rFonts w:ascii="Times New Roman" w:hAnsi="Times New Roman" w:cs="Times New Roman"/>
+          <w:sz w:val="16"/>
+          <w:szCs w:val="16"/>
+        </w:rPr>
+        <w:t xml:space="preserve"> </w:t>
+      </w:r>
+      <w:proofErr w:type="spellStart"/>
+      <w:r>
+        <w:rPr>
+          <w:rFonts w:ascii="Times New Roman" w:hAnsi="Times New Roman" w:cs="Times New Roman"/>
+          <w:sz w:val="16"/>
+          <w:szCs w:val="16"/>
+        </w:rPr>
+        <w:t>згідно</w:t>
+      </w:r>
+      <w:proofErr w:type="spellEnd"/>
+      <w:r>
+        <w:rPr>
+          <w:rFonts w:ascii="Times New Roman" w:hAnsi="Times New Roman" w:cs="Times New Roman"/>
+          <w:sz w:val="16"/>
+          <w:szCs w:val="16"/>
+        </w:rPr>
+        <w:t xml:space="preserve"> </w:t>
+      </w:r>
+      <w:proofErr w:type="spellStart"/>
+      <w:r>
+        <w:rPr>
+          <w:rFonts w:ascii="Times New Roman" w:hAnsi="Times New Roman" w:cs="Times New Roman"/>
+          <w:sz w:val="16"/>
+          <w:szCs w:val="16"/>
+        </w:rPr>
+        <w:t>цього</w:t>
+      </w:r>
+      <w:proofErr w:type="spellEnd"/>
+      <w:r>
+        <w:rPr>
+          <w:rFonts w:ascii="Times New Roman" w:hAnsi="Times New Roman" w:cs="Times New Roman"/>
+          <w:sz w:val="16"/>
+          <w:szCs w:val="16"/>
+        </w:rPr>
+        <w:t xml:space="preserve"> пункту, не </w:t>
+      </w:r>
+      <w:proofErr w:type="spellStart"/>
+      <w:r>
+        <w:rPr>
+          <w:rFonts w:ascii="Times New Roman" w:hAnsi="Times New Roman" w:cs="Times New Roman"/>
+          <w:sz w:val="16"/>
+          <w:szCs w:val="16"/>
+        </w:rPr>
+        <w:t>підлягають</w:t>
+      </w:r>
+      <w:proofErr w:type="spellEnd"/>
+      <w:r>
+        <w:rPr>
+          <w:rFonts w:ascii="Times New Roman" w:hAnsi="Times New Roman" w:cs="Times New Roman"/>
+          <w:sz w:val="16"/>
+          <w:szCs w:val="16"/>
+        </w:rPr>
+        <w:t xml:space="preserve"> </w:t>
+      </w:r>
+      <w:proofErr w:type="spellStart"/>
+      <w:r>
+        <w:rPr>
+          <w:rFonts w:ascii="Times New Roman" w:hAnsi="Times New Roman" w:cs="Times New Roman"/>
+          <w:sz w:val="16"/>
+          <w:szCs w:val="16"/>
+        </w:rPr>
+        <w:t>поверненню</w:t>
+      </w:r>
+      <w:proofErr w:type="spellEnd"/>
+      <w:r>
+        <w:rPr>
+          <w:rFonts w:ascii="Times New Roman" w:hAnsi="Times New Roman" w:cs="Times New Roman"/>
+          <w:sz w:val="16"/>
+          <w:szCs w:val="16"/>
+        </w:rPr>
+        <w:t xml:space="preserve"> за будь-</w:t>
+      </w:r>
+      <w:proofErr w:type="spellStart"/>
+      <w:r>
+        <w:rPr>
+          <w:rFonts w:ascii="Times New Roman" w:hAnsi="Times New Roman" w:cs="Times New Roman"/>
+          <w:sz w:val="16"/>
+          <w:szCs w:val="16"/>
+        </w:rPr>
+        <w:t>яких</w:t>
+      </w:r>
+      <w:proofErr w:type="spellEnd"/>
+      <w:r>
+        <w:rPr>
+          <w:rFonts w:ascii="Times New Roman" w:hAnsi="Times New Roman" w:cs="Times New Roman"/>
+          <w:sz w:val="16"/>
+          <w:szCs w:val="16"/>
+        </w:rPr>
+        <w:t xml:space="preserve"> умов.</w:t>
       </w:r>
     </w:p>
     <w:p>
@@ -2946,7 +4371,61 @@
           <w:sz w:val="16"/>
           <w:szCs w:val="16"/>
         </w:rPr>
-        <w:t xml:space="preserve">. Розмір орендної плати може </w:t>
+        <w:t xml:space="preserve">. </w:t>
+      </w:r>
+      <w:proofErr w:type="spellStart"/>
+      <w:r>
+        <w:rPr>
+          <w:rFonts w:ascii="Times New Roman" w:hAnsi="Times New Roman" w:cs="Times New Roman"/>
+          <w:sz w:val="16"/>
+          <w:szCs w:val="16"/>
+        </w:rPr>
+        <w:t>Розмір</w:t>
+      </w:r>
+      <w:proofErr w:type="spellEnd"/>
+      <w:r>
+        <w:rPr>
+          <w:rFonts w:ascii="Times New Roman" w:hAnsi="Times New Roman" w:cs="Times New Roman"/>
+          <w:sz w:val="16"/>
+          <w:szCs w:val="16"/>
+        </w:rPr>
+        <w:t xml:space="preserve"> </w:t>
+      </w:r>
+      <w:proofErr w:type="spellStart"/>
+      <w:r>
+        <w:rPr>
+          <w:rFonts w:ascii="Times New Roman" w:hAnsi="Times New Roman" w:cs="Times New Roman"/>
+          <w:sz w:val="16"/>
+          <w:szCs w:val="16"/>
+        </w:rPr>
+        <w:t>орендної</w:t>
+      </w:r>
+      <w:proofErr w:type="spellEnd"/>
+      <w:r>
+        <w:rPr>
+          <w:rFonts w:ascii="Times New Roman" w:hAnsi="Times New Roman" w:cs="Times New Roman"/>
+          <w:sz w:val="16"/>
+          <w:szCs w:val="16"/>
+        </w:rPr>
+        <w:t xml:space="preserve"> плати </w:t>
+      </w:r>
+      <w:proofErr w:type="spellStart"/>
+      <w:r>
+        <w:rPr>
+          <w:rFonts w:ascii="Times New Roman" w:hAnsi="Times New Roman" w:cs="Times New Roman"/>
+          <w:sz w:val="16"/>
+          <w:szCs w:val="16"/>
+        </w:rPr>
+        <w:t>може</w:t>
+      </w:r>
+      <w:proofErr w:type="spellEnd"/>
+      <w:r>
+        <w:rPr>
+          <w:rFonts w:ascii="Times New Roman" w:hAnsi="Times New Roman" w:cs="Times New Roman"/>
+          <w:sz w:val="16"/>
+          <w:szCs w:val="16"/>
+        </w:rPr>
+        <w:t xml:space="preserve"> </w:t>
       </w:r>
       <w:r>
         <w:rPr>
@@ -2980,7 +4459,133 @@
           <w:sz w:val="16"/>
           <w:szCs w:val="16"/>
         </w:rPr>
-        <w:t>не частіще ніж один раз протягом року або за згодою сторін у разі: </w:t>
+        <w:t xml:space="preserve">не </w:t>
+      </w:r>
+      <w:proofErr w:type="spellStart"/>
+      <w:r>
+        <w:rPr>
+          <w:rFonts w:ascii="Times New Roman" w:hAnsi="Times New Roman" w:cs="Times New Roman"/>
+          <w:sz w:val="16"/>
+          <w:szCs w:val="16"/>
+        </w:rPr>
+        <w:t>частіще</w:t>
+      </w:r>
+      <w:proofErr w:type="spellEnd"/>
+      <w:r>
+        <w:rPr>
+          <w:rFonts w:ascii="Times New Roman" w:hAnsi="Times New Roman" w:cs="Times New Roman"/>
+          <w:sz w:val="16"/>
+          <w:szCs w:val="16"/>
+        </w:rPr>
+        <w:t xml:space="preserve"> </w:t>
+      </w:r>
+      <w:proofErr w:type="spellStart"/>
+      <w:r>
+        <w:rPr>
+          <w:rFonts w:ascii="Times New Roman" w:hAnsi="Times New Roman" w:cs="Times New Roman"/>
+          <w:sz w:val="16"/>
+          <w:szCs w:val="16"/>
+        </w:rPr>
+        <w:t>ніж</w:t>
+      </w:r>
+      <w:proofErr w:type="spellEnd"/>
+      <w:r>
+        <w:rPr>
+          <w:rFonts w:ascii="Times New Roman" w:hAnsi="Times New Roman" w:cs="Times New Roman"/>
+          <w:sz w:val="16"/>
+          <w:szCs w:val="16"/>
+        </w:rPr>
+        <w:t xml:space="preserve"> один раз </w:t>
+      </w:r>
+      <w:proofErr w:type="spellStart"/>
+      <w:r>
+        <w:rPr>
+          <w:rFonts w:ascii="Times New Roman" w:hAnsi="Times New Roman" w:cs="Times New Roman"/>
+          <w:sz w:val="16"/>
+          <w:szCs w:val="16"/>
+        </w:rPr>
+        <w:t>протягом</w:t>
+      </w:r>
+      <w:proofErr w:type="spellEnd"/>
+      <w:r>
+        <w:rPr>
+          <w:rFonts w:ascii="Times New Roman" w:hAnsi="Times New Roman" w:cs="Times New Roman"/>
+          <w:sz w:val="16"/>
+          <w:szCs w:val="16"/>
+        </w:rPr>
+        <w:t xml:space="preserve"> року </w:t>
+      </w:r>
+      <w:proofErr w:type="spellStart"/>
+      <w:r>
+        <w:rPr>
+          <w:rFonts w:ascii="Times New Roman" w:hAnsi="Times New Roman" w:cs="Times New Roman"/>
+          <w:sz w:val="16"/>
+          <w:szCs w:val="16"/>
+        </w:rPr>
+        <w:t>або</w:t>
+      </w:r>
+      <w:proofErr w:type="spellEnd"/>
+      <w:r>
+        <w:rPr>
+          <w:rFonts w:ascii="Times New Roman" w:hAnsi="Times New Roman" w:cs="Times New Roman"/>
+          <w:sz w:val="16"/>
+          <w:szCs w:val="16"/>
+        </w:rPr>
+        <w:t xml:space="preserve"> за </w:t>
+      </w:r>
+      <w:proofErr w:type="spellStart"/>
+      <w:r>
+        <w:rPr>
+          <w:rFonts w:ascii="Times New Roman" w:hAnsi="Times New Roman" w:cs="Times New Roman"/>
+          <w:sz w:val="16"/>
+          <w:szCs w:val="16"/>
+        </w:rPr>
+        <w:t>згодою</w:t>
+      </w:r>
+      <w:proofErr w:type="spellEnd"/>
+      <w:r>
+        <w:rPr>
+          <w:rFonts w:ascii="Times New Roman" w:hAnsi="Times New Roman" w:cs="Times New Roman"/>
+          <w:sz w:val="16"/>
+          <w:szCs w:val="16"/>
+        </w:rPr>
+        <w:t xml:space="preserve"> </w:t>
+      </w:r>
+      <w:proofErr w:type="spellStart"/>
+      <w:r>
+        <w:rPr>
+          <w:rFonts w:ascii="Times New Roman" w:hAnsi="Times New Roman" w:cs="Times New Roman"/>
+          <w:sz w:val="16"/>
+          <w:szCs w:val="16"/>
+        </w:rPr>
+        <w:t>сторін</w:t>
+      </w:r>
+      <w:proofErr w:type="spellEnd"/>
+      <w:r>
+        <w:rPr>
+          <w:rFonts w:ascii="Times New Roman" w:hAnsi="Times New Roman" w:cs="Times New Roman"/>
+          <w:sz w:val="16"/>
+          <w:szCs w:val="16"/>
+        </w:rPr>
+        <w:t xml:space="preserve"> у </w:t>
+      </w:r>
+      <w:proofErr w:type="spellStart"/>
+      <w:r>
+        <w:rPr>
+          <w:rFonts w:ascii="Times New Roman" w:hAnsi="Times New Roman" w:cs="Times New Roman"/>
+          <w:sz w:val="16"/>
+          <w:szCs w:val="16"/>
+        </w:rPr>
+        <w:t>разі</w:t>
+      </w:r>
+      <w:proofErr w:type="spellEnd"/>
+      <w:r>
+        <w:rPr>
+          <w:rFonts w:ascii="Times New Roman" w:hAnsi="Times New Roman" w:cs="Times New Roman"/>
+          <w:sz w:val="16"/>
+          <w:szCs w:val="16"/>
+        </w:rPr>
+        <w:t>: </w:t>
       </w:r>
     </w:p>
     <w:p>
@@ -3015,7 +4620,115 @@
           <w:sz w:val="16"/>
           <w:szCs w:val="16"/>
         </w:rPr>
-        <w:t>.1. Підвищення цін, тарифів, у тому числі внаслідок інфляції. </w:t>
+        <w:t xml:space="preserve">.1. </w:t>
+      </w:r>
+      <w:proofErr w:type="spellStart"/>
+      <w:r>
+        <w:rPr>
+          <w:rFonts w:ascii="Times New Roman" w:hAnsi="Times New Roman" w:cs="Times New Roman"/>
+          <w:sz w:val="16"/>
+          <w:szCs w:val="16"/>
+        </w:rPr>
+        <w:t>Підвищення</w:t>
+      </w:r>
+      <w:proofErr w:type="spellEnd"/>
+      <w:r>
+        <w:rPr>
+          <w:rFonts w:ascii="Times New Roman" w:hAnsi="Times New Roman" w:cs="Times New Roman"/>
+          <w:sz w:val="16"/>
+          <w:szCs w:val="16"/>
+        </w:rPr>
+        <w:t xml:space="preserve"> </w:t>
+      </w:r>
+      <w:proofErr w:type="spellStart"/>
+      <w:r>
+        <w:rPr>
+          <w:rFonts w:ascii="Times New Roman" w:hAnsi="Times New Roman" w:cs="Times New Roman"/>
+          <w:sz w:val="16"/>
+          <w:szCs w:val="16"/>
+        </w:rPr>
+        <w:t>цін</w:t>
+      </w:r>
+      <w:proofErr w:type="spellEnd"/>
+      <w:r>
+        <w:rPr>
+          <w:rFonts w:ascii="Times New Roman" w:hAnsi="Times New Roman" w:cs="Times New Roman"/>
+          <w:sz w:val="16"/>
+          <w:szCs w:val="16"/>
+        </w:rPr>
+        <w:t xml:space="preserve">, </w:t>
+      </w:r>
+      <w:proofErr w:type="spellStart"/>
+      <w:r>
+        <w:rPr>
+          <w:rFonts w:ascii="Times New Roman" w:hAnsi="Times New Roman" w:cs="Times New Roman"/>
+          <w:sz w:val="16"/>
+          <w:szCs w:val="16"/>
+        </w:rPr>
+        <w:t>тарифів</w:t>
+      </w:r>
+      <w:proofErr w:type="spellEnd"/>
+      <w:r>
+        <w:rPr>
+          <w:rFonts w:ascii="Times New Roman" w:hAnsi="Times New Roman" w:cs="Times New Roman"/>
+          <w:sz w:val="16"/>
+          <w:szCs w:val="16"/>
+        </w:rPr>
+        <w:t xml:space="preserve">, у тому </w:t>
+      </w:r>
+      <w:proofErr w:type="spellStart"/>
+      <w:r>
+        <w:rPr>
+          <w:rFonts w:ascii="Times New Roman" w:hAnsi="Times New Roman" w:cs="Times New Roman"/>
+          <w:sz w:val="16"/>
+          <w:szCs w:val="16"/>
+        </w:rPr>
+        <w:t>числі</w:t>
+      </w:r>
+      <w:proofErr w:type="spellEnd"/>
+      <w:r>
+        <w:rPr>
+          <w:rFonts w:ascii="Times New Roman" w:hAnsi="Times New Roman" w:cs="Times New Roman"/>
+          <w:sz w:val="16"/>
+          <w:szCs w:val="16"/>
+        </w:rPr>
+        <w:t xml:space="preserve"> </w:t>
+      </w:r>
+      <w:proofErr w:type="spellStart"/>
+      <w:r>
+        <w:rPr>
+          <w:rFonts w:ascii="Times New Roman" w:hAnsi="Times New Roman" w:cs="Times New Roman"/>
+          <w:sz w:val="16"/>
+          <w:szCs w:val="16"/>
+        </w:rPr>
+        <w:t>внаслідок</w:t>
+      </w:r>
+      <w:proofErr w:type="spellEnd"/>
+      <w:r>
+        <w:rPr>
+          <w:rFonts w:ascii="Times New Roman" w:hAnsi="Times New Roman" w:cs="Times New Roman"/>
+          <w:sz w:val="16"/>
+          <w:szCs w:val="16"/>
+        </w:rPr>
+        <w:t xml:space="preserve"> </w:t>
+      </w:r>
+      <w:proofErr w:type="spellStart"/>
+      <w:r>
+        <w:rPr>
+          <w:rFonts w:ascii="Times New Roman" w:hAnsi="Times New Roman" w:cs="Times New Roman"/>
+          <w:sz w:val="16"/>
+          <w:szCs w:val="16"/>
+        </w:rPr>
+        <w:t>інфляції</w:t>
+      </w:r>
+      <w:proofErr w:type="spellEnd"/>
+      <w:r>
+        <w:rPr>
+          <w:rFonts w:ascii="Times New Roman" w:hAnsi="Times New Roman" w:cs="Times New Roman"/>
+          <w:sz w:val="16"/>
+          <w:szCs w:val="16"/>
+        </w:rPr>
+        <w:t>. </w:t>
       </w:r>
     </w:p>
     <w:p>
@@ -3053,8 +4766,36 @@
           <w:sz w:val="16"/>
           <w:szCs w:val="16"/>
         </w:rPr>
-        <w:t>.2. Погіршення стану Об'єкт</w:t>
-      </w:r>
+        <w:t xml:space="preserve">.2. </w:t>
+      </w:r>
+      <w:proofErr w:type="spellStart"/>
+      <w:r>
+        <w:rPr>
+          <w:rFonts w:ascii="Times New Roman" w:hAnsi="Times New Roman" w:cs="Times New Roman"/>
+          <w:sz w:val="16"/>
+          <w:szCs w:val="16"/>
+        </w:rPr>
+        <w:t>Погіршення</w:t>
+      </w:r>
+      <w:proofErr w:type="spellEnd"/>
+      <w:r>
+        <w:rPr>
+          <w:rFonts w:ascii="Times New Roman" w:hAnsi="Times New Roman" w:cs="Times New Roman"/>
+          <w:sz w:val="16"/>
+          <w:szCs w:val="16"/>
+        </w:rPr>
+        <w:t xml:space="preserve"> стану </w:t>
+      </w:r>
+      <w:proofErr w:type="spellStart"/>
+      <w:r>
+        <w:rPr>
+          <w:rFonts w:ascii="Times New Roman" w:hAnsi="Times New Roman" w:cs="Times New Roman"/>
+          <w:sz w:val="16"/>
+          <w:szCs w:val="16"/>
+        </w:rPr>
+        <w:t>Об'єкт</w:t>
+      </w:r>
+      <w:proofErr w:type="spellEnd"/>
       <w:r>
         <w:rPr>
           <w:rFonts w:ascii="Times New Roman" w:hAnsi="Times New Roman" w:cs="Times New Roman"/>
@@ -3070,7 +4811,79 @@
           <w:sz w:val="16"/>
           <w:szCs w:val="16"/>
         </w:rPr>
-        <w:t xml:space="preserve"> оренди не з вини Орендаря, що підтверджено </w:t>
+        <w:t xml:space="preserve"> </w:t>
+      </w:r>
+      <w:proofErr w:type="spellStart"/>
+      <w:r>
+        <w:rPr>
+          <w:rFonts w:ascii="Times New Roman" w:hAnsi="Times New Roman" w:cs="Times New Roman"/>
+          <w:sz w:val="16"/>
+          <w:szCs w:val="16"/>
+        </w:rPr>
+        <w:t>оренди</w:t>
+      </w:r>
+      <w:proofErr w:type="spellEnd"/>
+      <w:r>
+        <w:rPr>
+          <w:rFonts w:ascii="Times New Roman" w:hAnsi="Times New Roman" w:cs="Times New Roman"/>
+          <w:sz w:val="16"/>
+          <w:szCs w:val="16"/>
+        </w:rPr>
+        <w:t xml:space="preserve"> не з вини </w:t>
+      </w:r>
+      <w:proofErr w:type="spellStart"/>
+      <w:r>
+        <w:rPr>
+          <w:rFonts w:ascii="Times New Roman" w:hAnsi="Times New Roman" w:cs="Times New Roman"/>
+          <w:sz w:val="16"/>
+          <w:szCs w:val="16"/>
+        </w:rPr>
+        <w:t>Орендаря</w:t>
+      </w:r>
+      <w:proofErr w:type="spellEnd"/>
+      <w:r>
+        <w:rPr>
+          <w:rFonts w:ascii="Times New Roman" w:hAnsi="Times New Roman" w:cs="Times New Roman"/>
+          <w:sz w:val="16"/>
+          <w:szCs w:val="16"/>
+        </w:rPr>
+        <w:t xml:space="preserve">, </w:t>
+      </w:r>
+      <w:proofErr w:type="spellStart"/>
+      <w:r>
+        <w:rPr>
+          <w:rFonts w:ascii="Times New Roman" w:hAnsi="Times New Roman" w:cs="Times New Roman"/>
+          <w:sz w:val="16"/>
+          <w:szCs w:val="16"/>
+        </w:rPr>
+        <w:t>що</w:t>
+      </w:r>
+      <w:proofErr w:type="spellEnd"/>
+      <w:r>
+        <w:rPr>
+          <w:rFonts w:ascii="Times New Roman" w:hAnsi="Times New Roman" w:cs="Times New Roman"/>
+          <w:sz w:val="16"/>
+          <w:szCs w:val="16"/>
+        </w:rPr>
+        <w:t xml:space="preserve"> </w:t>
+      </w:r>
+      <w:proofErr w:type="spellStart"/>
+      <w:r>
+        <w:rPr>
+          <w:rFonts w:ascii="Times New Roman" w:hAnsi="Times New Roman" w:cs="Times New Roman"/>
+          <w:sz w:val="16"/>
+          <w:szCs w:val="16"/>
+        </w:rPr>
+        <w:t>підтверджено</w:t>
+      </w:r>
+      <w:proofErr w:type="spellEnd"/>
+      <w:r>
+        <w:rPr>
+          <w:rFonts w:ascii="Times New Roman" w:hAnsi="Times New Roman" w:cs="Times New Roman"/>
+          <w:sz w:val="16"/>
+          <w:szCs w:val="16"/>
+        </w:rPr>
+        <w:t> </w:t>
       </w:r>
       <w:r>
         <w:rPr>
@@ -3162,14 +4975,25 @@
         </w:rPr>
         <w:t>’</w:t>
       </w:r>
-      <w:r>
-        <w:rPr>
-          <w:rFonts w:ascii="Times New Roman" w:hAnsi="Times New Roman" w:cs="Times New Roman"/>
-          <w:sz w:val="16"/>
-          <w:szCs w:val="16"/>
-          <w:lang w:val="uk-UA"/>
-        </w:rPr>
-        <w:t>єкт оренди згідно Акту прийому - передачі і в повному обсязі сплатити орендну плату на день фактичного повернення</w:t>
+      <w:proofErr w:type="spellStart"/>
+      <w:r>
+        <w:rPr>
+          <w:rFonts w:ascii="Times New Roman" w:hAnsi="Times New Roman" w:cs="Times New Roman"/>
+          <w:sz w:val="16"/>
+          <w:szCs w:val="16"/>
+          <w:lang w:val="uk-UA"/>
+        </w:rPr>
+        <w:t>єкт</w:t>
+      </w:r>
+      <w:proofErr w:type="spellEnd"/>
+      <w:r>
+        <w:rPr>
+          <w:rFonts w:ascii="Times New Roman" w:hAnsi="Times New Roman" w:cs="Times New Roman"/>
+          <w:sz w:val="16"/>
+          <w:szCs w:val="16"/>
+          <w:lang w:val="uk-UA"/>
+        </w:rPr>
+        <w:t xml:space="preserve"> оренди згідно Акту прийому - передачі і в повному обсязі сплатити орендну плату на день фактичного повернення</w:t>
       </w:r>
       <w:r>
         <w:rPr>
@@ -3198,14 +5022,25 @@
         </w:rPr>
         <w:t>’</w:t>
       </w:r>
-      <w:r>
-        <w:rPr>
-          <w:rFonts w:ascii="Times New Roman" w:hAnsi="Times New Roman" w:cs="Times New Roman"/>
-          <w:sz w:val="16"/>
-          <w:szCs w:val="16"/>
-          <w:lang w:val="uk-UA"/>
-        </w:rPr>
-        <w:t>єкта оренди та підписання Акту прийому-передачі</w:t>
+      <w:proofErr w:type="spellStart"/>
+      <w:r>
+        <w:rPr>
+          <w:rFonts w:ascii="Times New Roman" w:hAnsi="Times New Roman" w:cs="Times New Roman"/>
+          <w:sz w:val="16"/>
+          <w:szCs w:val="16"/>
+          <w:lang w:val="uk-UA"/>
+        </w:rPr>
+        <w:t>єкта</w:t>
+      </w:r>
+      <w:proofErr w:type="spellEnd"/>
+      <w:r>
+        <w:rPr>
+          <w:rFonts w:ascii="Times New Roman" w:hAnsi="Times New Roman" w:cs="Times New Roman"/>
+          <w:sz w:val="16"/>
+          <w:szCs w:val="16"/>
+          <w:lang w:val="uk-UA"/>
+        </w:rPr>
+        <w:t xml:space="preserve"> оренди та підписання Акту прийому-передачі</w:t>
       </w:r>
       <w:r>
         <w:rPr>
@@ -3246,13 +5081,77 @@
         </w:rPr>
         <w:t xml:space="preserve">4.7. </w:t>
       </w:r>
-      <w:r>
-        <w:rPr>
-          <w:rFonts w:ascii="Times New Roman" w:hAnsi="Times New Roman" w:cs="Times New Roman"/>
-          <w:sz w:val="16"/>
-          <w:szCs w:val="16"/>
-        </w:rPr>
-        <w:t xml:space="preserve">Орендар має право вносити орендну плату </w:t>
+      <w:proofErr w:type="spellStart"/>
+      <w:r>
+        <w:rPr>
+          <w:rFonts w:ascii="Times New Roman" w:hAnsi="Times New Roman" w:cs="Times New Roman"/>
+          <w:sz w:val="16"/>
+          <w:szCs w:val="16"/>
+        </w:rPr>
+        <w:t>Орендар</w:t>
+      </w:r>
+      <w:proofErr w:type="spellEnd"/>
+      <w:r>
+        <w:rPr>
+          <w:rFonts w:ascii="Times New Roman" w:hAnsi="Times New Roman" w:cs="Times New Roman"/>
+          <w:sz w:val="16"/>
+          <w:szCs w:val="16"/>
+        </w:rPr>
+        <w:t xml:space="preserve"> </w:t>
+      </w:r>
+      <w:proofErr w:type="spellStart"/>
+      <w:r>
+        <w:rPr>
+          <w:rFonts w:ascii="Times New Roman" w:hAnsi="Times New Roman" w:cs="Times New Roman"/>
+          <w:sz w:val="16"/>
+          <w:szCs w:val="16"/>
+        </w:rPr>
+        <w:t>має</w:t>
+      </w:r>
+      <w:proofErr w:type="spellEnd"/>
+      <w:r>
+        <w:rPr>
+          <w:rFonts w:ascii="Times New Roman" w:hAnsi="Times New Roman" w:cs="Times New Roman"/>
+          <w:sz w:val="16"/>
+          <w:szCs w:val="16"/>
+        </w:rPr>
+        <w:t xml:space="preserve"> право </w:t>
+      </w:r>
+      <w:proofErr w:type="spellStart"/>
+      <w:r>
+        <w:rPr>
+          <w:rFonts w:ascii="Times New Roman" w:hAnsi="Times New Roman" w:cs="Times New Roman"/>
+          <w:sz w:val="16"/>
+          <w:szCs w:val="16"/>
+        </w:rPr>
+        <w:t>вносити</w:t>
+      </w:r>
+      <w:proofErr w:type="spellEnd"/>
+      <w:r>
+        <w:rPr>
+          <w:rFonts w:ascii="Times New Roman" w:hAnsi="Times New Roman" w:cs="Times New Roman"/>
+          <w:sz w:val="16"/>
+          <w:szCs w:val="16"/>
+        </w:rPr>
+        <w:t xml:space="preserve"> </w:t>
+      </w:r>
+      <w:proofErr w:type="spellStart"/>
+      <w:r>
+        <w:rPr>
+          <w:rFonts w:ascii="Times New Roman" w:hAnsi="Times New Roman" w:cs="Times New Roman"/>
+          <w:sz w:val="16"/>
+          <w:szCs w:val="16"/>
+        </w:rPr>
+        <w:t>орендну</w:t>
+      </w:r>
+      <w:proofErr w:type="spellEnd"/>
+      <w:r>
+        <w:rPr>
+          <w:rFonts w:ascii="Times New Roman" w:hAnsi="Times New Roman" w:cs="Times New Roman"/>
+          <w:sz w:val="16"/>
+          <w:szCs w:val="16"/>
+        </w:rPr>
+        <w:t xml:space="preserve"> плату </w:t>
       </w:r>
       <w:r>
         <w:rPr>
@@ -3269,7 +5168,43 @@
           <w:sz w:val="16"/>
           <w:szCs w:val="16"/>
         </w:rPr>
-        <w:t xml:space="preserve"> за будь-який термін у </w:t>
+        <w:t xml:space="preserve"> за будь-</w:t>
+      </w:r>
+      <w:proofErr w:type="spellStart"/>
+      <w:r>
+        <w:rPr>
+          <w:rFonts w:ascii="Times New Roman" w:hAnsi="Times New Roman" w:cs="Times New Roman"/>
+          <w:sz w:val="16"/>
+          <w:szCs w:val="16"/>
+        </w:rPr>
+        <w:t>який</w:t>
+      </w:r>
+      <w:proofErr w:type="spellEnd"/>
+      <w:r>
+        <w:rPr>
+          <w:rFonts w:ascii="Times New Roman" w:hAnsi="Times New Roman" w:cs="Times New Roman"/>
+          <w:sz w:val="16"/>
+          <w:szCs w:val="16"/>
+        </w:rPr>
+        <w:t xml:space="preserve"> </w:t>
+      </w:r>
+      <w:proofErr w:type="spellStart"/>
+      <w:r>
+        <w:rPr>
+          <w:rFonts w:ascii="Times New Roman" w:hAnsi="Times New Roman" w:cs="Times New Roman"/>
+          <w:sz w:val="16"/>
+          <w:szCs w:val="16"/>
+        </w:rPr>
+        <w:t>термін</w:t>
+      </w:r>
+      <w:proofErr w:type="spellEnd"/>
+      <w:r>
+        <w:rPr>
+          <w:rFonts w:ascii="Times New Roman" w:hAnsi="Times New Roman" w:cs="Times New Roman"/>
+          <w:sz w:val="16"/>
+          <w:szCs w:val="16"/>
+        </w:rPr>
+        <w:t xml:space="preserve"> у </w:t>
       </w:r>
       <w:r>
         <w:rPr>
@@ -3278,8 +5213,89 @@
           <w:szCs w:val="16"/>
         </w:rPr>
         <w:br/>
-        <w:t>розмірі‚ що визначається на момент оплати. У цьому випадку</w:t>
-      </w:r>
+      </w:r>
+      <w:proofErr w:type="spellStart"/>
+      <w:r>
+        <w:rPr>
+          <w:rFonts w:ascii="Times New Roman" w:hAnsi="Times New Roman" w:cs="Times New Roman"/>
+          <w:sz w:val="16"/>
+          <w:szCs w:val="16"/>
+        </w:rPr>
+        <w:t>розмірі</w:t>
+      </w:r>
+      <w:proofErr w:type="spellEnd"/>
+      <w:r>
+        <w:rPr>
+          <w:rFonts w:ascii="Times New Roman" w:hAnsi="Times New Roman" w:cs="Times New Roman"/>
+          <w:sz w:val="16"/>
+          <w:szCs w:val="16"/>
+        </w:rPr>
+        <w:t xml:space="preserve">‚ </w:t>
+      </w:r>
+      <w:proofErr w:type="spellStart"/>
+      <w:r>
+        <w:rPr>
+          <w:rFonts w:ascii="Times New Roman" w:hAnsi="Times New Roman" w:cs="Times New Roman"/>
+          <w:sz w:val="16"/>
+          <w:szCs w:val="16"/>
+        </w:rPr>
+        <w:t>що</w:t>
+      </w:r>
+      <w:proofErr w:type="spellEnd"/>
+      <w:r>
+        <w:rPr>
+          <w:rFonts w:ascii="Times New Roman" w:hAnsi="Times New Roman" w:cs="Times New Roman"/>
+          <w:sz w:val="16"/>
+          <w:szCs w:val="16"/>
+        </w:rPr>
+        <w:t xml:space="preserve"> </w:t>
+      </w:r>
+      <w:proofErr w:type="spellStart"/>
+      <w:r>
+        <w:rPr>
+          <w:rFonts w:ascii="Times New Roman" w:hAnsi="Times New Roman" w:cs="Times New Roman"/>
+          <w:sz w:val="16"/>
+          <w:szCs w:val="16"/>
+        </w:rPr>
+        <w:t>визначається</w:t>
+      </w:r>
+      <w:proofErr w:type="spellEnd"/>
+      <w:r>
+        <w:rPr>
+          <w:rFonts w:ascii="Times New Roman" w:hAnsi="Times New Roman" w:cs="Times New Roman"/>
+          <w:sz w:val="16"/>
+          <w:szCs w:val="16"/>
+        </w:rPr>
+        <w:t xml:space="preserve"> на момент оплати. У </w:t>
+      </w:r>
+      <w:proofErr w:type="spellStart"/>
+      <w:r>
+        <w:rPr>
+          <w:rFonts w:ascii="Times New Roman" w:hAnsi="Times New Roman" w:cs="Times New Roman"/>
+          <w:sz w:val="16"/>
+          <w:szCs w:val="16"/>
+        </w:rPr>
+        <w:t>цьому</w:t>
+      </w:r>
+      <w:proofErr w:type="spellEnd"/>
+      <w:r>
+        <w:rPr>
+          <w:rFonts w:ascii="Times New Roman" w:hAnsi="Times New Roman" w:cs="Times New Roman"/>
+          <w:sz w:val="16"/>
+          <w:szCs w:val="16"/>
+        </w:rPr>
+        <w:t xml:space="preserve"> </w:t>
+      </w:r>
+      <w:proofErr w:type="spellStart"/>
+      <w:r>
+        <w:rPr>
+          <w:rFonts w:ascii="Times New Roman" w:hAnsi="Times New Roman" w:cs="Times New Roman"/>
+          <w:sz w:val="16"/>
+          <w:szCs w:val="16"/>
+        </w:rPr>
+        <w:t>випадку</w:t>
+      </w:r>
+      <w:proofErr w:type="spellEnd"/>
       <w:r>
         <w:rPr>
           <w:rFonts w:ascii="Times New Roman" w:hAnsi="Times New Roman" w:cs="Times New Roman"/>
@@ -3395,8 +5411,18 @@
           <w:szCs w:val="16"/>
         </w:rPr>
         <w:br/>
-        <w:t>5.1. Об’єкт</w:t>
-      </w:r>
+        <w:t xml:space="preserve">5.1. </w:t>
+      </w:r>
+      <w:proofErr w:type="spellStart"/>
+      <w:r>
+        <w:rPr>
+          <w:rFonts w:ascii="Times New Roman" w:hAnsi="Times New Roman" w:cs="Times New Roman"/>
+          <w:sz w:val="16"/>
+          <w:szCs w:val="16"/>
+        </w:rPr>
+        <w:t>Об’єкт</w:t>
+      </w:r>
+      <w:proofErr w:type="spellEnd"/>
       <w:r>
         <w:rPr>
           <w:rFonts w:ascii="Times New Roman" w:hAnsi="Times New Roman" w:cs="Times New Roman"/>
@@ -3412,7 +5438,43 @@
           <w:sz w:val="16"/>
           <w:szCs w:val="16"/>
         </w:rPr>
-        <w:t xml:space="preserve"> повинен бути переданий Орендодавцем </w:t>
+        <w:t xml:space="preserve"> повинен бути </w:t>
+      </w:r>
+      <w:proofErr w:type="spellStart"/>
+      <w:r>
+        <w:rPr>
+          <w:rFonts w:ascii="Times New Roman" w:hAnsi="Times New Roman" w:cs="Times New Roman"/>
+          <w:sz w:val="16"/>
+          <w:szCs w:val="16"/>
+        </w:rPr>
+        <w:t>переданий</w:t>
+      </w:r>
+      <w:proofErr w:type="spellEnd"/>
+      <w:r>
+        <w:rPr>
+          <w:rFonts w:ascii="Times New Roman" w:hAnsi="Times New Roman" w:cs="Times New Roman"/>
+          <w:sz w:val="16"/>
+          <w:szCs w:val="16"/>
+        </w:rPr>
+        <w:t xml:space="preserve"> </w:t>
+      </w:r>
+      <w:proofErr w:type="spellStart"/>
+      <w:r>
+        <w:rPr>
+          <w:rFonts w:ascii="Times New Roman" w:hAnsi="Times New Roman" w:cs="Times New Roman"/>
+          <w:sz w:val="16"/>
+          <w:szCs w:val="16"/>
+        </w:rPr>
+        <w:t>Орендодавцем</w:t>
+      </w:r>
+      <w:proofErr w:type="spellEnd"/>
+      <w:r>
+        <w:rPr>
+          <w:rFonts w:ascii="Times New Roman" w:hAnsi="Times New Roman" w:cs="Times New Roman"/>
+          <w:sz w:val="16"/>
+          <w:szCs w:val="16"/>
+        </w:rPr>
+        <w:t xml:space="preserve"> </w:t>
       </w:r>
       <w:r>
         <w:rPr>
@@ -3808,14 +5870,45 @@
         </w:rPr>
         <w:t>’</w:t>
       </w:r>
-      <w:r>
-        <w:rPr>
-          <w:rFonts w:ascii="Times New Roman" w:hAnsi="Times New Roman" w:cs="Times New Roman"/>
-          <w:sz w:val="16"/>
-          <w:szCs w:val="16"/>
-          <w:lang w:val="uk-UA"/>
-        </w:rPr>
-        <w:t xml:space="preserve">єктом оренди у термін, вказаний у Договорі, але не раніше дати підписання сторонами Акта приймання – передачі </w:t>
+      <w:proofErr w:type="spellStart"/>
+      <w:r>
+        <w:rPr>
+          <w:rFonts w:ascii="Times New Roman" w:hAnsi="Times New Roman" w:cs="Times New Roman"/>
+          <w:sz w:val="16"/>
+          <w:szCs w:val="16"/>
+          <w:lang w:val="uk-UA"/>
+        </w:rPr>
+        <w:t>єктом</w:t>
+      </w:r>
+      <w:proofErr w:type="spellEnd"/>
+      <w:r>
+        <w:rPr>
+          <w:rFonts w:ascii="Times New Roman" w:hAnsi="Times New Roman" w:cs="Times New Roman"/>
+          <w:sz w:val="16"/>
+          <w:szCs w:val="16"/>
+          <w:lang w:val="uk-UA"/>
+        </w:rPr>
+        <w:t xml:space="preserve"> оренди у термін, вказаний у Договорі, але не раніше дати підписання сторонами </w:t>
+      </w:r>
+      <w:proofErr w:type="spellStart"/>
+      <w:r>
+        <w:rPr>
+          <w:rFonts w:ascii="Times New Roman" w:hAnsi="Times New Roman" w:cs="Times New Roman"/>
+          <w:sz w:val="16"/>
+          <w:szCs w:val="16"/>
+          <w:lang w:val="uk-UA"/>
+        </w:rPr>
+        <w:t>Акта</w:t>
+      </w:r>
+      <w:proofErr w:type="spellEnd"/>
+      <w:r>
+        <w:rPr>
+          <w:rFonts w:ascii="Times New Roman" w:hAnsi="Times New Roman" w:cs="Times New Roman"/>
+          <w:sz w:val="16"/>
+          <w:szCs w:val="16"/>
+          <w:lang w:val="uk-UA"/>
+        </w:rPr>
+        <w:t xml:space="preserve"> приймання – передачі </w:t>
       </w:r>
       <w:r>
         <w:rPr>
@@ -4013,7 +6106,27 @@
           <w:szCs w:val="16"/>
           <w:lang w:val="uk-UA"/>
         </w:rPr>
-        <w:t>в залежності від способа доставки Майна</w:t>
+        <w:t xml:space="preserve">в залежності від </w:t>
+      </w:r>
+      <w:proofErr w:type="spellStart"/>
+      <w:r>
+        <w:rPr>
+          <w:rFonts w:ascii="Times New Roman" w:hAnsi="Times New Roman" w:cs="Times New Roman"/>
+          <w:sz w:val="16"/>
+          <w:szCs w:val="16"/>
+          <w:lang w:val="uk-UA"/>
+        </w:rPr>
+        <w:t>способа</w:t>
+      </w:r>
+      <w:proofErr w:type="spellEnd"/>
+      <w:r>
+        <w:rPr>
+          <w:rFonts w:ascii="Times New Roman" w:hAnsi="Times New Roman" w:cs="Times New Roman"/>
+          <w:sz w:val="16"/>
+          <w:szCs w:val="16"/>
+          <w:lang w:val="uk-UA"/>
+        </w:rPr>
+        <w:t xml:space="preserve"> доставки Майна</w:t>
       </w:r>
       <w:r>
         <w:rPr>
@@ -4377,7 +6490,79 @@
           <w:szCs w:val="16"/>
           <w:lang w:val="uk-UA"/>
         </w:rPr>
-        <w:t>вартість доставки сплачує Орендар. Р</w:t>
+        <w:t xml:space="preserve">вартість доставки </w:t>
+      </w:r>
+      <w:r>
+        <w:rPr>
+          <w:rFonts w:ascii="Times New Roman" w:hAnsi="Times New Roman" w:cs="Times New Roman"/>
+          <w:sz w:val="16"/>
+          <w:szCs w:val="16"/>
+        </w:rPr>
+        <w:t xml:space="preserve">та </w:t>
+      </w:r>
+      <w:proofErr w:type="spellStart"/>
+      <w:r>
+        <w:rPr>
+          <w:rFonts w:ascii="Times New Roman" w:hAnsi="Times New Roman" w:cs="Times New Roman"/>
+          <w:sz w:val="16"/>
+          <w:szCs w:val="16"/>
+        </w:rPr>
+        <w:t>повернення</w:t>
+      </w:r>
+      <w:proofErr w:type="spellEnd"/>
+      <w:r>
+        <w:rPr>
+          <w:rFonts w:ascii="Times New Roman" w:hAnsi="Times New Roman" w:cs="Times New Roman"/>
+          <w:sz w:val="16"/>
+          <w:szCs w:val="16"/>
+        </w:rPr>
+        <w:t xml:space="preserve"> </w:t>
+      </w:r>
+      <w:proofErr w:type="spellStart"/>
+      <w:r>
+        <w:rPr>
+          <w:rFonts w:ascii="Times New Roman" w:hAnsi="Times New Roman" w:cs="Times New Roman"/>
+          <w:sz w:val="16"/>
+          <w:szCs w:val="16"/>
+        </w:rPr>
+        <w:t>об'єкту</w:t>
+      </w:r>
+      <w:proofErr w:type="spellEnd"/>
+      <w:r>
+        <w:rPr>
+          <w:rFonts w:ascii="Times New Roman" w:hAnsi="Times New Roman" w:cs="Times New Roman"/>
+          <w:sz w:val="16"/>
+          <w:szCs w:val="16"/>
+        </w:rPr>
+        <w:t xml:space="preserve"> </w:t>
+      </w:r>
+      <w:proofErr w:type="spellStart"/>
+      <w:r>
+        <w:rPr>
+          <w:rFonts w:ascii="Times New Roman" w:hAnsi="Times New Roman" w:cs="Times New Roman"/>
+          <w:sz w:val="16"/>
+          <w:szCs w:val="16"/>
+        </w:rPr>
+        <w:t>оренди</w:t>
+      </w:r>
+      <w:proofErr w:type="spellEnd"/>
+      <w:r>
+        <w:rPr>
+          <w:rFonts w:ascii="Times New Roman" w:hAnsi="Times New Roman" w:cs="Times New Roman"/>
+          <w:sz w:val="16"/>
+          <w:szCs w:val="16"/>
+          <w:lang w:val="uk-UA"/>
+        </w:rPr>
+        <w:t xml:space="preserve"> </w:t>
+      </w:r>
+      <w:r>
+        <w:rPr>
+          <w:rFonts w:ascii="Times New Roman" w:hAnsi="Times New Roman" w:cs="Times New Roman"/>
+          <w:sz w:val="16"/>
+          <w:szCs w:val="16"/>
+          <w:lang w:val="uk-UA"/>
+        </w:rPr>
+        <w:t>сплачує Орендар. Р</w:t>
       </w:r>
       <w:r>
         <w:rPr>
@@ -4548,7 +6733,47 @@
           <w:sz w:val="16"/>
           <w:szCs w:val="16"/>
         </w:rPr>
-        <w:t>6.1. Обов'язки Орендаря:</w:t>
+        <w:t xml:space="preserve">6.1. </w:t>
+      </w:r>
+      <w:proofErr w:type="spellStart"/>
+      <w:r>
+        <w:rPr>
+          <w:rFonts w:ascii="Times New Roman" w:hAnsi="Times New Roman" w:cs="Times New Roman"/>
+          <w:b/>
+          <w:sz w:val="16"/>
+          <w:szCs w:val="16"/>
+        </w:rPr>
+        <w:t>Обов'язки</w:t>
+      </w:r>
+      <w:proofErr w:type="spellEnd"/>
+      <w:r>
+        <w:rPr>
+          <w:rFonts w:ascii="Times New Roman" w:hAnsi="Times New Roman" w:cs="Times New Roman"/>
+          <w:b/>
+          <w:sz w:val="16"/>
+          <w:szCs w:val="16"/>
+        </w:rPr>
+        <w:t xml:space="preserve"> </w:t>
+      </w:r>
+      <w:proofErr w:type="spellStart"/>
+      <w:r>
+        <w:rPr>
+          <w:rFonts w:ascii="Times New Roman" w:hAnsi="Times New Roman" w:cs="Times New Roman"/>
+          <w:b/>
+          <w:sz w:val="16"/>
+          <w:szCs w:val="16"/>
+        </w:rPr>
+        <w:t>Орендаря</w:t>
+      </w:r>
+      <w:proofErr w:type="spellEnd"/>
+      <w:r>
+        <w:rPr>
+          <w:rFonts w:ascii="Times New Roman" w:hAnsi="Times New Roman" w:cs="Times New Roman"/>
+          <w:b/>
+          <w:sz w:val="16"/>
+          <w:szCs w:val="16"/>
+        </w:rPr>
+        <w:t>:</w:t>
       </w:r>
     </w:p>
     <w:p>
@@ -4569,13 +6794,23 @@
         </w:rPr>
         <w:t xml:space="preserve">6.1.1. </w:t>
       </w:r>
-      <w:r>
-        <w:rPr>
-          <w:rFonts w:ascii="Times New Roman" w:hAnsi="Times New Roman" w:cs="Times New Roman"/>
-          <w:sz w:val="16"/>
-          <w:szCs w:val="16"/>
-        </w:rPr>
-        <w:t xml:space="preserve">Використовувати </w:t>
+      <w:proofErr w:type="spellStart"/>
+      <w:r>
+        <w:rPr>
+          <w:rFonts w:ascii="Times New Roman" w:hAnsi="Times New Roman" w:cs="Times New Roman"/>
+          <w:sz w:val="16"/>
+          <w:szCs w:val="16"/>
+        </w:rPr>
+        <w:t>Використовувати</w:t>
+      </w:r>
+      <w:proofErr w:type="spellEnd"/>
+      <w:r>
+        <w:rPr>
+          <w:rFonts w:ascii="Times New Roman" w:hAnsi="Times New Roman" w:cs="Times New Roman"/>
+          <w:sz w:val="16"/>
+          <w:szCs w:val="16"/>
+        </w:rPr>
+        <w:t xml:space="preserve"> </w:t>
       </w:r>
       <w:r>
         <w:rPr>
@@ -4594,14 +6829,25 @@
         </w:rPr>
         <w:t>’</w:t>
       </w:r>
-      <w:r>
-        <w:rPr>
-          <w:rFonts w:ascii="Times New Roman" w:hAnsi="Times New Roman" w:cs="Times New Roman"/>
-          <w:sz w:val="16"/>
-          <w:szCs w:val="16"/>
-          <w:lang w:val="uk-UA"/>
-        </w:rPr>
-        <w:t xml:space="preserve">єкт оренди </w:t>
+      <w:proofErr w:type="spellStart"/>
+      <w:r>
+        <w:rPr>
+          <w:rFonts w:ascii="Times New Roman" w:hAnsi="Times New Roman" w:cs="Times New Roman"/>
+          <w:sz w:val="16"/>
+          <w:szCs w:val="16"/>
+          <w:lang w:val="uk-UA"/>
+        </w:rPr>
+        <w:t>єкт</w:t>
+      </w:r>
+      <w:proofErr w:type="spellEnd"/>
+      <w:r>
+        <w:rPr>
+          <w:rFonts w:ascii="Times New Roman" w:hAnsi="Times New Roman" w:cs="Times New Roman"/>
+          <w:sz w:val="16"/>
+          <w:szCs w:val="16"/>
+          <w:lang w:val="uk-UA"/>
+        </w:rPr>
+        <w:t xml:space="preserve"> оренди </w:t>
       </w:r>
       <w:r>
         <w:rPr>
@@ -4626,7 +6872,61 @@
           <w:sz w:val="16"/>
           <w:szCs w:val="16"/>
         </w:rPr>
-        <w:t xml:space="preserve">а його цільовим призначенням </w:t>
+        <w:t xml:space="preserve">а </w:t>
+      </w:r>
+      <w:proofErr w:type="spellStart"/>
+      <w:r>
+        <w:rPr>
+          <w:rFonts w:ascii="Times New Roman" w:hAnsi="Times New Roman" w:cs="Times New Roman"/>
+          <w:sz w:val="16"/>
+          <w:szCs w:val="16"/>
+        </w:rPr>
+        <w:t>його</w:t>
+      </w:r>
+      <w:proofErr w:type="spellEnd"/>
+      <w:r>
+        <w:rPr>
+          <w:rFonts w:ascii="Times New Roman" w:hAnsi="Times New Roman" w:cs="Times New Roman"/>
+          <w:sz w:val="16"/>
+          <w:szCs w:val="16"/>
+        </w:rPr>
+        <w:t xml:space="preserve"> </w:t>
+      </w:r>
+      <w:proofErr w:type="spellStart"/>
+      <w:r>
+        <w:rPr>
+          <w:rFonts w:ascii="Times New Roman" w:hAnsi="Times New Roman" w:cs="Times New Roman"/>
+          <w:sz w:val="16"/>
+          <w:szCs w:val="16"/>
+        </w:rPr>
+        <w:t>цільовим</w:t>
+      </w:r>
+      <w:proofErr w:type="spellEnd"/>
+      <w:r>
+        <w:rPr>
+          <w:rFonts w:ascii="Times New Roman" w:hAnsi="Times New Roman" w:cs="Times New Roman"/>
+          <w:sz w:val="16"/>
+          <w:szCs w:val="16"/>
+        </w:rPr>
+        <w:t xml:space="preserve"> </w:t>
+      </w:r>
+      <w:proofErr w:type="spellStart"/>
+      <w:r>
+        <w:rPr>
+          <w:rFonts w:ascii="Times New Roman" w:hAnsi="Times New Roman" w:cs="Times New Roman"/>
+          <w:sz w:val="16"/>
+          <w:szCs w:val="16"/>
+        </w:rPr>
+        <w:t>призначенням</w:t>
+      </w:r>
+      <w:proofErr w:type="spellEnd"/>
+      <w:r>
+        <w:rPr>
+          <w:rFonts w:ascii="Times New Roman" w:hAnsi="Times New Roman" w:cs="Times New Roman"/>
+          <w:sz w:val="16"/>
+          <w:szCs w:val="16"/>
+        </w:rPr>
+        <w:t xml:space="preserve"> </w:t>
       </w:r>
       <w:r>
         <w:rPr>
@@ -4645,13 +6945,23 @@
         </w:rPr>
         <w:t>у </w:t>
       </w:r>
-      <w:r>
-        <w:rPr>
-          <w:rFonts w:ascii="Times New Roman" w:hAnsi="Times New Roman" w:cs="Times New Roman"/>
-          <w:sz w:val="16"/>
-          <w:szCs w:val="16"/>
-        </w:rPr>
-        <w:t xml:space="preserve">відповідності до </w:t>
+      <w:proofErr w:type="spellStart"/>
+      <w:r>
+        <w:rPr>
+          <w:rFonts w:ascii="Times New Roman" w:hAnsi="Times New Roman" w:cs="Times New Roman"/>
+          <w:sz w:val="16"/>
+          <w:szCs w:val="16"/>
+        </w:rPr>
+        <w:t>відповідності</w:t>
+      </w:r>
+      <w:proofErr w:type="spellEnd"/>
+      <w:r>
+        <w:rPr>
+          <w:rFonts w:ascii="Times New Roman" w:hAnsi="Times New Roman" w:cs="Times New Roman"/>
+          <w:sz w:val="16"/>
+          <w:szCs w:val="16"/>
+        </w:rPr>
+        <w:t xml:space="preserve"> до </w:t>
       </w:r>
       <w:r>
         <w:rPr>
@@ -4705,7 +7015,25 @@
           <w:sz w:val="16"/>
           <w:szCs w:val="16"/>
         </w:rPr>
-        <w:t xml:space="preserve">6.1.2. Своєчасно </w:t>
+        <w:t xml:space="preserve">6.1.2. </w:t>
+      </w:r>
+      <w:proofErr w:type="spellStart"/>
+      <w:r>
+        <w:rPr>
+          <w:rFonts w:ascii="Times New Roman" w:hAnsi="Times New Roman" w:cs="Times New Roman"/>
+          <w:sz w:val="16"/>
+          <w:szCs w:val="16"/>
+        </w:rPr>
+        <w:t>Своєчасно</w:t>
+      </w:r>
+      <w:proofErr w:type="spellEnd"/>
+      <w:r>
+        <w:rPr>
+          <w:rFonts w:ascii="Times New Roman" w:hAnsi="Times New Roman" w:cs="Times New Roman"/>
+          <w:sz w:val="16"/>
+          <w:szCs w:val="16"/>
+        </w:rPr>
+        <w:t xml:space="preserve"> </w:t>
       </w:r>
       <w:r>
         <w:rPr>
@@ -4724,6 +7052,7 @@
         </w:rPr>
         <w:t xml:space="preserve"> </w:t>
       </w:r>
+      <w:proofErr w:type="spellStart"/>
       <w:r>
         <w:rPr>
           <w:rFonts w:ascii="Times New Roman" w:hAnsi="Times New Roman" w:cs="Times New Roman"/>
@@ -4732,6 +7061,7 @@
         </w:rPr>
         <w:t>орендн</w:t>
       </w:r>
+      <w:proofErr w:type="spellEnd"/>
       <w:r>
         <w:rPr>
           <w:rFonts w:ascii="Times New Roman" w:hAnsi="Times New Roman" w:cs="Times New Roman"/>
@@ -4747,8 +7077,18 @@
           <w:sz w:val="16"/>
           <w:szCs w:val="16"/>
         </w:rPr>
-        <w:t xml:space="preserve"> пла</w:t>
-      </w:r>
+        <w:t xml:space="preserve"> </w:t>
+      </w:r>
+      <w:proofErr w:type="spellStart"/>
+      <w:r>
+        <w:rPr>
+          <w:rFonts w:ascii="Times New Roman" w:hAnsi="Times New Roman" w:cs="Times New Roman"/>
+          <w:sz w:val="16"/>
+          <w:szCs w:val="16"/>
+        </w:rPr>
+        <w:t>пла</w:t>
+      </w:r>
+      <w:proofErr w:type="spellEnd"/>
       <w:r>
         <w:rPr>
           <w:rFonts w:ascii="Times New Roman" w:hAnsi="Times New Roman" w:cs="Times New Roman"/>
@@ -4822,29 +7162,85 @@
         </w:rPr>
         <w:t>д</w:t>
       </w:r>
-      <w:r>
-        <w:rPr>
-          <w:rFonts w:ascii="Times New Roman" w:hAnsi="Times New Roman" w:cs="Times New Roman"/>
-          <w:sz w:val="16"/>
-          <w:szCs w:val="16"/>
-        </w:rPr>
-        <w:t xml:space="preserve">отримуватися </w:t>
-      </w:r>
-      <w:r>
-        <w:rPr>
-          <w:rFonts w:ascii="Times New Roman" w:hAnsi="Times New Roman" w:cs="Times New Roman"/>
-          <w:sz w:val="16"/>
-          <w:szCs w:val="16"/>
-        </w:rPr>
-        <w:t>належного режиму експлуатації,</w:t>
-      </w:r>
-      <w:r>
-        <w:rPr>
-          <w:rFonts w:ascii="Times New Roman" w:hAnsi="Times New Roman" w:cs="Times New Roman"/>
-          <w:sz w:val="16"/>
-          <w:szCs w:val="16"/>
-        </w:rPr>
-        <w:t xml:space="preserve"> чистки та зберігання </w:t>
+      <w:proofErr w:type="spellStart"/>
+      <w:r>
+        <w:rPr>
+          <w:rFonts w:ascii="Times New Roman" w:hAnsi="Times New Roman" w:cs="Times New Roman"/>
+          <w:sz w:val="16"/>
+          <w:szCs w:val="16"/>
+        </w:rPr>
+        <w:t>отримуватися</w:t>
+      </w:r>
+      <w:proofErr w:type="spellEnd"/>
+      <w:r>
+        <w:rPr>
+          <w:rFonts w:ascii="Times New Roman" w:hAnsi="Times New Roman" w:cs="Times New Roman"/>
+          <w:sz w:val="16"/>
+          <w:szCs w:val="16"/>
+        </w:rPr>
+        <w:t xml:space="preserve"> </w:t>
+      </w:r>
+      <w:proofErr w:type="spellStart"/>
+      <w:r>
+        <w:rPr>
+          <w:rFonts w:ascii="Times New Roman" w:hAnsi="Times New Roman" w:cs="Times New Roman"/>
+          <w:sz w:val="16"/>
+          <w:szCs w:val="16"/>
+        </w:rPr>
+        <w:t>належного</w:t>
+      </w:r>
+      <w:proofErr w:type="spellEnd"/>
+      <w:r>
+        <w:rPr>
+          <w:rFonts w:ascii="Times New Roman" w:hAnsi="Times New Roman" w:cs="Times New Roman"/>
+          <w:sz w:val="16"/>
+          <w:szCs w:val="16"/>
+        </w:rPr>
+        <w:t xml:space="preserve"> режиму </w:t>
+      </w:r>
+      <w:proofErr w:type="spellStart"/>
+      <w:r>
+        <w:rPr>
+          <w:rFonts w:ascii="Times New Roman" w:hAnsi="Times New Roman" w:cs="Times New Roman"/>
+          <w:sz w:val="16"/>
+          <w:szCs w:val="16"/>
+        </w:rPr>
+        <w:t>експлуатації</w:t>
+      </w:r>
+      <w:proofErr w:type="spellEnd"/>
+      <w:r>
+        <w:rPr>
+          <w:rFonts w:ascii="Times New Roman" w:hAnsi="Times New Roman" w:cs="Times New Roman"/>
+          <w:sz w:val="16"/>
+          <w:szCs w:val="16"/>
+        </w:rPr>
+        <w:t>,</w:t>
+      </w:r>
+      <w:r>
+        <w:rPr>
+          <w:rFonts w:ascii="Times New Roman" w:hAnsi="Times New Roman" w:cs="Times New Roman"/>
+          <w:sz w:val="16"/>
+          <w:szCs w:val="16"/>
+        </w:rPr>
+        <w:t xml:space="preserve"> чистки та </w:t>
+      </w:r>
+      <w:proofErr w:type="spellStart"/>
+      <w:r>
+        <w:rPr>
+          <w:rFonts w:ascii="Times New Roman" w:hAnsi="Times New Roman" w:cs="Times New Roman"/>
+          <w:sz w:val="16"/>
+          <w:szCs w:val="16"/>
+        </w:rPr>
+        <w:t>зберігання</w:t>
+      </w:r>
+      <w:proofErr w:type="spellEnd"/>
+      <w:r>
+        <w:rPr>
+          <w:rFonts w:ascii="Times New Roman" w:hAnsi="Times New Roman" w:cs="Times New Roman"/>
+          <w:sz w:val="16"/>
+          <w:szCs w:val="16"/>
+        </w:rPr>
+        <w:t xml:space="preserve"> </w:t>
       </w:r>
       <w:r>
         <w:rPr>
@@ -4855,13 +7251,41 @@
         </w:rPr>
         <w:t>М</w:t>
       </w:r>
-      <w:r>
-        <w:rPr>
-          <w:rFonts w:ascii="Times New Roman" w:hAnsi="Times New Roman" w:cs="Times New Roman"/>
-          <w:sz w:val="16"/>
-          <w:szCs w:val="16"/>
-        </w:rPr>
-        <w:t xml:space="preserve">айна‚ у відповідності </w:t>
+      <w:proofErr w:type="spellStart"/>
+      <w:r>
+        <w:rPr>
+          <w:rFonts w:ascii="Times New Roman" w:hAnsi="Times New Roman" w:cs="Times New Roman"/>
+          <w:sz w:val="16"/>
+          <w:szCs w:val="16"/>
+        </w:rPr>
+        <w:t>айна</w:t>
+      </w:r>
+      <w:proofErr w:type="spellEnd"/>
+      <w:r>
+        <w:rPr>
+          <w:rFonts w:ascii="Times New Roman" w:hAnsi="Times New Roman" w:cs="Times New Roman"/>
+          <w:sz w:val="16"/>
+          <w:szCs w:val="16"/>
+        </w:rPr>
+        <w:t xml:space="preserve">‚ у </w:t>
+      </w:r>
+      <w:proofErr w:type="spellStart"/>
+      <w:r>
+        <w:rPr>
+          <w:rFonts w:ascii="Times New Roman" w:hAnsi="Times New Roman" w:cs="Times New Roman"/>
+          <w:sz w:val="16"/>
+          <w:szCs w:val="16"/>
+        </w:rPr>
+        <w:t>відповідності</w:t>
+      </w:r>
+      <w:proofErr w:type="spellEnd"/>
+      <w:r>
+        <w:rPr>
+          <w:rFonts w:ascii="Times New Roman" w:hAnsi="Times New Roman" w:cs="Times New Roman"/>
+          <w:sz w:val="16"/>
+          <w:szCs w:val="16"/>
+        </w:rPr>
+        <w:t xml:space="preserve"> </w:t>
       </w:r>
       <w:r>
         <w:rPr>
@@ -5078,14 +7502,25 @@
         </w:rPr>
         <w:t>’</w:t>
       </w:r>
-      <w:r>
-        <w:rPr>
-          <w:rFonts w:ascii="Times New Roman" w:hAnsi="Times New Roman" w:cs="Times New Roman"/>
-          <w:sz w:val="16"/>
-          <w:szCs w:val="16"/>
-          <w:lang w:val="uk-UA"/>
-        </w:rPr>
-        <w:t xml:space="preserve">єкта оренди </w:t>
+      <w:proofErr w:type="spellStart"/>
+      <w:r>
+        <w:rPr>
+          <w:rFonts w:ascii="Times New Roman" w:hAnsi="Times New Roman" w:cs="Times New Roman"/>
+          <w:sz w:val="16"/>
+          <w:szCs w:val="16"/>
+          <w:lang w:val="uk-UA"/>
+        </w:rPr>
+        <w:t>єкта</w:t>
+      </w:r>
+      <w:proofErr w:type="spellEnd"/>
+      <w:r>
+        <w:rPr>
+          <w:rFonts w:ascii="Times New Roman" w:hAnsi="Times New Roman" w:cs="Times New Roman"/>
+          <w:sz w:val="16"/>
+          <w:szCs w:val="16"/>
+          <w:lang w:val="uk-UA"/>
+        </w:rPr>
+        <w:t xml:space="preserve"> оренди </w:t>
       </w:r>
       <w:r>
         <w:rPr>
@@ -5197,14 +7632,25 @@
         </w:rPr>
         <w:t>’</w:t>
       </w:r>
-      <w:r>
-        <w:rPr>
-          <w:rFonts w:ascii="Times New Roman" w:hAnsi="Times New Roman" w:cs="Times New Roman"/>
-          <w:sz w:val="16"/>
-          <w:szCs w:val="16"/>
-          <w:lang w:val="uk-UA"/>
-        </w:rPr>
-        <w:t xml:space="preserve">єкт оренди, </w:t>
+      <w:proofErr w:type="spellStart"/>
+      <w:r>
+        <w:rPr>
+          <w:rFonts w:ascii="Times New Roman" w:hAnsi="Times New Roman" w:cs="Times New Roman"/>
+          <w:sz w:val="16"/>
+          <w:szCs w:val="16"/>
+          <w:lang w:val="uk-UA"/>
+        </w:rPr>
+        <w:t>єкт</w:t>
+      </w:r>
+      <w:proofErr w:type="spellEnd"/>
+      <w:r>
+        <w:rPr>
+          <w:rFonts w:ascii="Times New Roman" w:hAnsi="Times New Roman" w:cs="Times New Roman"/>
+          <w:sz w:val="16"/>
+          <w:szCs w:val="16"/>
+          <w:lang w:val="uk-UA"/>
+        </w:rPr>
+        <w:t xml:space="preserve"> оренди, </w:t>
       </w:r>
       <w:r>
         <w:rPr>
@@ -5406,7 +7852,127 @@
           <w:szCs w:val="16"/>
           <w:lang w:eastAsia="ru-RU"/>
         </w:rPr>
-        <w:t>У випадку, коли Орендар повертає Майно за допомогою перевізника «</w:t>
+        <w:t xml:space="preserve">У </w:t>
+      </w:r>
+      <w:proofErr w:type="spellStart"/>
+      <w:r>
+        <w:rPr>
+          <w:rFonts w:ascii="Times New Roman" w:hAnsi="Times New Roman" w:cs="Times New Roman"/>
+          <w:sz w:val="16"/>
+          <w:szCs w:val="16"/>
+          <w:lang w:eastAsia="ru-RU"/>
+        </w:rPr>
+        <w:t>випадку</w:t>
+      </w:r>
+      <w:proofErr w:type="spellEnd"/>
+      <w:r>
+        <w:rPr>
+          <w:rFonts w:ascii="Times New Roman" w:hAnsi="Times New Roman" w:cs="Times New Roman"/>
+          <w:sz w:val="16"/>
+          <w:szCs w:val="16"/>
+          <w:lang w:eastAsia="ru-RU"/>
+        </w:rPr>
+        <w:t xml:space="preserve">, коли </w:t>
+      </w:r>
+      <w:proofErr w:type="spellStart"/>
+      <w:r>
+        <w:rPr>
+          <w:rFonts w:ascii="Times New Roman" w:hAnsi="Times New Roman" w:cs="Times New Roman"/>
+          <w:sz w:val="16"/>
+          <w:szCs w:val="16"/>
+          <w:lang w:eastAsia="ru-RU"/>
+        </w:rPr>
+        <w:t>Орендар</w:t>
+      </w:r>
+      <w:proofErr w:type="spellEnd"/>
+      <w:r>
+        <w:rPr>
+          <w:rFonts w:ascii="Times New Roman" w:hAnsi="Times New Roman" w:cs="Times New Roman"/>
+          <w:sz w:val="16"/>
+          <w:szCs w:val="16"/>
+          <w:lang w:eastAsia="ru-RU"/>
+        </w:rPr>
+        <w:t xml:space="preserve"> </w:t>
+      </w:r>
+      <w:proofErr w:type="spellStart"/>
+      <w:r>
+        <w:rPr>
+          <w:rFonts w:ascii="Times New Roman" w:hAnsi="Times New Roman" w:cs="Times New Roman"/>
+          <w:sz w:val="16"/>
+          <w:szCs w:val="16"/>
+          <w:lang w:eastAsia="ru-RU"/>
+        </w:rPr>
+        <w:t>повертає</w:t>
+      </w:r>
+      <w:proofErr w:type="spellEnd"/>
+      <w:r>
+        <w:rPr>
+          <w:rFonts w:ascii="Times New Roman" w:hAnsi="Times New Roman" w:cs="Times New Roman"/>
+          <w:sz w:val="16"/>
+          <w:szCs w:val="16"/>
+          <w:lang w:eastAsia="ru-RU"/>
+        </w:rPr>
+        <w:t xml:space="preserve"> </w:t>
+      </w:r>
+      <w:proofErr w:type="spellStart"/>
+      <w:r>
+        <w:rPr>
+          <w:rFonts w:ascii="Times New Roman" w:hAnsi="Times New Roman" w:cs="Times New Roman"/>
+          <w:sz w:val="16"/>
+          <w:szCs w:val="16"/>
+          <w:lang w:eastAsia="ru-RU"/>
+        </w:rPr>
+        <w:t>Майно</w:t>
+      </w:r>
+      <w:proofErr w:type="spellEnd"/>
+      <w:r>
+        <w:rPr>
+          <w:rFonts w:ascii="Times New Roman" w:hAnsi="Times New Roman" w:cs="Times New Roman"/>
+          <w:sz w:val="16"/>
+          <w:szCs w:val="16"/>
+          <w:lang w:eastAsia="ru-RU"/>
+        </w:rPr>
+        <w:t xml:space="preserve"> за </w:t>
+      </w:r>
+      <w:proofErr w:type="spellStart"/>
+      <w:r>
+        <w:rPr>
+          <w:rFonts w:ascii="Times New Roman" w:hAnsi="Times New Roman" w:cs="Times New Roman"/>
+          <w:sz w:val="16"/>
+          <w:szCs w:val="16"/>
+          <w:lang w:eastAsia="ru-RU"/>
+        </w:rPr>
+        <w:t>допомогою</w:t>
+      </w:r>
+      <w:proofErr w:type="spellEnd"/>
+      <w:r>
+        <w:rPr>
+          <w:rFonts w:ascii="Times New Roman" w:hAnsi="Times New Roman" w:cs="Times New Roman"/>
+          <w:sz w:val="16"/>
+          <w:szCs w:val="16"/>
+          <w:lang w:eastAsia="ru-RU"/>
+        </w:rPr>
+        <w:t xml:space="preserve"> </w:t>
+      </w:r>
+      <w:proofErr w:type="spellStart"/>
+      <w:r>
+        <w:rPr>
+          <w:rFonts w:ascii="Times New Roman" w:hAnsi="Times New Roman" w:cs="Times New Roman"/>
+          <w:sz w:val="16"/>
+          <w:szCs w:val="16"/>
+          <w:lang w:eastAsia="ru-RU"/>
+        </w:rPr>
+        <w:t>перевізника</w:t>
+      </w:r>
+      <w:proofErr w:type="spellEnd"/>
+      <w:r>
+        <w:rPr>
+          <w:rFonts w:ascii="Times New Roman" w:hAnsi="Times New Roman" w:cs="Times New Roman"/>
+          <w:sz w:val="16"/>
+          <w:szCs w:val="16"/>
+          <w:lang w:eastAsia="ru-RU"/>
+        </w:rPr>
+        <w:t xml:space="preserve"> «</w:t>
       </w:r>
       <w:r>
         <w:rPr>
@@ -5423,7 +7989,167 @@
           <w:szCs w:val="16"/>
           <w:lang w:eastAsia="ru-RU"/>
         </w:rPr>
-        <w:t>» або іншим перевізником, він зобов’язаний сплатити послуги перевізника.</w:t>
+        <w:t xml:space="preserve">» </w:t>
+      </w:r>
+      <w:proofErr w:type="spellStart"/>
+      <w:r>
+        <w:rPr>
+          <w:rFonts w:ascii="Times New Roman" w:hAnsi="Times New Roman" w:cs="Times New Roman"/>
+          <w:sz w:val="16"/>
+          <w:szCs w:val="16"/>
+          <w:lang w:eastAsia="ru-RU"/>
+        </w:rPr>
+        <w:t>або</w:t>
+      </w:r>
+      <w:proofErr w:type="spellEnd"/>
+      <w:r>
+        <w:rPr>
+          <w:rFonts w:ascii="Times New Roman" w:hAnsi="Times New Roman" w:cs="Times New Roman"/>
+          <w:sz w:val="16"/>
+          <w:szCs w:val="16"/>
+          <w:lang w:eastAsia="ru-RU"/>
+        </w:rPr>
+        <w:t xml:space="preserve"> </w:t>
+      </w:r>
+      <w:proofErr w:type="spellStart"/>
+      <w:r>
+        <w:rPr>
+          <w:rFonts w:ascii="Times New Roman" w:hAnsi="Times New Roman" w:cs="Times New Roman"/>
+          <w:sz w:val="16"/>
+          <w:szCs w:val="16"/>
+          <w:lang w:eastAsia="ru-RU"/>
+        </w:rPr>
+        <w:t>іншим</w:t>
+      </w:r>
+      <w:proofErr w:type="spellEnd"/>
+      <w:r>
+        <w:rPr>
+          <w:rFonts w:ascii="Times New Roman" w:hAnsi="Times New Roman" w:cs="Times New Roman"/>
+          <w:sz w:val="16"/>
+          <w:szCs w:val="16"/>
+          <w:lang w:eastAsia="ru-RU"/>
+        </w:rPr>
+        <w:t xml:space="preserve"> </w:t>
+      </w:r>
+      <w:proofErr w:type="spellStart"/>
+      <w:r>
+        <w:rPr>
+          <w:rFonts w:ascii="Times New Roman" w:hAnsi="Times New Roman" w:cs="Times New Roman"/>
+          <w:sz w:val="16"/>
+          <w:szCs w:val="16"/>
+          <w:lang w:eastAsia="ru-RU"/>
+        </w:rPr>
+        <w:t>перевізником</w:t>
+      </w:r>
+      <w:proofErr w:type="spellEnd"/>
+      <w:r>
+        <w:rPr>
+          <w:rFonts w:ascii="Times New Roman" w:hAnsi="Times New Roman" w:cs="Times New Roman"/>
+          <w:sz w:val="16"/>
+          <w:szCs w:val="16"/>
+          <w:lang w:eastAsia="ru-RU"/>
+        </w:rPr>
+        <w:t xml:space="preserve">, </w:t>
+      </w:r>
+      <w:proofErr w:type="spellStart"/>
+      <w:r>
+        <w:rPr>
+          <w:rFonts w:ascii="Times New Roman" w:hAnsi="Times New Roman" w:cs="Times New Roman"/>
+          <w:sz w:val="16"/>
+          <w:szCs w:val="16"/>
+          <w:lang w:eastAsia="ru-RU"/>
+        </w:rPr>
+        <w:t>він</w:t>
+      </w:r>
+      <w:proofErr w:type="spellEnd"/>
+      <w:r>
+        <w:rPr>
+          <w:rFonts w:ascii="Times New Roman" w:hAnsi="Times New Roman" w:cs="Times New Roman"/>
+          <w:sz w:val="16"/>
+          <w:szCs w:val="16"/>
+          <w:lang w:eastAsia="ru-RU"/>
+        </w:rPr>
+        <w:t xml:space="preserve"> </w:t>
+      </w:r>
+      <w:proofErr w:type="spellStart"/>
+      <w:r>
+        <w:rPr>
+          <w:rFonts w:ascii="Times New Roman" w:hAnsi="Times New Roman" w:cs="Times New Roman"/>
+          <w:sz w:val="16"/>
+          <w:szCs w:val="16"/>
+          <w:lang w:eastAsia="ru-RU"/>
+        </w:rPr>
+        <w:t>зобов’язаний</w:t>
+      </w:r>
+      <w:proofErr w:type="spellEnd"/>
+      <w:r>
+        <w:rPr>
+          <w:rFonts w:ascii="Times New Roman" w:hAnsi="Times New Roman" w:cs="Times New Roman"/>
+          <w:sz w:val="16"/>
+          <w:szCs w:val="16"/>
+          <w:lang w:eastAsia="ru-RU"/>
+        </w:rPr>
+        <w:t xml:space="preserve"> </w:t>
+      </w:r>
+      <w:proofErr w:type="spellStart"/>
+      <w:r>
+        <w:rPr>
+          <w:rFonts w:ascii="Times New Roman" w:hAnsi="Times New Roman" w:cs="Times New Roman"/>
+          <w:sz w:val="16"/>
+          <w:szCs w:val="16"/>
+          <w:lang w:eastAsia="ru-RU"/>
+        </w:rPr>
+        <w:t>сплатити</w:t>
+      </w:r>
+      <w:proofErr w:type="spellEnd"/>
+      <w:r>
+        <w:rPr>
+          <w:rFonts w:ascii="Times New Roman" w:hAnsi="Times New Roman" w:cs="Times New Roman"/>
+          <w:sz w:val="16"/>
+          <w:szCs w:val="16"/>
+          <w:lang w:eastAsia="ru-RU"/>
+        </w:rPr>
+        <w:t xml:space="preserve"> </w:t>
+      </w:r>
+      <w:proofErr w:type="spellStart"/>
+      <w:r>
+        <w:rPr>
+          <w:rFonts w:ascii="Times New Roman" w:hAnsi="Times New Roman" w:cs="Times New Roman"/>
+          <w:sz w:val="16"/>
+          <w:szCs w:val="16"/>
+          <w:lang w:eastAsia="ru-RU"/>
+        </w:rPr>
+        <w:t>послуги</w:t>
+      </w:r>
+      <w:proofErr w:type="spellEnd"/>
+      <w:r>
+        <w:rPr>
+          <w:rFonts w:ascii="Times New Roman" w:hAnsi="Times New Roman" w:cs="Times New Roman"/>
+          <w:sz w:val="16"/>
+          <w:szCs w:val="16"/>
+          <w:lang w:eastAsia="ru-RU"/>
+        </w:rPr>
+        <w:t xml:space="preserve"> </w:t>
+      </w:r>
+      <w:proofErr w:type="spellStart"/>
+      <w:r>
+        <w:rPr>
+          <w:rFonts w:ascii="Times New Roman" w:hAnsi="Times New Roman" w:cs="Times New Roman"/>
+          <w:sz w:val="16"/>
+          <w:szCs w:val="16"/>
+          <w:lang w:eastAsia="ru-RU"/>
+        </w:rPr>
+        <w:t>перевізника</w:t>
+      </w:r>
+      <w:proofErr w:type="spellEnd"/>
+      <w:r>
+        <w:rPr>
+          <w:rFonts w:ascii="Times New Roman" w:hAnsi="Times New Roman" w:cs="Times New Roman"/>
+          <w:sz w:val="16"/>
+          <w:szCs w:val="16"/>
+          <w:lang w:eastAsia="ru-RU"/>
+        </w:rPr>
+        <w:t>.</w:t>
       </w:r>
     </w:p>
     <w:p>
@@ -5562,6 +8288,7 @@
         </w:rPr>
         <w:t xml:space="preserve">Протягом строку дії оренди звертатися до </w:t>
       </w:r>
+      <w:proofErr w:type="spellStart"/>
       <w:r>
         <w:rPr>
           <w:rFonts w:ascii="Times New Roman" w:hAnsi="Times New Roman" w:cs="Times New Roman"/>
@@ -5570,6 +8297,7 @@
         </w:rPr>
         <w:t>Орендодавця</w:t>
       </w:r>
+      <w:proofErr w:type="spellEnd"/>
       <w:r>
         <w:rPr>
           <w:rFonts w:ascii="Times New Roman" w:hAnsi="Times New Roman" w:cs="Times New Roman"/>
@@ -5649,8 +8377,19 @@
           <w:szCs w:val="16"/>
           <w:lang w:val="uk-UA"/>
         </w:rPr>
-        <w:t>Орендаря або пов</w:t>
-      </w:r>
+        <w:t xml:space="preserve">Орендаря або </w:t>
+      </w:r>
+      <w:proofErr w:type="spellStart"/>
+      <w:r>
+        <w:rPr>
+          <w:rFonts w:ascii="Times New Roman" w:hAnsi="Times New Roman" w:cs="Times New Roman"/>
+          <w:sz w:val="16"/>
+          <w:szCs w:val="16"/>
+          <w:lang w:val="uk-UA"/>
+        </w:rPr>
+        <w:t>пов</w:t>
+      </w:r>
+      <w:proofErr w:type="spellEnd"/>
       <w:r>
         <w:rPr>
           <w:rFonts w:ascii="Times New Roman" w:hAnsi="Times New Roman" w:cs="Times New Roman"/>
@@ -5659,14 +8398,25 @@
         </w:rPr>
         <w:t>’</w:t>
       </w:r>
-      <w:r>
-        <w:rPr>
-          <w:rFonts w:ascii="Times New Roman" w:hAnsi="Times New Roman" w:cs="Times New Roman"/>
-          <w:sz w:val="16"/>
-          <w:szCs w:val="16"/>
-          <w:lang w:val="uk-UA"/>
-        </w:rPr>
-        <w:t>язаних з ним третіх осіб.</w:t>
+      <w:proofErr w:type="spellStart"/>
+      <w:r>
+        <w:rPr>
+          <w:rFonts w:ascii="Times New Roman" w:hAnsi="Times New Roman" w:cs="Times New Roman"/>
+          <w:sz w:val="16"/>
+          <w:szCs w:val="16"/>
+          <w:lang w:val="uk-UA"/>
+        </w:rPr>
+        <w:t>язаних</w:t>
+      </w:r>
+      <w:proofErr w:type="spellEnd"/>
+      <w:r>
+        <w:rPr>
+          <w:rFonts w:ascii="Times New Roman" w:hAnsi="Times New Roman" w:cs="Times New Roman"/>
+          <w:sz w:val="16"/>
+          <w:szCs w:val="16"/>
+          <w:lang w:val="uk-UA"/>
+        </w:rPr>
+        <w:t xml:space="preserve"> з ним третіх осіб.</w:t>
       </w:r>
     </w:p>
     <w:p>
@@ -6028,7 +8778,25 @@
           <w:sz w:val="16"/>
           <w:szCs w:val="16"/>
         </w:rPr>
-        <w:t xml:space="preserve">. Надавати </w:t>
+        <w:t xml:space="preserve">. </w:t>
+      </w:r>
+      <w:proofErr w:type="spellStart"/>
+      <w:r>
+        <w:rPr>
+          <w:rFonts w:ascii="Times New Roman" w:hAnsi="Times New Roman" w:cs="Times New Roman"/>
+          <w:sz w:val="16"/>
+          <w:szCs w:val="16"/>
+        </w:rPr>
+        <w:t>Надавати</w:t>
+      </w:r>
+      <w:proofErr w:type="spellEnd"/>
+      <w:r>
+        <w:rPr>
+          <w:rFonts w:ascii="Times New Roman" w:hAnsi="Times New Roman" w:cs="Times New Roman"/>
+          <w:sz w:val="16"/>
+          <w:szCs w:val="16"/>
+        </w:rPr>
+        <w:t xml:space="preserve"> </w:t>
       </w:r>
       <w:r>
         <w:rPr>
@@ -6039,29 +8807,175 @@
         </w:rPr>
         <w:t xml:space="preserve">на безоплатній основі </w:t>
       </w:r>
-      <w:r>
-        <w:rPr>
-          <w:rFonts w:ascii="Times New Roman" w:hAnsi="Times New Roman" w:cs="Times New Roman"/>
-          <w:sz w:val="16"/>
-          <w:szCs w:val="16"/>
-        </w:rPr>
-        <w:t>інформаційне та консультаційне сп</w:t>
-      </w:r>
-      <w:r>
-        <w:rPr>
-          <w:rFonts w:ascii="Times New Roman" w:hAnsi="Times New Roman" w:cs="Times New Roman"/>
-          <w:sz w:val="16"/>
-          <w:szCs w:val="16"/>
-        </w:rPr>
-        <w:t>рияння Орендареві щодо порядку </w:t>
-      </w:r>
-      <w:r>
-        <w:rPr>
-          <w:rFonts w:ascii="Times New Roman" w:hAnsi="Times New Roman" w:cs="Times New Roman"/>
-          <w:sz w:val="16"/>
-          <w:szCs w:val="16"/>
-        </w:rPr>
-        <w:t>правильної експлуатації Об’єкта оренди.</w:t>
+      <w:proofErr w:type="spellStart"/>
+      <w:r>
+        <w:rPr>
+          <w:rFonts w:ascii="Times New Roman" w:hAnsi="Times New Roman" w:cs="Times New Roman"/>
+          <w:sz w:val="16"/>
+          <w:szCs w:val="16"/>
+        </w:rPr>
+        <w:t>інформаційне</w:t>
+      </w:r>
+      <w:proofErr w:type="spellEnd"/>
+      <w:r>
+        <w:rPr>
+          <w:rFonts w:ascii="Times New Roman" w:hAnsi="Times New Roman" w:cs="Times New Roman"/>
+          <w:sz w:val="16"/>
+          <w:szCs w:val="16"/>
+        </w:rPr>
+        <w:t xml:space="preserve"> та </w:t>
+      </w:r>
+      <w:proofErr w:type="spellStart"/>
+      <w:r>
+        <w:rPr>
+          <w:rFonts w:ascii="Times New Roman" w:hAnsi="Times New Roman" w:cs="Times New Roman"/>
+          <w:sz w:val="16"/>
+          <w:szCs w:val="16"/>
+        </w:rPr>
+        <w:t>консультаційне</w:t>
+      </w:r>
+      <w:proofErr w:type="spellEnd"/>
+      <w:r>
+        <w:rPr>
+          <w:rFonts w:ascii="Times New Roman" w:hAnsi="Times New Roman" w:cs="Times New Roman"/>
+          <w:sz w:val="16"/>
+          <w:szCs w:val="16"/>
+        </w:rPr>
+        <w:t xml:space="preserve"> </w:t>
+      </w:r>
+      <w:proofErr w:type="spellStart"/>
+      <w:r>
+        <w:rPr>
+          <w:rFonts w:ascii="Times New Roman" w:hAnsi="Times New Roman" w:cs="Times New Roman"/>
+          <w:sz w:val="16"/>
+          <w:szCs w:val="16"/>
+        </w:rPr>
+        <w:t>сп</w:t>
+      </w:r>
+      <w:r>
+        <w:rPr>
+          <w:rFonts w:ascii="Times New Roman" w:hAnsi="Times New Roman" w:cs="Times New Roman"/>
+          <w:sz w:val="16"/>
+          <w:szCs w:val="16"/>
+        </w:rPr>
+        <w:t>рияння</w:t>
+      </w:r>
+      <w:proofErr w:type="spellEnd"/>
+      <w:r>
+        <w:rPr>
+          <w:rFonts w:ascii="Times New Roman" w:hAnsi="Times New Roman" w:cs="Times New Roman"/>
+          <w:sz w:val="16"/>
+          <w:szCs w:val="16"/>
+        </w:rPr>
+        <w:t xml:space="preserve"> </w:t>
+      </w:r>
+      <w:proofErr w:type="spellStart"/>
+      <w:r>
+        <w:rPr>
+          <w:rFonts w:ascii="Times New Roman" w:hAnsi="Times New Roman" w:cs="Times New Roman"/>
+          <w:sz w:val="16"/>
+          <w:szCs w:val="16"/>
+        </w:rPr>
+        <w:t>Орендареві</w:t>
+      </w:r>
+      <w:proofErr w:type="spellEnd"/>
+      <w:r>
+        <w:rPr>
+          <w:rFonts w:ascii="Times New Roman" w:hAnsi="Times New Roman" w:cs="Times New Roman"/>
+          <w:sz w:val="16"/>
+          <w:szCs w:val="16"/>
+        </w:rPr>
+        <w:t xml:space="preserve"> </w:t>
+      </w:r>
+      <w:proofErr w:type="spellStart"/>
+      <w:r>
+        <w:rPr>
+          <w:rFonts w:ascii="Times New Roman" w:hAnsi="Times New Roman" w:cs="Times New Roman"/>
+          <w:sz w:val="16"/>
+          <w:szCs w:val="16"/>
+        </w:rPr>
+        <w:t>щодо</w:t>
+      </w:r>
+      <w:proofErr w:type="spellEnd"/>
+      <w:r>
+        <w:rPr>
+          <w:rFonts w:ascii="Times New Roman" w:hAnsi="Times New Roman" w:cs="Times New Roman"/>
+          <w:sz w:val="16"/>
+          <w:szCs w:val="16"/>
+        </w:rPr>
+        <w:t xml:space="preserve"> порядку </w:t>
+      </w:r>
+      <w:proofErr w:type="spellStart"/>
+      <w:r>
+        <w:rPr>
+          <w:rFonts w:ascii="Times New Roman" w:hAnsi="Times New Roman" w:cs="Times New Roman"/>
+          <w:sz w:val="16"/>
+          <w:szCs w:val="16"/>
+        </w:rPr>
+        <w:t>правильної</w:t>
+      </w:r>
+      <w:proofErr w:type="spellEnd"/>
+      <w:r>
+        <w:rPr>
+          <w:rFonts w:ascii="Times New Roman" w:hAnsi="Times New Roman" w:cs="Times New Roman"/>
+          <w:sz w:val="16"/>
+          <w:szCs w:val="16"/>
+        </w:rPr>
+        <w:t xml:space="preserve"> </w:t>
+      </w:r>
+      <w:proofErr w:type="spellStart"/>
+      <w:r>
+        <w:rPr>
+          <w:rFonts w:ascii="Times New Roman" w:hAnsi="Times New Roman" w:cs="Times New Roman"/>
+          <w:sz w:val="16"/>
+          <w:szCs w:val="16"/>
+        </w:rPr>
+        <w:t>експлуатації</w:t>
+      </w:r>
+      <w:proofErr w:type="spellEnd"/>
+      <w:r>
+        <w:rPr>
+          <w:rFonts w:ascii="Times New Roman" w:hAnsi="Times New Roman" w:cs="Times New Roman"/>
+          <w:sz w:val="16"/>
+          <w:szCs w:val="16"/>
+        </w:rPr>
+        <w:t xml:space="preserve"> </w:t>
+      </w:r>
+      <w:proofErr w:type="spellStart"/>
+      <w:r>
+        <w:rPr>
+          <w:rFonts w:ascii="Times New Roman" w:hAnsi="Times New Roman" w:cs="Times New Roman"/>
+          <w:sz w:val="16"/>
+          <w:szCs w:val="16"/>
+        </w:rPr>
+        <w:t>Об’єкта</w:t>
+      </w:r>
+      <w:proofErr w:type="spellEnd"/>
+      <w:r>
+        <w:rPr>
+          <w:rFonts w:ascii="Times New Roman" w:hAnsi="Times New Roman" w:cs="Times New Roman"/>
+          <w:sz w:val="16"/>
+          <w:szCs w:val="16"/>
+        </w:rPr>
+        <w:t xml:space="preserve"> </w:t>
+      </w:r>
+      <w:proofErr w:type="spellStart"/>
+      <w:r>
+        <w:rPr>
+          <w:rFonts w:ascii="Times New Roman" w:hAnsi="Times New Roman" w:cs="Times New Roman"/>
+          <w:sz w:val="16"/>
+          <w:szCs w:val="16"/>
+        </w:rPr>
+        <w:t>оренди</w:t>
+      </w:r>
+      <w:proofErr w:type="spellEnd"/>
+      <w:r>
+        <w:rPr>
+          <w:rFonts w:ascii="Times New Roman" w:hAnsi="Times New Roman" w:cs="Times New Roman"/>
+          <w:sz w:val="16"/>
+          <w:szCs w:val="16"/>
+        </w:rPr>
+        <w:t>.</w:t>
       </w:r>
     </w:p>
     <w:p>
@@ -6098,7 +9012,25 @@
           <w:sz w:val="16"/>
           <w:szCs w:val="16"/>
         </w:rPr>
-        <w:t xml:space="preserve">В разі </w:t>
+        <w:t xml:space="preserve">В </w:t>
+      </w:r>
+      <w:proofErr w:type="spellStart"/>
+      <w:r>
+        <w:rPr>
+          <w:rFonts w:ascii="Times New Roman" w:hAnsi="Times New Roman" w:cs="Times New Roman"/>
+          <w:sz w:val="16"/>
+          <w:szCs w:val="16"/>
+        </w:rPr>
+        <w:t>разі</w:t>
+      </w:r>
+      <w:proofErr w:type="spellEnd"/>
+      <w:r>
+        <w:rPr>
+          <w:rFonts w:ascii="Times New Roman" w:hAnsi="Times New Roman" w:cs="Times New Roman"/>
+          <w:sz w:val="16"/>
+          <w:szCs w:val="16"/>
+        </w:rPr>
+        <w:t xml:space="preserve"> </w:t>
       </w:r>
       <w:r>
         <w:rPr>
@@ -6126,13 +9058,23 @@
         </w:rPr>
         <w:t xml:space="preserve">орендованого </w:t>
       </w:r>
-      <w:r>
-        <w:rPr>
-          <w:rFonts w:ascii="Times New Roman" w:hAnsi="Times New Roman" w:cs="Times New Roman"/>
-          <w:sz w:val="16"/>
-          <w:szCs w:val="16"/>
-        </w:rPr>
-        <w:t xml:space="preserve">обладнання </w:t>
+      <w:proofErr w:type="spellStart"/>
+      <w:r>
+        <w:rPr>
+          <w:rFonts w:ascii="Times New Roman" w:hAnsi="Times New Roman" w:cs="Times New Roman"/>
+          <w:sz w:val="16"/>
+          <w:szCs w:val="16"/>
+        </w:rPr>
+        <w:t>обладнання</w:t>
+      </w:r>
+      <w:proofErr w:type="spellEnd"/>
+      <w:r>
+        <w:rPr>
+          <w:rFonts w:ascii="Times New Roman" w:hAnsi="Times New Roman" w:cs="Times New Roman"/>
+          <w:sz w:val="16"/>
+          <w:szCs w:val="16"/>
+        </w:rPr>
+        <w:t xml:space="preserve"> </w:t>
       </w:r>
       <w:r>
         <w:rPr>
@@ -6159,8 +9101,19 @@
           <w:szCs w:val="16"/>
           <w:lang w:val="uk-UA"/>
         </w:rPr>
-        <w:t>або пов</w:t>
-      </w:r>
+        <w:t xml:space="preserve">або </w:t>
+      </w:r>
+      <w:proofErr w:type="spellStart"/>
+      <w:r>
+        <w:rPr>
+          <w:rFonts w:ascii="Times New Roman" w:hAnsi="Times New Roman" w:cs="Times New Roman"/>
+          <w:sz w:val="16"/>
+          <w:szCs w:val="16"/>
+          <w:lang w:val="uk-UA"/>
+        </w:rPr>
+        <w:t>пов</w:t>
+      </w:r>
+      <w:proofErr w:type="spellEnd"/>
       <w:r>
         <w:rPr>
           <w:rFonts w:ascii="Times New Roman" w:hAnsi="Times New Roman" w:cs="Times New Roman"/>
@@ -6169,14 +9122,25 @@
         </w:rPr>
         <w:t>’</w:t>
       </w:r>
-      <w:r>
-        <w:rPr>
-          <w:rFonts w:ascii="Times New Roman" w:hAnsi="Times New Roman" w:cs="Times New Roman"/>
-          <w:sz w:val="16"/>
-          <w:szCs w:val="16"/>
-          <w:lang w:val="uk-UA"/>
-        </w:rPr>
-        <w:t>язаних з ним третіх осіб</w:t>
+      <w:proofErr w:type="spellStart"/>
+      <w:r>
+        <w:rPr>
+          <w:rFonts w:ascii="Times New Roman" w:hAnsi="Times New Roman" w:cs="Times New Roman"/>
+          <w:sz w:val="16"/>
+          <w:szCs w:val="16"/>
+          <w:lang w:val="uk-UA"/>
+        </w:rPr>
+        <w:t>язаних</w:t>
+      </w:r>
+      <w:proofErr w:type="spellEnd"/>
+      <w:r>
+        <w:rPr>
+          <w:rFonts w:ascii="Times New Roman" w:hAnsi="Times New Roman" w:cs="Times New Roman"/>
+          <w:sz w:val="16"/>
+          <w:szCs w:val="16"/>
+          <w:lang w:val="uk-UA"/>
+        </w:rPr>
+        <w:t xml:space="preserve"> з ним третіх осіб</w:t>
       </w:r>
       <w:r>
         <w:rPr>
@@ -6196,13 +9160,59 @@
         </w:rPr>
         <w:t xml:space="preserve"> </w:t>
       </w:r>
-      <w:r>
-        <w:rPr>
-          <w:rFonts w:ascii="Times New Roman" w:hAnsi="Times New Roman" w:cs="Times New Roman"/>
-          <w:sz w:val="16"/>
-          <w:szCs w:val="16"/>
-        </w:rPr>
-        <w:t xml:space="preserve">відновити працездатність орендованого </w:t>
+      <w:proofErr w:type="spellStart"/>
+      <w:r>
+        <w:rPr>
+          <w:rFonts w:ascii="Times New Roman" w:hAnsi="Times New Roman" w:cs="Times New Roman"/>
+          <w:sz w:val="16"/>
+          <w:szCs w:val="16"/>
+        </w:rPr>
+        <w:t>відновити</w:t>
+      </w:r>
+      <w:proofErr w:type="spellEnd"/>
+      <w:r>
+        <w:rPr>
+          <w:rFonts w:ascii="Times New Roman" w:hAnsi="Times New Roman" w:cs="Times New Roman"/>
+          <w:sz w:val="16"/>
+          <w:szCs w:val="16"/>
+        </w:rPr>
+        <w:t xml:space="preserve"> </w:t>
+      </w:r>
+      <w:proofErr w:type="spellStart"/>
+      <w:r>
+        <w:rPr>
+          <w:rFonts w:ascii="Times New Roman" w:hAnsi="Times New Roman" w:cs="Times New Roman"/>
+          <w:sz w:val="16"/>
+          <w:szCs w:val="16"/>
+        </w:rPr>
+        <w:t>працездатність</w:t>
+      </w:r>
+      <w:proofErr w:type="spellEnd"/>
+      <w:r>
+        <w:rPr>
+          <w:rFonts w:ascii="Times New Roman" w:hAnsi="Times New Roman" w:cs="Times New Roman"/>
+          <w:sz w:val="16"/>
+          <w:szCs w:val="16"/>
+        </w:rPr>
+        <w:t xml:space="preserve"> </w:t>
+      </w:r>
+      <w:proofErr w:type="spellStart"/>
+      <w:r>
+        <w:rPr>
+          <w:rFonts w:ascii="Times New Roman" w:hAnsi="Times New Roman" w:cs="Times New Roman"/>
+          <w:sz w:val="16"/>
+          <w:szCs w:val="16"/>
+        </w:rPr>
+        <w:t>орендованого</w:t>
+      </w:r>
+      <w:proofErr w:type="spellEnd"/>
+      <w:r>
+        <w:rPr>
+          <w:rFonts w:ascii="Times New Roman" w:hAnsi="Times New Roman" w:cs="Times New Roman"/>
+          <w:sz w:val="16"/>
+          <w:szCs w:val="16"/>
+        </w:rPr>
+        <w:t xml:space="preserve"> </w:t>
       </w:r>
       <w:r>
         <w:rPr>
@@ -6219,7 +9229,25 @@
           <w:sz w:val="16"/>
           <w:szCs w:val="16"/>
         </w:rPr>
-        <w:t xml:space="preserve"> протягом </w:t>
+        <w:t xml:space="preserve"> </w:t>
+      </w:r>
+      <w:proofErr w:type="spellStart"/>
+      <w:r>
+        <w:rPr>
+          <w:rFonts w:ascii="Times New Roman" w:hAnsi="Times New Roman" w:cs="Times New Roman"/>
+          <w:sz w:val="16"/>
+          <w:szCs w:val="16"/>
+        </w:rPr>
+        <w:t>протягом</w:t>
+      </w:r>
+      <w:proofErr w:type="spellEnd"/>
+      <w:r>
+        <w:rPr>
+          <w:rFonts w:ascii="Times New Roman" w:hAnsi="Times New Roman" w:cs="Times New Roman"/>
+          <w:sz w:val="16"/>
+          <w:szCs w:val="16"/>
+        </w:rPr>
+        <w:t xml:space="preserve"> </w:t>
       </w:r>
       <w:r>
         <w:rPr>
@@ -6245,7 +9273,25 @@
           <w:sz w:val="16"/>
           <w:szCs w:val="16"/>
         </w:rPr>
-        <w:t xml:space="preserve"> після </w:t>
+        <w:t xml:space="preserve"> </w:t>
+      </w:r>
+      <w:proofErr w:type="spellStart"/>
+      <w:r>
+        <w:rPr>
+          <w:rFonts w:ascii="Times New Roman" w:hAnsi="Times New Roman" w:cs="Times New Roman"/>
+          <w:sz w:val="16"/>
+          <w:szCs w:val="16"/>
+        </w:rPr>
+        <w:t>після</w:t>
+      </w:r>
+      <w:proofErr w:type="spellEnd"/>
+      <w:r>
+        <w:rPr>
+          <w:rFonts w:ascii="Times New Roman" w:hAnsi="Times New Roman" w:cs="Times New Roman"/>
+          <w:sz w:val="16"/>
+          <w:szCs w:val="16"/>
+        </w:rPr>
+        <w:t xml:space="preserve"> </w:t>
       </w:r>
       <w:r>
         <w:rPr>
@@ -6256,13 +9302,41 @@
         </w:rPr>
         <w:t xml:space="preserve">отримання </w:t>
       </w:r>
-      <w:r>
-        <w:rPr>
-          <w:rFonts w:ascii="Times New Roman" w:hAnsi="Times New Roman" w:cs="Times New Roman"/>
-          <w:sz w:val="16"/>
-          <w:szCs w:val="16"/>
-        </w:rPr>
-        <w:t xml:space="preserve">повідомлення про несправність. </w:t>
+      <w:proofErr w:type="spellStart"/>
+      <w:r>
+        <w:rPr>
+          <w:rFonts w:ascii="Times New Roman" w:hAnsi="Times New Roman" w:cs="Times New Roman"/>
+          <w:sz w:val="16"/>
+          <w:szCs w:val="16"/>
+        </w:rPr>
+        <w:t>повідомлення</w:t>
+      </w:r>
+      <w:proofErr w:type="spellEnd"/>
+      <w:r>
+        <w:rPr>
+          <w:rFonts w:ascii="Times New Roman" w:hAnsi="Times New Roman" w:cs="Times New Roman"/>
+          <w:sz w:val="16"/>
+          <w:szCs w:val="16"/>
+        </w:rPr>
+        <w:t xml:space="preserve"> про </w:t>
+      </w:r>
+      <w:proofErr w:type="spellStart"/>
+      <w:r>
+        <w:rPr>
+          <w:rFonts w:ascii="Times New Roman" w:hAnsi="Times New Roman" w:cs="Times New Roman"/>
+          <w:sz w:val="16"/>
+          <w:szCs w:val="16"/>
+        </w:rPr>
+        <w:t>несправність</w:t>
+      </w:r>
+      <w:proofErr w:type="spellEnd"/>
+      <w:r>
+        <w:rPr>
+          <w:rFonts w:ascii="Times New Roman" w:hAnsi="Times New Roman" w:cs="Times New Roman"/>
+          <w:sz w:val="16"/>
+          <w:szCs w:val="16"/>
+        </w:rPr>
+        <w:t xml:space="preserve">. </w:t>
       </w:r>
     </w:p>
     <w:p>
@@ -6710,7 +9784,27 @@
           <w:sz w:val="16"/>
           <w:szCs w:val="16"/>
         </w:rPr>
-        <w:t>. Права Орендодавця: </w:t>
+        <w:t xml:space="preserve">. Права </w:t>
+      </w:r>
+      <w:proofErr w:type="spellStart"/>
+      <w:r>
+        <w:rPr>
+          <w:rFonts w:ascii="Times New Roman" w:hAnsi="Times New Roman" w:cs="Times New Roman"/>
+          <w:b/>
+          <w:sz w:val="16"/>
+          <w:szCs w:val="16"/>
+        </w:rPr>
+        <w:t>Орендодавця</w:t>
+      </w:r>
+      <w:proofErr w:type="spellEnd"/>
+      <w:r>
+        <w:rPr>
+          <w:rFonts w:ascii="Times New Roman" w:hAnsi="Times New Roman" w:cs="Times New Roman"/>
+          <w:b/>
+          <w:sz w:val="16"/>
+          <w:szCs w:val="16"/>
+        </w:rPr>
+        <w:t>: </w:t>
       </w:r>
     </w:p>
     <w:p>
@@ -6748,21 +9842,85 @@
         </w:rPr>
         <w:t xml:space="preserve">.1. </w:t>
       </w:r>
-      <w:r>
-        <w:rPr>
-          <w:rFonts w:ascii="Times New Roman" w:hAnsi="Times New Roman" w:cs="Times New Roman"/>
-          <w:sz w:val="16"/>
-          <w:szCs w:val="16"/>
-        </w:rPr>
-        <w:t>Здійснювати перевірку порядку ви</w:t>
-      </w:r>
-      <w:r>
-        <w:rPr>
-          <w:rFonts w:ascii="Times New Roman" w:hAnsi="Times New Roman" w:cs="Times New Roman"/>
-          <w:sz w:val="16"/>
-          <w:szCs w:val="16"/>
-        </w:rPr>
-        <w:t xml:space="preserve">користання Орендарем </w:t>
+      <w:proofErr w:type="spellStart"/>
+      <w:r>
+        <w:rPr>
+          <w:rFonts w:ascii="Times New Roman" w:hAnsi="Times New Roman" w:cs="Times New Roman"/>
+          <w:sz w:val="16"/>
+          <w:szCs w:val="16"/>
+        </w:rPr>
+        <w:t>Здійснювати</w:t>
+      </w:r>
+      <w:proofErr w:type="spellEnd"/>
+      <w:r>
+        <w:rPr>
+          <w:rFonts w:ascii="Times New Roman" w:hAnsi="Times New Roman" w:cs="Times New Roman"/>
+          <w:sz w:val="16"/>
+          <w:szCs w:val="16"/>
+        </w:rPr>
+        <w:t xml:space="preserve"> </w:t>
+      </w:r>
+      <w:proofErr w:type="spellStart"/>
+      <w:r>
+        <w:rPr>
+          <w:rFonts w:ascii="Times New Roman" w:hAnsi="Times New Roman" w:cs="Times New Roman"/>
+          <w:sz w:val="16"/>
+          <w:szCs w:val="16"/>
+        </w:rPr>
+        <w:t>перевірку</w:t>
+      </w:r>
+      <w:proofErr w:type="spellEnd"/>
+      <w:r>
+        <w:rPr>
+          <w:rFonts w:ascii="Times New Roman" w:hAnsi="Times New Roman" w:cs="Times New Roman"/>
+          <w:sz w:val="16"/>
+          <w:szCs w:val="16"/>
+        </w:rPr>
+        <w:t xml:space="preserve"> порядку </w:t>
+      </w:r>
+      <w:proofErr w:type="spellStart"/>
+      <w:r>
+        <w:rPr>
+          <w:rFonts w:ascii="Times New Roman" w:hAnsi="Times New Roman" w:cs="Times New Roman"/>
+          <w:sz w:val="16"/>
+          <w:szCs w:val="16"/>
+        </w:rPr>
+        <w:t>ви</w:t>
+      </w:r>
+      <w:r>
+        <w:rPr>
+          <w:rFonts w:ascii="Times New Roman" w:hAnsi="Times New Roman" w:cs="Times New Roman"/>
+          <w:sz w:val="16"/>
+          <w:szCs w:val="16"/>
+        </w:rPr>
+        <w:t>користання</w:t>
+      </w:r>
+      <w:proofErr w:type="spellEnd"/>
+      <w:r>
+        <w:rPr>
+          <w:rFonts w:ascii="Times New Roman" w:hAnsi="Times New Roman" w:cs="Times New Roman"/>
+          <w:sz w:val="16"/>
+          <w:szCs w:val="16"/>
+        </w:rPr>
+        <w:t xml:space="preserve"> </w:t>
+      </w:r>
+      <w:proofErr w:type="spellStart"/>
+      <w:r>
+        <w:rPr>
+          <w:rFonts w:ascii="Times New Roman" w:hAnsi="Times New Roman" w:cs="Times New Roman"/>
+          <w:sz w:val="16"/>
+          <w:szCs w:val="16"/>
+        </w:rPr>
+        <w:t>Орендарем</w:t>
+      </w:r>
+      <w:proofErr w:type="spellEnd"/>
+      <w:r>
+        <w:rPr>
+          <w:rFonts w:ascii="Times New Roman" w:hAnsi="Times New Roman" w:cs="Times New Roman"/>
+          <w:sz w:val="16"/>
+          <w:szCs w:val="16"/>
+        </w:rPr>
+        <w:t xml:space="preserve"> </w:t>
       </w:r>
       <w:r>
         <w:rPr>
@@ -6773,21 +9931,77 @@
         </w:rPr>
         <w:t>М</w:t>
       </w:r>
-      <w:r>
-        <w:rPr>
-          <w:rFonts w:ascii="Times New Roman" w:hAnsi="Times New Roman" w:cs="Times New Roman"/>
-          <w:sz w:val="16"/>
-          <w:szCs w:val="16"/>
-        </w:rPr>
-        <w:t>айна‚ що </w:t>
-      </w:r>
-      <w:r>
-        <w:rPr>
-          <w:rFonts w:ascii="Times New Roman" w:hAnsi="Times New Roman" w:cs="Times New Roman"/>
-          <w:sz w:val="16"/>
-          <w:szCs w:val="16"/>
-        </w:rPr>
-        <w:t xml:space="preserve">орендується‚ у відповідності до умов </w:t>
+      <w:proofErr w:type="spellStart"/>
+      <w:r>
+        <w:rPr>
+          <w:rFonts w:ascii="Times New Roman" w:hAnsi="Times New Roman" w:cs="Times New Roman"/>
+          <w:sz w:val="16"/>
+          <w:szCs w:val="16"/>
+        </w:rPr>
+        <w:t>айна</w:t>
+      </w:r>
+      <w:proofErr w:type="spellEnd"/>
+      <w:r>
+        <w:rPr>
+          <w:rFonts w:ascii="Times New Roman" w:hAnsi="Times New Roman" w:cs="Times New Roman"/>
+          <w:sz w:val="16"/>
+          <w:szCs w:val="16"/>
+        </w:rPr>
+        <w:t xml:space="preserve">‚ </w:t>
+      </w:r>
+      <w:proofErr w:type="spellStart"/>
+      <w:r>
+        <w:rPr>
+          <w:rFonts w:ascii="Times New Roman" w:hAnsi="Times New Roman" w:cs="Times New Roman"/>
+          <w:sz w:val="16"/>
+          <w:szCs w:val="16"/>
+        </w:rPr>
+        <w:t>що</w:t>
+      </w:r>
+      <w:proofErr w:type="spellEnd"/>
+      <w:r>
+        <w:rPr>
+          <w:rFonts w:ascii="Times New Roman" w:hAnsi="Times New Roman" w:cs="Times New Roman"/>
+          <w:sz w:val="16"/>
+          <w:szCs w:val="16"/>
+        </w:rPr>
+        <w:t> </w:t>
+      </w:r>
+      <w:proofErr w:type="spellStart"/>
+      <w:r>
+        <w:rPr>
+          <w:rFonts w:ascii="Times New Roman" w:hAnsi="Times New Roman" w:cs="Times New Roman"/>
+          <w:sz w:val="16"/>
+          <w:szCs w:val="16"/>
+        </w:rPr>
+        <w:t>орендується</w:t>
+      </w:r>
+      <w:proofErr w:type="spellEnd"/>
+      <w:r>
+        <w:rPr>
+          <w:rFonts w:ascii="Times New Roman" w:hAnsi="Times New Roman" w:cs="Times New Roman"/>
+          <w:sz w:val="16"/>
+          <w:szCs w:val="16"/>
+        </w:rPr>
+        <w:t xml:space="preserve">‚ у </w:t>
+      </w:r>
+      <w:proofErr w:type="spellStart"/>
+      <w:r>
+        <w:rPr>
+          <w:rFonts w:ascii="Times New Roman" w:hAnsi="Times New Roman" w:cs="Times New Roman"/>
+          <w:sz w:val="16"/>
+          <w:szCs w:val="16"/>
+        </w:rPr>
+        <w:t>відповідності</w:t>
+      </w:r>
+      <w:proofErr w:type="spellEnd"/>
+      <w:r>
+        <w:rPr>
+          <w:rFonts w:ascii="Times New Roman" w:hAnsi="Times New Roman" w:cs="Times New Roman"/>
+          <w:sz w:val="16"/>
+          <w:szCs w:val="16"/>
+        </w:rPr>
+        <w:t xml:space="preserve"> до умов </w:t>
       </w:r>
       <w:r>
         <w:rPr>
@@ -7013,7 +10227,47 @@
           <w:szCs w:val="16"/>
           <w:lang w:eastAsia="ru-RU"/>
         </w:rPr>
-        <w:t xml:space="preserve">.1. Після закінчення </w:t>
+        <w:t xml:space="preserve">.1. </w:t>
+      </w:r>
+      <w:proofErr w:type="spellStart"/>
+      <w:r>
+        <w:rPr>
+          <w:rFonts w:ascii="Times New Roman" w:hAnsi="Times New Roman" w:cs="Times New Roman"/>
+          <w:sz w:val="16"/>
+          <w:szCs w:val="16"/>
+          <w:lang w:eastAsia="ru-RU"/>
+        </w:rPr>
+        <w:t>Після</w:t>
+      </w:r>
+      <w:proofErr w:type="spellEnd"/>
+      <w:r>
+        <w:rPr>
+          <w:rFonts w:ascii="Times New Roman" w:hAnsi="Times New Roman" w:cs="Times New Roman"/>
+          <w:sz w:val="16"/>
+          <w:szCs w:val="16"/>
+          <w:lang w:eastAsia="ru-RU"/>
+        </w:rPr>
+        <w:t xml:space="preserve"> </w:t>
+      </w:r>
+      <w:proofErr w:type="spellStart"/>
+      <w:r>
+        <w:rPr>
+          <w:rFonts w:ascii="Times New Roman" w:hAnsi="Times New Roman" w:cs="Times New Roman"/>
+          <w:sz w:val="16"/>
+          <w:szCs w:val="16"/>
+          <w:lang w:eastAsia="ru-RU"/>
+        </w:rPr>
+        <w:t>закінчення</w:t>
+      </w:r>
+      <w:proofErr w:type="spellEnd"/>
+      <w:r>
+        <w:rPr>
+          <w:rFonts w:ascii="Times New Roman" w:hAnsi="Times New Roman" w:cs="Times New Roman"/>
+          <w:sz w:val="16"/>
+          <w:szCs w:val="16"/>
+          <w:lang w:eastAsia="ru-RU"/>
+        </w:rPr>
+        <w:t xml:space="preserve"> </w:t>
       </w:r>
       <w:r>
         <w:rPr>
@@ -7031,7 +10285,87 @@
           <w:szCs w:val="16"/>
           <w:lang w:eastAsia="ru-RU"/>
         </w:rPr>
-        <w:t xml:space="preserve"> оренди Орендар зобов’язаний протягом </w:t>
+        <w:t xml:space="preserve"> </w:t>
+      </w:r>
+      <w:proofErr w:type="spellStart"/>
+      <w:r>
+        <w:rPr>
+          <w:rFonts w:ascii="Times New Roman" w:hAnsi="Times New Roman" w:cs="Times New Roman"/>
+          <w:sz w:val="16"/>
+          <w:szCs w:val="16"/>
+          <w:lang w:eastAsia="ru-RU"/>
+        </w:rPr>
+        <w:t>оренди</w:t>
+      </w:r>
+      <w:proofErr w:type="spellEnd"/>
+      <w:r>
+        <w:rPr>
+          <w:rFonts w:ascii="Times New Roman" w:hAnsi="Times New Roman" w:cs="Times New Roman"/>
+          <w:sz w:val="16"/>
+          <w:szCs w:val="16"/>
+          <w:lang w:eastAsia="ru-RU"/>
+        </w:rPr>
+        <w:t xml:space="preserve"> </w:t>
+      </w:r>
+      <w:proofErr w:type="spellStart"/>
+      <w:r>
+        <w:rPr>
+          <w:rFonts w:ascii="Times New Roman" w:hAnsi="Times New Roman" w:cs="Times New Roman"/>
+          <w:sz w:val="16"/>
+          <w:szCs w:val="16"/>
+          <w:lang w:eastAsia="ru-RU"/>
+        </w:rPr>
+        <w:t>Орендар</w:t>
+      </w:r>
+      <w:proofErr w:type="spellEnd"/>
+      <w:r>
+        <w:rPr>
+          <w:rFonts w:ascii="Times New Roman" w:hAnsi="Times New Roman" w:cs="Times New Roman"/>
+          <w:sz w:val="16"/>
+          <w:szCs w:val="16"/>
+          <w:lang w:eastAsia="ru-RU"/>
+        </w:rPr>
+        <w:t xml:space="preserve"> </w:t>
+      </w:r>
+      <w:proofErr w:type="spellStart"/>
+      <w:r>
+        <w:rPr>
+          <w:rFonts w:ascii="Times New Roman" w:hAnsi="Times New Roman" w:cs="Times New Roman"/>
+          <w:sz w:val="16"/>
+          <w:szCs w:val="16"/>
+          <w:lang w:eastAsia="ru-RU"/>
+        </w:rPr>
+        <w:t>зобов’язаний</w:t>
+      </w:r>
+      <w:proofErr w:type="spellEnd"/>
+      <w:r>
+        <w:rPr>
+          <w:rFonts w:ascii="Times New Roman" w:hAnsi="Times New Roman" w:cs="Times New Roman"/>
+          <w:sz w:val="16"/>
+          <w:szCs w:val="16"/>
+          <w:lang w:eastAsia="ru-RU"/>
+        </w:rPr>
+        <w:t xml:space="preserve"> </w:t>
+      </w:r>
+      <w:proofErr w:type="spellStart"/>
+      <w:r>
+        <w:rPr>
+          <w:rFonts w:ascii="Times New Roman" w:hAnsi="Times New Roman" w:cs="Times New Roman"/>
+          <w:sz w:val="16"/>
+          <w:szCs w:val="16"/>
+          <w:lang w:eastAsia="ru-RU"/>
+        </w:rPr>
+        <w:t>протягом</w:t>
+      </w:r>
+      <w:proofErr w:type="spellEnd"/>
+      <w:r>
+        <w:rPr>
+          <w:rFonts w:ascii="Times New Roman" w:hAnsi="Times New Roman" w:cs="Times New Roman"/>
+          <w:sz w:val="16"/>
+          <w:szCs w:val="16"/>
+          <w:lang w:eastAsia="ru-RU"/>
+        </w:rPr>
+        <w:t xml:space="preserve"> </w:t>
       </w:r>
       <w:r>
         <w:rPr>
@@ -7069,6 +10403,7 @@
         </w:rPr>
         <w:t xml:space="preserve">днів </w:t>
       </w:r>
+      <w:proofErr w:type="spellStart"/>
       <w:r>
         <w:rPr>
           <w:rFonts w:ascii="Times New Roman" w:hAnsi="Times New Roman" w:cs="Times New Roman"/>
@@ -7076,8 +10411,9 @@
           <w:szCs w:val="16"/>
           <w:lang w:eastAsia="ru-RU"/>
         </w:rPr>
-        <w:t xml:space="preserve">повернути </w:t>
-      </w:r>
+        <w:t>повернути</w:t>
+      </w:r>
+      <w:proofErr w:type="spellEnd"/>
       <w:r>
         <w:rPr>
           <w:rFonts w:ascii="Times New Roman" w:hAnsi="Times New Roman" w:cs="Times New Roman"/>
@@ -7085,6 +10421,16 @@
           <w:szCs w:val="16"/>
           <w:lang w:eastAsia="ru-RU"/>
         </w:rPr>
+        <w:t xml:space="preserve"> </w:t>
+      </w:r>
+      <w:proofErr w:type="spellStart"/>
+      <w:r>
+        <w:rPr>
+          <w:rFonts w:ascii="Times New Roman" w:hAnsi="Times New Roman" w:cs="Times New Roman"/>
+          <w:sz w:val="16"/>
+          <w:szCs w:val="16"/>
+          <w:lang w:eastAsia="ru-RU"/>
+        </w:rPr>
         <w:t>М</w:t>
       </w:r>
       <w:r>
@@ -7096,6 +10442,7 @@
         </w:rPr>
         <w:t>айно</w:t>
       </w:r>
+      <w:proofErr w:type="spellEnd"/>
       <w:r>
         <w:rPr>
           <w:rFonts w:ascii="Times New Roman" w:hAnsi="Times New Roman" w:cs="Times New Roman"/>
@@ -7105,6 +10452,7 @@
         </w:rPr>
         <w:t xml:space="preserve"> </w:t>
       </w:r>
+      <w:proofErr w:type="spellStart"/>
       <w:r>
         <w:rPr>
           <w:rFonts w:ascii="Times New Roman" w:hAnsi="Times New Roman" w:cs="Times New Roman"/>
@@ -7114,6 +10462,7 @@
         </w:rPr>
         <w:t>Орендодавц</w:t>
       </w:r>
+      <w:proofErr w:type="spellEnd"/>
       <w:r>
         <w:rPr>
           <w:rFonts w:ascii="Times New Roman" w:hAnsi="Times New Roman" w:cs="Times New Roman"/>
@@ -7141,6 +10490,7 @@
         </w:rPr>
         <w:t xml:space="preserve">Акт </w:t>
       </w:r>
+      <w:proofErr w:type="spellStart"/>
       <w:r>
         <w:rPr>
           <w:rFonts w:ascii="Times New Roman" w:hAnsi="Times New Roman" w:cs="Times New Roman"/>
@@ -7150,6 +10500,7 @@
         </w:rPr>
         <w:t>приймання-передачі</w:t>
       </w:r>
+      <w:proofErr w:type="spellEnd"/>
       <w:r>
         <w:rPr>
           <w:rFonts w:ascii="Times New Roman" w:hAnsi="Times New Roman" w:cs="Times New Roman"/>
@@ -7196,8 +10547,9 @@
           <w:szCs w:val="16"/>
           <w:lang w:eastAsia="ru-RU"/>
         </w:rPr>
-        <w:t xml:space="preserve">.2. Повернення </w:t>
-      </w:r>
+        <w:t xml:space="preserve">.2. </w:t>
+      </w:r>
+      <w:proofErr w:type="spellStart"/>
       <w:r>
         <w:rPr>
           <w:rFonts w:ascii="Times New Roman" w:hAnsi="Times New Roman" w:cs="Times New Roman"/>
@@ -7205,6 +10557,25 @@
           <w:szCs w:val="16"/>
           <w:lang w:eastAsia="ru-RU"/>
         </w:rPr>
+        <w:t>Повернення</w:t>
+      </w:r>
+      <w:proofErr w:type="spellEnd"/>
+      <w:r>
+        <w:rPr>
+          <w:rFonts w:ascii="Times New Roman" w:hAnsi="Times New Roman" w:cs="Times New Roman"/>
+          <w:sz w:val="16"/>
+          <w:szCs w:val="16"/>
+          <w:lang w:eastAsia="ru-RU"/>
+        </w:rPr>
+        <w:t xml:space="preserve"> </w:t>
+      </w:r>
+      <w:r>
+        <w:rPr>
+          <w:rFonts w:ascii="Times New Roman" w:hAnsi="Times New Roman" w:cs="Times New Roman"/>
+          <w:sz w:val="16"/>
+          <w:szCs w:val="16"/>
+          <w:lang w:eastAsia="ru-RU"/>
+        </w:rPr>
         <w:t>Майна</w:t>
       </w:r>
       <w:r>
@@ -7216,6 +10587,7 @@
         </w:rPr>
         <w:t xml:space="preserve"> </w:t>
       </w:r>
+      <w:proofErr w:type="spellStart"/>
       <w:r>
         <w:rPr>
           <w:rFonts w:ascii="Times New Roman" w:hAnsi="Times New Roman" w:cs="Times New Roman"/>
@@ -7232,8 +10604,9 @@
           <w:szCs w:val="16"/>
           <w:lang w:eastAsia="ru-RU"/>
         </w:rPr>
-        <w:t xml:space="preserve">нюється </w:t>
-      </w:r>
+        <w:t>нюється</w:t>
+      </w:r>
+      <w:proofErr w:type="spellEnd"/>
       <w:r>
         <w:rPr>
           <w:rFonts w:ascii="Times New Roman" w:hAnsi="Times New Roman" w:cs="Times New Roman"/>
@@ -7241,7 +10614,27 @@
           <w:szCs w:val="16"/>
           <w:lang w:eastAsia="ru-RU"/>
         </w:rPr>
-        <w:t xml:space="preserve">уповноваженими </w:t>
+        <w:t xml:space="preserve"> </w:t>
+      </w:r>
+      <w:proofErr w:type="spellStart"/>
+      <w:r>
+        <w:rPr>
+          <w:rFonts w:ascii="Times New Roman" w:hAnsi="Times New Roman" w:cs="Times New Roman"/>
+          <w:sz w:val="16"/>
+          <w:szCs w:val="16"/>
+          <w:lang w:eastAsia="ru-RU"/>
+        </w:rPr>
+        <w:t>уповноваженими</w:t>
+      </w:r>
+      <w:proofErr w:type="spellEnd"/>
+      <w:r>
+        <w:rPr>
+          <w:rFonts w:ascii="Times New Roman" w:hAnsi="Times New Roman" w:cs="Times New Roman"/>
+          <w:sz w:val="16"/>
+          <w:szCs w:val="16"/>
+          <w:lang w:eastAsia="ru-RU"/>
+        </w:rPr>
+        <w:t xml:space="preserve"> </w:t>
       </w:r>
       <w:r>
         <w:rPr>
@@ -7252,6 +10645,7 @@
         </w:rPr>
         <w:t xml:space="preserve">представниками </w:t>
       </w:r>
+      <w:proofErr w:type="spellStart"/>
       <w:r>
         <w:rPr>
           <w:rFonts w:ascii="Times New Roman" w:hAnsi="Times New Roman" w:cs="Times New Roman"/>
@@ -7261,6 +10655,7 @@
         </w:rPr>
         <w:t>Сторін</w:t>
       </w:r>
+      <w:proofErr w:type="spellEnd"/>
       <w:r>
         <w:rPr>
           <w:rFonts w:ascii="Times New Roman" w:hAnsi="Times New Roman" w:cs="Times New Roman"/>
@@ -7412,8 +10807,19 @@
           <w:szCs w:val="16"/>
           <w:lang w:val="uk-UA" w:eastAsia="ru-RU"/>
         </w:rPr>
-        <w:t xml:space="preserve"> він зобов</w:t>
-      </w:r>
+        <w:t xml:space="preserve"> він </w:t>
+      </w:r>
+      <w:proofErr w:type="spellStart"/>
+      <w:r>
+        <w:rPr>
+          <w:rFonts w:ascii="Times New Roman" w:hAnsi="Times New Roman" w:cs="Times New Roman"/>
+          <w:sz w:val="16"/>
+          <w:szCs w:val="16"/>
+          <w:lang w:val="uk-UA" w:eastAsia="ru-RU"/>
+        </w:rPr>
+        <w:t>зобов</w:t>
+      </w:r>
+      <w:proofErr w:type="spellEnd"/>
       <w:r>
         <w:rPr>
           <w:rFonts w:ascii="Times New Roman" w:hAnsi="Times New Roman" w:cs="Times New Roman"/>
@@ -7423,6 +10829,7 @@
         </w:rPr>
         <w:t>’</w:t>
       </w:r>
+      <w:proofErr w:type="spellStart"/>
       <w:r>
         <w:rPr>
           <w:rFonts w:ascii="Times New Roman" w:hAnsi="Times New Roman" w:cs="Times New Roman"/>
@@ -7432,6 +10839,7 @@
         </w:rPr>
         <w:t>язаний</w:t>
       </w:r>
+      <w:proofErr w:type="spellEnd"/>
       <w:r>
         <w:rPr>
           <w:rFonts w:ascii="Times New Roman" w:hAnsi="Times New Roman" w:cs="Times New Roman"/>
@@ -7720,6 +11128,7 @@
         </w:rPr>
         <w:t xml:space="preserve">, </w:t>
       </w:r>
+      <w:proofErr w:type="spellStart"/>
       <w:r>
         <w:rPr>
           <w:rFonts w:ascii="Times New Roman" w:hAnsi="Times New Roman" w:cs="Times New Roman"/>
@@ -7727,7 +11136,37 @@
           <w:szCs w:val="16"/>
           <w:lang w:eastAsia="ru-RU"/>
         </w:rPr>
-        <w:t xml:space="preserve">враховуючи п.6.1.9 цього договору. </w:t>
+        <w:t>враховуючи</w:t>
+      </w:r>
+      <w:proofErr w:type="spellEnd"/>
+      <w:r>
+        <w:rPr>
+          <w:rFonts w:ascii="Times New Roman" w:hAnsi="Times New Roman" w:cs="Times New Roman"/>
+          <w:sz w:val="16"/>
+          <w:szCs w:val="16"/>
+          <w:lang w:eastAsia="ru-RU"/>
+        </w:rPr>
+        <w:t xml:space="preserve"> п.6.1.9 </w:t>
+      </w:r>
+      <w:proofErr w:type="spellStart"/>
+      <w:r>
+        <w:rPr>
+          <w:rFonts w:ascii="Times New Roman" w:hAnsi="Times New Roman" w:cs="Times New Roman"/>
+          <w:sz w:val="16"/>
+          <w:szCs w:val="16"/>
+          <w:lang w:eastAsia="ru-RU"/>
+        </w:rPr>
+        <w:t>цього</w:t>
+      </w:r>
+      <w:proofErr w:type="spellEnd"/>
+      <w:r>
+        <w:rPr>
+          <w:rFonts w:ascii="Times New Roman" w:hAnsi="Times New Roman" w:cs="Times New Roman"/>
+          <w:sz w:val="16"/>
+          <w:szCs w:val="16"/>
+          <w:lang w:eastAsia="ru-RU"/>
+        </w:rPr>
+        <w:t xml:space="preserve"> договору. </w:t>
       </w:r>
     </w:p>
     <w:p>
@@ -7757,17 +11196,9 @@
           <w:szCs w:val="16"/>
           <w:lang w:eastAsia="ru-RU"/>
         </w:rPr>
-        <w:t>.3. Майно</w:t>
-      </w:r>
-      <w:r>
-        <w:rPr>
-          <w:rFonts w:ascii="Times New Roman" w:hAnsi="Times New Roman" w:cs="Times New Roman"/>
-          <w:sz w:val="16"/>
-          <w:szCs w:val="16"/>
-          <w:lang w:val="uk-UA" w:eastAsia="ru-RU"/>
-        </w:rPr>
-        <w:t xml:space="preserve"> </w:t>
-      </w:r>
+        <w:t xml:space="preserve">.3. </w:t>
+      </w:r>
+      <w:proofErr w:type="spellStart"/>
       <w:r>
         <w:rPr>
           <w:rFonts w:ascii="Times New Roman" w:hAnsi="Times New Roman" w:cs="Times New Roman"/>
@@ -7775,6 +11206,25 @@
           <w:szCs w:val="16"/>
           <w:lang w:eastAsia="ru-RU"/>
         </w:rPr>
+        <w:t>Майно</w:t>
+      </w:r>
+      <w:proofErr w:type="spellEnd"/>
+      <w:r>
+        <w:rPr>
+          <w:rFonts w:ascii="Times New Roman" w:hAnsi="Times New Roman" w:cs="Times New Roman"/>
+          <w:sz w:val="16"/>
+          <w:szCs w:val="16"/>
+          <w:lang w:val="uk-UA" w:eastAsia="ru-RU"/>
+        </w:rPr>
+        <w:t xml:space="preserve"> </w:t>
+      </w:r>
+      <w:r>
+        <w:rPr>
+          <w:rFonts w:ascii="Times New Roman" w:hAnsi="Times New Roman" w:cs="Times New Roman"/>
+          <w:sz w:val="16"/>
+          <w:szCs w:val="16"/>
+          <w:lang w:eastAsia="ru-RU"/>
+        </w:rPr>
         <w:t>повинно бути передан</w:t>
       </w:r>
       <w:r>
@@ -7795,6 +11245,7 @@
         </w:rPr>
         <w:t xml:space="preserve"> </w:t>
       </w:r>
+      <w:proofErr w:type="spellStart"/>
       <w:r>
         <w:rPr>
           <w:rFonts w:ascii="Times New Roman" w:hAnsi="Times New Roman" w:cs="Times New Roman"/>
@@ -7804,6 +11255,7 @@
         </w:rPr>
         <w:t>Орендодавцю</w:t>
       </w:r>
+      <w:proofErr w:type="spellEnd"/>
       <w:r>
         <w:rPr>
           <w:rFonts w:ascii="Times New Roman" w:hAnsi="Times New Roman" w:cs="Times New Roman"/>
@@ -8105,8 +11557,9 @@
           <w:szCs w:val="16"/>
           <w:lang w:eastAsia="ru-RU"/>
         </w:rPr>
-        <w:t>У випадку</w:t>
-      </w:r>
+        <w:t xml:space="preserve">У </w:t>
+      </w:r>
+      <w:proofErr w:type="spellStart"/>
       <w:r>
         <w:rPr>
           <w:rFonts w:ascii="Times New Roman" w:hAnsi="Times New Roman" w:cs="Times New Roman"/>
@@ -8114,7 +11567,37 @@
           <w:szCs w:val="16"/>
           <w:lang w:eastAsia="ru-RU"/>
         </w:rPr>
-        <w:t xml:space="preserve"> використання </w:t>
+        <w:t>випадку</w:t>
+      </w:r>
+      <w:proofErr w:type="spellEnd"/>
+      <w:r>
+        <w:rPr>
+          <w:rFonts w:ascii="Times New Roman" w:hAnsi="Times New Roman" w:cs="Times New Roman"/>
+          <w:sz w:val="16"/>
+          <w:szCs w:val="16"/>
+          <w:lang w:eastAsia="ru-RU"/>
+        </w:rPr>
+        <w:t xml:space="preserve"> </w:t>
+      </w:r>
+      <w:proofErr w:type="spellStart"/>
+      <w:r>
+        <w:rPr>
+          <w:rFonts w:ascii="Times New Roman" w:hAnsi="Times New Roman" w:cs="Times New Roman"/>
+          <w:sz w:val="16"/>
+          <w:szCs w:val="16"/>
+          <w:lang w:eastAsia="ru-RU"/>
+        </w:rPr>
+        <w:t>використання</w:t>
+      </w:r>
+      <w:proofErr w:type="spellEnd"/>
+      <w:r>
+        <w:rPr>
+          <w:rFonts w:ascii="Times New Roman" w:hAnsi="Times New Roman" w:cs="Times New Roman"/>
+          <w:sz w:val="16"/>
+          <w:szCs w:val="16"/>
+          <w:lang w:eastAsia="ru-RU"/>
+        </w:rPr>
+        <w:t xml:space="preserve"> </w:t>
       </w:r>
       <w:r>
         <w:rPr>
@@ -8134,14 +11617,25 @@
         </w:rPr>
         <w:t>’</w:t>
       </w:r>
-      <w:r>
-        <w:rPr>
-          <w:rFonts w:ascii="Times New Roman" w:hAnsi="Times New Roman" w:cs="Times New Roman"/>
-          <w:sz w:val="16"/>
-          <w:szCs w:val="16"/>
-          <w:lang w:val="uk-UA" w:eastAsia="ru-RU"/>
-        </w:rPr>
-        <w:t xml:space="preserve">єкта оренди </w:t>
+      <w:proofErr w:type="spellStart"/>
+      <w:r>
+        <w:rPr>
+          <w:rFonts w:ascii="Times New Roman" w:hAnsi="Times New Roman" w:cs="Times New Roman"/>
+          <w:sz w:val="16"/>
+          <w:szCs w:val="16"/>
+          <w:lang w:val="uk-UA" w:eastAsia="ru-RU"/>
+        </w:rPr>
+        <w:t>єкта</w:t>
+      </w:r>
+      <w:proofErr w:type="spellEnd"/>
+      <w:r>
+        <w:rPr>
+          <w:rFonts w:ascii="Times New Roman" w:hAnsi="Times New Roman" w:cs="Times New Roman"/>
+          <w:sz w:val="16"/>
+          <w:szCs w:val="16"/>
+          <w:lang w:val="uk-UA" w:eastAsia="ru-RU"/>
+        </w:rPr>
+        <w:t xml:space="preserve"> оренди </w:t>
       </w:r>
       <w:r>
         <w:rPr>
@@ -8213,7 +11707,27 @@
           <w:szCs w:val="16"/>
           <w:lang w:eastAsia="ru-RU"/>
         </w:rPr>
-        <w:t>штраф у розмірі </w:t>
+        <w:t xml:space="preserve">штраф у </w:t>
+      </w:r>
+      <w:proofErr w:type="spellStart"/>
+      <w:r>
+        <w:rPr>
+          <w:rFonts w:ascii="Times New Roman" w:hAnsi="Times New Roman" w:cs="Times New Roman"/>
+          <w:sz w:val="16"/>
+          <w:szCs w:val="16"/>
+          <w:lang w:eastAsia="ru-RU"/>
+        </w:rPr>
+        <w:t>розмірі</w:t>
+      </w:r>
+      <w:proofErr w:type="spellEnd"/>
+      <w:r>
+        <w:rPr>
+          <w:rFonts w:ascii="Times New Roman" w:hAnsi="Times New Roman" w:cs="Times New Roman"/>
+          <w:sz w:val="16"/>
+          <w:szCs w:val="16"/>
+          <w:lang w:eastAsia="ru-RU"/>
+        </w:rPr>
+        <w:t> </w:t>
       </w:r>
       <w:r>
         <w:rPr>
@@ -8231,7 +11745,47 @@
           <w:szCs w:val="16"/>
           <w:lang w:eastAsia="ru-RU"/>
         </w:rPr>
-        <w:t xml:space="preserve">%  від суми </w:t>
+        <w:t xml:space="preserve">%  </w:t>
+      </w:r>
+      <w:proofErr w:type="spellStart"/>
+      <w:r>
+        <w:rPr>
+          <w:rFonts w:ascii="Times New Roman" w:hAnsi="Times New Roman" w:cs="Times New Roman"/>
+          <w:sz w:val="16"/>
+          <w:szCs w:val="16"/>
+          <w:lang w:eastAsia="ru-RU"/>
+        </w:rPr>
+        <w:t>від</w:t>
+      </w:r>
+      <w:proofErr w:type="spellEnd"/>
+      <w:r>
+        <w:rPr>
+          <w:rFonts w:ascii="Times New Roman" w:hAnsi="Times New Roman" w:cs="Times New Roman"/>
+          <w:sz w:val="16"/>
+          <w:szCs w:val="16"/>
+          <w:lang w:eastAsia="ru-RU"/>
+        </w:rPr>
+        <w:t xml:space="preserve"> </w:t>
+      </w:r>
+      <w:proofErr w:type="spellStart"/>
+      <w:r>
+        <w:rPr>
+          <w:rFonts w:ascii="Times New Roman" w:hAnsi="Times New Roman" w:cs="Times New Roman"/>
+          <w:sz w:val="16"/>
+          <w:szCs w:val="16"/>
+          <w:lang w:eastAsia="ru-RU"/>
+        </w:rPr>
+        <w:t>суми</w:t>
+      </w:r>
+      <w:proofErr w:type="spellEnd"/>
+      <w:r>
+        <w:rPr>
+          <w:rFonts w:ascii="Times New Roman" w:hAnsi="Times New Roman" w:cs="Times New Roman"/>
+          <w:sz w:val="16"/>
+          <w:szCs w:val="16"/>
+          <w:lang w:eastAsia="ru-RU"/>
+        </w:rPr>
+        <w:t xml:space="preserve"> </w:t>
       </w:r>
       <w:r>
         <w:rPr>
@@ -8459,8 +12013,19 @@
           <w:szCs w:val="16"/>
           <w:lang w:val="uk-UA" w:eastAsia="ru-RU"/>
         </w:rPr>
-        <w:t>Майна. У випадку, якщо Майно ремонту не підлягає, Орендар зобов</w:t>
-      </w:r>
+        <w:t xml:space="preserve">Майна. У випадку, якщо Майно ремонту не підлягає, Орендар </w:t>
+      </w:r>
+      <w:proofErr w:type="spellStart"/>
+      <w:r>
+        <w:rPr>
+          <w:rFonts w:ascii="Times New Roman" w:hAnsi="Times New Roman" w:cs="Times New Roman"/>
+          <w:sz w:val="16"/>
+          <w:szCs w:val="16"/>
+          <w:lang w:val="uk-UA" w:eastAsia="ru-RU"/>
+        </w:rPr>
+        <w:t>зобов</w:t>
+      </w:r>
+      <w:proofErr w:type="spellEnd"/>
       <w:r>
         <w:rPr>
           <w:rFonts w:ascii="Times New Roman" w:hAnsi="Times New Roman" w:cs="Times New Roman"/>
@@ -8470,6 +12035,7 @@
         </w:rPr>
         <w:t>’</w:t>
       </w:r>
+      <w:proofErr w:type="spellStart"/>
       <w:r>
         <w:rPr>
           <w:rFonts w:ascii="Times New Roman" w:hAnsi="Times New Roman" w:cs="Times New Roman"/>
@@ -8479,6 +12045,7 @@
         </w:rPr>
         <w:t>язаний</w:t>
       </w:r>
+      <w:proofErr w:type="spellEnd"/>
       <w:r>
         <w:rPr>
           <w:rFonts w:ascii="Times New Roman" w:hAnsi="Times New Roman" w:cs="Times New Roman"/>
@@ -8658,8 +12225,19 @@
           <w:szCs w:val="16"/>
           <w:lang w:eastAsia="ru-RU"/>
         </w:rPr>
-        <w:t xml:space="preserve"> випадку</w:t>
-      </w:r>
+        <w:t xml:space="preserve"> </w:t>
+      </w:r>
+      <w:proofErr w:type="spellStart"/>
+      <w:r>
+        <w:rPr>
+          <w:rFonts w:ascii="Times New Roman" w:hAnsi="Times New Roman" w:cs="Times New Roman"/>
+          <w:sz w:val="16"/>
+          <w:szCs w:val="16"/>
+          <w:lang w:eastAsia="ru-RU"/>
+        </w:rPr>
+        <w:t>випадку</w:t>
+      </w:r>
+      <w:proofErr w:type="spellEnd"/>
       <w:r>
         <w:rPr>
           <w:rFonts w:ascii="Times New Roman" w:hAnsi="Times New Roman" w:cs="Times New Roman"/>
@@ -8676,8 +12254,9 @@
           <w:szCs w:val="16"/>
           <w:lang w:eastAsia="ru-RU"/>
         </w:rPr>
-        <w:t xml:space="preserve"> Орендареві</w:t>
-      </w:r>
+        <w:t xml:space="preserve"> </w:t>
+      </w:r>
+      <w:proofErr w:type="spellStart"/>
       <w:r>
         <w:rPr>
           <w:rFonts w:ascii="Times New Roman" w:hAnsi="Times New Roman" w:cs="Times New Roman"/>
@@ -8685,6 +12264,16 @@
           <w:szCs w:val="16"/>
           <w:lang w:eastAsia="ru-RU"/>
         </w:rPr>
+        <w:t>Орендареві</w:t>
+      </w:r>
+      <w:proofErr w:type="spellEnd"/>
+      <w:r>
+        <w:rPr>
+          <w:rFonts w:ascii="Times New Roman" w:hAnsi="Times New Roman" w:cs="Times New Roman"/>
+          <w:sz w:val="16"/>
+          <w:szCs w:val="16"/>
+          <w:lang w:eastAsia="ru-RU"/>
+        </w:rPr>
         <w:t xml:space="preserve"> </w:t>
       </w:r>
       <w:r>
@@ -8696,6 +12285,7 @@
         </w:rPr>
         <w:t>М</w:t>
       </w:r>
+      <w:proofErr w:type="spellStart"/>
       <w:r>
         <w:rPr>
           <w:rFonts w:ascii="Times New Roman" w:hAnsi="Times New Roman" w:cs="Times New Roman"/>
@@ -8705,6 +12295,7 @@
         </w:rPr>
         <w:t>айна</w:t>
       </w:r>
+      <w:proofErr w:type="spellEnd"/>
       <w:r>
         <w:rPr>
           <w:rFonts w:ascii="Times New Roman" w:hAnsi="Times New Roman" w:cs="Times New Roman"/>
@@ -8757,7 +12348,27 @@
           <w:szCs w:val="16"/>
           <w:lang w:eastAsia="ru-RU"/>
         </w:rPr>
-        <w:t>в розмірі 0</w:t>
+        <w:t>в </w:t>
+      </w:r>
+      <w:proofErr w:type="spellStart"/>
+      <w:r>
+        <w:rPr>
+          <w:rFonts w:ascii="Times New Roman" w:hAnsi="Times New Roman" w:cs="Times New Roman"/>
+          <w:sz w:val="16"/>
+          <w:szCs w:val="16"/>
+          <w:lang w:eastAsia="ru-RU"/>
+        </w:rPr>
+        <w:t>розмірі</w:t>
+      </w:r>
+      <w:proofErr w:type="spellEnd"/>
+      <w:r>
+        <w:rPr>
+          <w:rFonts w:ascii="Times New Roman" w:hAnsi="Times New Roman" w:cs="Times New Roman"/>
+          <w:sz w:val="16"/>
+          <w:szCs w:val="16"/>
+          <w:lang w:eastAsia="ru-RU"/>
+        </w:rPr>
+        <w:t xml:space="preserve"> 0</w:t>
       </w:r>
       <w:r>
         <w:rPr>
@@ -8775,8 +12386,59 @@
           <w:szCs w:val="16"/>
           <w:lang w:eastAsia="ru-RU"/>
         </w:rPr>
-        <w:t>5%  від його вартості</w:t>
-      </w:r>
+        <w:t xml:space="preserve">5%  </w:t>
+      </w:r>
+      <w:proofErr w:type="spellStart"/>
+      <w:r>
+        <w:rPr>
+          <w:rFonts w:ascii="Times New Roman" w:hAnsi="Times New Roman" w:cs="Times New Roman"/>
+          <w:sz w:val="16"/>
+          <w:szCs w:val="16"/>
+          <w:lang w:eastAsia="ru-RU"/>
+        </w:rPr>
+        <w:t>від</w:t>
+      </w:r>
+      <w:proofErr w:type="spellEnd"/>
+      <w:r>
+        <w:rPr>
+          <w:rFonts w:ascii="Times New Roman" w:hAnsi="Times New Roman" w:cs="Times New Roman"/>
+          <w:sz w:val="16"/>
+          <w:szCs w:val="16"/>
+          <w:lang w:eastAsia="ru-RU"/>
+        </w:rPr>
+        <w:t xml:space="preserve"> </w:t>
+      </w:r>
+      <w:proofErr w:type="spellStart"/>
+      <w:r>
+        <w:rPr>
+          <w:rFonts w:ascii="Times New Roman" w:hAnsi="Times New Roman" w:cs="Times New Roman"/>
+          <w:sz w:val="16"/>
+          <w:szCs w:val="16"/>
+          <w:lang w:eastAsia="ru-RU"/>
+        </w:rPr>
+        <w:t>його</w:t>
+      </w:r>
+      <w:proofErr w:type="spellEnd"/>
+      <w:r>
+        <w:rPr>
+          <w:rFonts w:ascii="Times New Roman" w:hAnsi="Times New Roman" w:cs="Times New Roman"/>
+          <w:sz w:val="16"/>
+          <w:szCs w:val="16"/>
+          <w:lang w:eastAsia="ru-RU"/>
+        </w:rPr>
+        <w:t xml:space="preserve"> </w:t>
+      </w:r>
+      <w:proofErr w:type="spellStart"/>
+      <w:r>
+        <w:rPr>
+          <w:rFonts w:ascii="Times New Roman" w:hAnsi="Times New Roman" w:cs="Times New Roman"/>
+          <w:sz w:val="16"/>
+          <w:szCs w:val="16"/>
+          <w:lang w:eastAsia="ru-RU"/>
+        </w:rPr>
+        <w:t>вартості</w:t>
+      </w:r>
+      <w:proofErr w:type="spellEnd"/>
       <w:r>
         <w:rPr>
           <w:rFonts w:ascii="Times New Roman" w:hAnsi="Times New Roman" w:cs="Times New Roman"/>
@@ -8793,8 +12455,9 @@
           <w:szCs w:val="16"/>
           <w:lang w:eastAsia="ru-RU"/>
         </w:rPr>
-        <w:t xml:space="preserve"> за кожен день </w:t>
-      </w:r>
+        <w:t xml:space="preserve"> за </w:t>
+      </w:r>
+      <w:proofErr w:type="spellStart"/>
       <w:r>
         <w:rPr>
           <w:rFonts w:ascii="Times New Roman" w:hAnsi="Times New Roman" w:cs="Times New Roman"/>
@@ -8802,7 +12465,37 @@
           <w:szCs w:val="16"/>
           <w:lang w:eastAsia="ru-RU"/>
         </w:rPr>
-        <w:t>прострочення. </w:t>
+        <w:t>кожен</w:t>
+      </w:r>
+      <w:proofErr w:type="spellEnd"/>
+      <w:r>
+        <w:rPr>
+          <w:rFonts w:ascii="Times New Roman" w:hAnsi="Times New Roman" w:cs="Times New Roman"/>
+          <w:sz w:val="16"/>
+          <w:szCs w:val="16"/>
+          <w:lang w:eastAsia="ru-RU"/>
+        </w:rPr>
+        <w:t xml:space="preserve"> день </w:t>
+      </w:r>
+      <w:proofErr w:type="spellStart"/>
+      <w:r>
+        <w:rPr>
+          <w:rFonts w:ascii="Times New Roman" w:hAnsi="Times New Roman" w:cs="Times New Roman"/>
+          <w:sz w:val="16"/>
+          <w:szCs w:val="16"/>
+          <w:lang w:eastAsia="ru-RU"/>
+        </w:rPr>
+        <w:t>прострочення</w:t>
+      </w:r>
+      <w:proofErr w:type="spellEnd"/>
+      <w:r>
+        <w:rPr>
+          <w:rFonts w:ascii="Times New Roman" w:hAnsi="Times New Roman" w:cs="Times New Roman"/>
+          <w:sz w:val="16"/>
+          <w:szCs w:val="16"/>
+          <w:lang w:eastAsia="ru-RU"/>
+        </w:rPr>
+        <w:t>. </w:t>
       </w:r>
       <w:r>
         <w:rPr>
@@ -8832,8 +12525,19 @@
           <w:szCs w:val="16"/>
           <w:lang w:val="uk-UA" w:eastAsia="ru-RU"/>
         </w:rPr>
-        <w:t>8.7. Сплата штрафних санкцій не звільняє Сторони від виконання обов</w:t>
-      </w:r>
+        <w:t xml:space="preserve">8.7. Сплата штрафних санкцій не звільняє Сторони від виконання </w:t>
+      </w:r>
+      <w:proofErr w:type="spellStart"/>
+      <w:r>
+        <w:rPr>
+          <w:rFonts w:ascii="Times New Roman" w:hAnsi="Times New Roman" w:cs="Times New Roman"/>
+          <w:sz w:val="16"/>
+          <w:szCs w:val="16"/>
+          <w:lang w:val="uk-UA" w:eastAsia="ru-RU"/>
+        </w:rPr>
+        <w:t>обов</w:t>
+      </w:r>
+      <w:proofErr w:type="spellEnd"/>
       <w:r>
         <w:rPr>
           <w:rFonts w:ascii="Times New Roman" w:hAnsi="Times New Roman" w:cs="Times New Roman"/>
@@ -8843,14 +12547,25 @@
         </w:rPr>
         <w:t>’</w:t>
       </w:r>
-      <w:r>
-        <w:rPr>
-          <w:rFonts w:ascii="Times New Roman" w:hAnsi="Times New Roman" w:cs="Times New Roman"/>
-          <w:sz w:val="16"/>
-          <w:szCs w:val="16"/>
-          <w:lang w:val="uk-UA" w:eastAsia="ru-RU"/>
-        </w:rPr>
-        <w:t>язків за цим Договором.</w:t>
+      <w:proofErr w:type="spellStart"/>
+      <w:r>
+        <w:rPr>
+          <w:rFonts w:ascii="Times New Roman" w:hAnsi="Times New Roman" w:cs="Times New Roman"/>
+          <w:sz w:val="16"/>
+          <w:szCs w:val="16"/>
+          <w:lang w:val="uk-UA" w:eastAsia="ru-RU"/>
+        </w:rPr>
+        <w:t>язків</w:t>
+      </w:r>
+      <w:proofErr w:type="spellEnd"/>
+      <w:r>
+        <w:rPr>
+          <w:rFonts w:ascii="Times New Roman" w:hAnsi="Times New Roman" w:cs="Times New Roman"/>
+          <w:sz w:val="16"/>
+          <w:szCs w:val="16"/>
+          <w:lang w:val="uk-UA" w:eastAsia="ru-RU"/>
+        </w:rPr>
+        <w:t xml:space="preserve"> за цим Договором.</w:t>
       </w:r>
     </w:p>
     <w:p>
@@ -9017,7 +12732,231 @@
           <w:sz w:val="16"/>
           <w:szCs w:val="16"/>
         </w:rPr>
-        <w:t>3. Сторона, що підпала під вплив таких обставин, протягом 2-х днів письмово інформує про це іншу сторону, підтвердивши настання таких обставин документально (</w:t>
+        <w:t xml:space="preserve">3. Сторона, </w:t>
+      </w:r>
+      <w:proofErr w:type="spellStart"/>
+      <w:r>
+        <w:rPr>
+          <w:sz w:val="16"/>
+          <w:szCs w:val="16"/>
+        </w:rPr>
+        <w:t>що</w:t>
+      </w:r>
+      <w:proofErr w:type="spellEnd"/>
+      <w:r>
+        <w:rPr>
+          <w:sz w:val="16"/>
+          <w:szCs w:val="16"/>
+        </w:rPr>
+        <w:t xml:space="preserve"> </w:t>
+      </w:r>
+      <w:proofErr w:type="spellStart"/>
+      <w:r>
+        <w:rPr>
+          <w:sz w:val="16"/>
+          <w:szCs w:val="16"/>
+        </w:rPr>
+        <w:t>підпала</w:t>
+      </w:r>
+      <w:proofErr w:type="spellEnd"/>
+      <w:r>
+        <w:rPr>
+          <w:sz w:val="16"/>
+          <w:szCs w:val="16"/>
+        </w:rPr>
+        <w:t xml:space="preserve"> </w:t>
+      </w:r>
+      <w:proofErr w:type="spellStart"/>
+      <w:r>
+        <w:rPr>
+          <w:sz w:val="16"/>
+          <w:szCs w:val="16"/>
+        </w:rPr>
+        <w:t>під</w:t>
+      </w:r>
+      <w:proofErr w:type="spellEnd"/>
+      <w:r>
+        <w:rPr>
+          <w:sz w:val="16"/>
+          <w:szCs w:val="16"/>
+        </w:rPr>
+        <w:t xml:space="preserve"> </w:t>
+      </w:r>
+      <w:proofErr w:type="spellStart"/>
+      <w:r>
+        <w:rPr>
+          <w:sz w:val="16"/>
+          <w:szCs w:val="16"/>
+        </w:rPr>
+        <w:t>вплив</w:t>
+      </w:r>
+      <w:proofErr w:type="spellEnd"/>
+      <w:r>
+        <w:rPr>
+          <w:sz w:val="16"/>
+          <w:szCs w:val="16"/>
+        </w:rPr>
+        <w:t xml:space="preserve"> таких </w:t>
+      </w:r>
+      <w:proofErr w:type="spellStart"/>
+      <w:r>
+        <w:rPr>
+          <w:sz w:val="16"/>
+          <w:szCs w:val="16"/>
+        </w:rPr>
+        <w:t>обставин</w:t>
+      </w:r>
+      <w:proofErr w:type="spellEnd"/>
+      <w:r>
+        <w:rPr>
+          <w:sz w:val="16"/>
+          <w:szCs w:val="16"/>
+        </w:rPr>
+        <w:t xml:space="preserve">, </w:t>
+      </w:r>
+      <w:proofErr w:type="spellStart"/>
+      <w:r>
+        <w:rPr>
+          <w:sz w:val="16"/>
+          <w:szCs w:val="16"/>
+        </w:rPr>
+        <w:t>протягом</w:t>
+      </w:r>
+      <w:proofErr w:type="spellEnd"/>
+      <w:r>
+        <w:rPr>
+          <w:sz w:val="16"/>
+          <w:szCs w:val="16"/>
+        </w:rPr>
+        <w:t xml:space="preserve"> 2-х </w:t>
+      </w:r>
+      <w:proofErr w:type="spellStart"/>
+      <w:r>
+        <w:rPr>
+          <w:sz w:val="16"/>
+          <w:szCs w:val="16"/>
+        </w:rPr>
+        <w:t>днів</w:t>
+      </w:r>
+      <w:proofErr w:type="spellEnd"/>
+      <w:r>
+        <w:rPr>
+          <w:sz w:val="16"/>
+          <w:szCs w:val="16"/>
+        </w:rPr>
+        <w:t xml:space="preserve"> </w:t>
+      </w:r>
+      <w:proofErr w:type="spellStart"/>
+      <w:r>
+        <w:rPr>
+          <w:sz w:val="16"/>
+          <w:szCs w:val="16"/>
+        </w:rPr>
+        <w:t>письмово</w:t>
+      </w:r>
+      <w:proofErr w:type="spellEnd"/>
+      <w:r>
+        <w:rPr>
+          <w:sz w:val="16"/>
+          <w:szCs w:val="16"/>
+        </w:rPr>
+        <w:t xml:space="preserve"> </w:t>
+      </w:r>
+      <w:proofErr w:type="spellStart"/>
+      <w:r>
+        <w:rPr>
+          <w:sz w:val="16"/>
+          <w:szCs w:val="16"/>
+        </w:rPr>
+        <w:t>інформує</w:t>
+      </w:r>
+      <w:proofErr w:type="spellEnd"/>
+      <w:r>
+        <w:rPr>
+          <w:sz w:val="16"/>
+          <w:szCs w:val="16"/>
+        </w:rPr>
+        <w:t xml:space="preserve"> про </w:t>
+      </w:r>
+      <w:proofErr w:type="spellStart"/>
+      <w:r>
+        <w:rPr>
+          <w:sz w:val="16"/>
+          <w:szCs w:val="16"/>
+        </w:rPr>
+        <w:t>це</w:t>
+      </w:r>
+      <w:proofErr w:type="spellEnd"/>
+      <w:r>
+        <w:rPr>
+          <w:sz w:val="16"/>
+          <w:szCs w:val="16"/>
+        </w:rPr>
+        <w:t xml:space="preserve"> </w:t>
+      </w:r>
+      <w:proofErr w:type="spellStart"/>
+      <w:r>
+        <w:rPr>
+          <w:sz w:val="16"/>
+          <w:szCs w:val="16"/>
+        </w:rPr>
+        <w:t>іншу</w:t>
+      </w:r>
+      <w:proofErr w:type="spellEnd"/>
+      <w:r>
+        <w:rPr>
+          <w:sz w:val="16"/>
+          <w:szCs w:val="16"/>
+        </w:rPr>
+        <w:t xml:space="preserve"> сторону, </w:t>
+      </w:r>
+      <w:proofErr w:type="spellStart"/>
+      <w:r>
+        <w:rPr>
+          <w:sz w:val="16"/>
+          <w:szCs w:val="16"/>
+        </w:rPr>
+        <w:t>підтвердивши</w:t>
+      </w:r>
+      <w:proofErr w:type="spellEnd"/>
+      <w:r>
+        <w:rPr>
+          <w:sz w:val="16"/>
+          <w:szCs w:val="16"/>
+        </w:rPr>
+        <w:t xml:space="preserve"> </w:t>
+      </w:r>
+      <w:proofErr w:type="spellStart"/>
+      <w:r>
+        <w:rPr>
+          <w:sz w:val="16"/>
+          <w:szCs w:val="16"/>
+        </w:rPr>
+        <w:t>настання</w:t>
+      </w:r>
+      <w:proofErr w:type="spellEnd"/>
+      <w:r>
+        <w:rPr>
+          <w:sz w:val="16"/>
+          <w:szCs w:val="16"/>
+        </w:rPr>
+        <w:t xml:space="preserve"> таких </w:t>
+      </w:r>
+      <w:proofErr w:type="spellStart"/>
+      <w:r>
+        <w:rPr>
+          <w:sz w:val="16"/>
+          <w:szCs w:val="16"/>
+        </w:rPr>
+        <w:t>обставин</w:t>
+      </w:r>
+      <w:proofErr w:type="spellEnd"/>
+      <w:r>
+        <w:rPr>
+          <w:sz w:val="16"/>
+          <w:szCs w:val="16"/>
+        </w:rPr>
+        <w:t xml:space="preserve"> документально (</w:t>
       </w:r>
       <w:r>
         <w:rPr>
@@ -9032,7 +12971,55 @@
           <w:sz w:val="16"/>
           <w:szCs w:val="16"/>
         </w:rPr>
-        <w:t xml:space="preserve"> торгово-промислової палати чи компетентного державного органу)</w:t>
+        <w:t xml:space="preserve"> торгово-</w:t>
+      </w:r>
+      <w:proofErr w:type="spellStart"/>
+      <w:r>
+        <w:rPr>
+          <w:sz w:val="16"/>
+          <w:szCs w:val="16"/>
+        </w:rPr>
+        <w:t>промислової</w:t>
+      </w:r>
+      <w:proofErr w:type="spellEnd"/>
+      <w:r>
+        <w:rPr>
+          <w:sz w:val="16"/>
+          <w:szCs w:val="16"/>
+        </w:rPr>
+        <w:t xml:space="preserve"> </w:t>
+      </w:r>
+      <w:proofErr w:type="spellStart"/>
+      <w:r>
+        <w:rPr>
+          <w:sz w:val="16"/>
+          <w:szCs w:val="16"/>
+        </w:rPr>
+        <w:t>палати</w:t>
+      </w:r>
+      <w:proofErr w:type="spellEnd"/>
+      <w:r>
+        <w:rPr>
+          <w:sz w:val="16"/>
+          <w:szCs w:val="16"/>
+        </w:rPr>
+        <w:t xml:space="preserve"> </w:t>
+      </w:r>
+      <w:proofErr w:type="spellStart"/>
+      <w:r>
+        <w:rPr>
+          <w:sz w:val="16"/>
+          <w:szCs w:val="16"/>
+        </w:rPr>
+        <w:t>чи</w:t>
+      </w:r>
+      <w:proofErr w:type="spellEnd"/>
+      <w:r>
+        <w:rPr>
+          <w:sz w:val="16"/>
+          <w:szCs w:val="16"/>
+        </w:rPr>
+        <w:t xml:space="preserve"> компетентного державного органу)</w:t>
       </w:r>
       <w:r>
         <w:rPr>
@@ -9224,7 +13211,25 @@
           <w:sz w:val="16"/>
           <w:szCs w:val="16"/>
         </w:rPr>
-        <w:t xml:space="preserve">і діє </w:t>
+        <w:t xml:space="preserve">і </w:t>
+      </w:r>
+      <w:proofErr w:type="spellStart"/>
+      <w:r>
+        <w:rPr>
+          <w:rFonts w:ascii="Times New Roman" w:hAnsi="Times New Roman" w:cs="Times New Roman"/>
+          <w:sz w:val="16"/>
+          <w:szCs w:val="16"/>
+        </w:rPr>
+        <w:t>діє</w:t>
+      </w:r>
+      <w:proofErr w:type="spellEnd"/>
+      <w:r>
+        <w:rPr>
+          <w:rFonts w:ascii="Times New Roman" w:hAnsi="Times New Roman" w:cs="Times New Roman"/>
+          <w:sz w:val="16"/>
+          <w:szCs w:val="16"/>
+        </w:rPr>
+        <w:t xml:space="preserve"> </w:t>
       </w:r>
       <w:r>
         <w:rPr>
@@ -9304,7 +13309,97 @@
           <w:sz w:val="16"/>
           <w:szCs w:val="16"/>
         </w:rPr>
-        <w:t xml:space="preserve"> повного виконання Сторонами своїх зобов’язань за цим Договором.</w:t>
+        <w:t xml:space="preserve"> </w:t>
+      </w:r>
+      <w:proofErr w:type="spellStart"/>
+      <w:r>
+        <w:rPr>
+          <w:rFonts w:ascii="Times New Roman" w:hAnsi="Times New Roman" w:cs="Times New Roman"/>
+          <w:sz w:val="16"/>
+          <w:szCs w:val="16"/>
+        </w:rPr>
+        <w:t>повного</w:t>
+      </w:r>
+      <w:proofErr w:type="spellEnd"/>
+      <w:r>
+        <w:rPr>
+          <w:rFonts w:ascii="Times New Roman" w:hAnsi="Times New Roman" w:cs="Times New Roman"/>
+          <w:sz w:val="16"/>
+          <w:szCs w:val="16"/>
+        </w:rPr>
+        <w:t xml:space="preserve"> </w:t>
+      </w:r>
+      <w:proofErr w:type="spellStart"/>
+      <w:r>
+        <w:rPr>
+          <w:rFonts w:ascii="Times New Roman" w:hAnsi="Times New Roman" w:cs="Times New Roman"/>
+          <w:sz w:val="16"/>
+          <w:szCs w:val="16"/>
+        </w:rPr>
+        <w:t>виконання</w:t>
+      </w:r>
+      <w:proofErr w:type="spellEnd"/>
+      <w:r>
+        <w:rPr>
+          <w:rFonts w:ascii="Times New Roman" w:hAnsi="Times New Roman" w:cs="Times New Roman"/>
+          <w:sz w:val="16"/>
+          <w:szCs w:val="16"/>
+        </w:rPr>
+        <w:t xml:space="preserve"> Сторонами </w:t>
+      </w:r>
+      <w:proofErr w:type="spellStart"/>
+      <w:r>
+        <w:rPr>
+          <w:rFonts w:ascii="Times New Roman" w:hAnsi="Times New Roman" w:cs="Times New Roman"/>
+          <w:sz w:val="16"/>
+          <w:szCs w:val="16"/>
+        </w:rPr>
+        <w:t>своїх</w:t>
+      </w:r>
+      <w:proofErr w:type="spellEnd"/>
+      <w:r>
+        <w:rPr>
+          <w:rFonts w:ascii="Times New Roman" w:hAnsi="Times New Roman" w:cs="Times New Roman"/>
+          <w:sz w:val="16"/>
+          <w:szCs w:val="16"/>
+        </w:rPr>
+        <w:t xml:space="preserve"> </w:t>
+      </w:r>
+      <w:proofErr w:type="spellStart"/>
+      <w:r>
+        <w:rPr>
+          <w:rFonts w:ascii="Times New Roman" w:hAnsi="Times New Roman" w:cs="Times New Roman"/>
+          <w:sz w:val="16"/>
+          <w:szCs w:val="16"/>
+        </w:rPr>
+        <w:t>зобов’язань</w:t>
+      </w:r>
+      <w:proofErr w:type="spellEnd"/>
+      <w:r>
+        <w:rPr>
+          <w:rFonts w:ascii="Times New Roman" w:hAnsi="Times New Roman" w:cs="Times New Roman"/>
+          <w:sz w:val="16"/>
+          <w:szCs w:val="16"/>
+        </w:rPr>
+        <w:t xml:space="preserve"> за </w:t>
+      </w:r>
+      <w:proofErr w:type="spellStart"/>
+      <w:r>
+        <w:rPr>
+          <w:rFonts w:ascii="Times New Roman" w:hAnsi="Times New Roman" w:cs="Times New Roman"/>
+          <w:sz w:val="16"/>
+          <w:szCs w:val="16"/>
+        </w:rPr>
+        <w:t>цим</w:t>
+      </w:r>
+      <w:proofErr w:type="spellEnd"/>
+      <w:r>
+        <w:rPr>
+          <w:rFonts w:ascii="Times New Roman" w:hAnsi="Times New Roman" w:cs="Times New Roman"/>
+          <w:sz w:val="16"/>
+          <w:szCs w:val="16"/>
+        </w:rPr>
+        <w:t xml:space="preserve"> Договором.</w:t>
       </w:r>
     </w:p>
     <w:p>
@@ -10035,7 +14130,27 @@
           <w:szCs w:val="16"/>
           <w:lang w:val="uk-UA"/>
         </w:rPr>
-        <w:t xml:space="preserve">10.6. Усі спори, що пов’язані з цим Договором вирішуються шляхом переговорів між Сторонами. Якщо спір не може бути вирішений шляхом переговорів, він вирішується в судовому порядку за встановленною підвідомчістю та підсудністю такого спору, визначеному відповідним чинним законодавством України. </w:t>
+        <w:t xml:space="preserve">10.6. Усі спори, що пов’язані з цим Договором вирішуються шляхом переговорів між Сторонами. Якщо спір не може бути вирішений шляхом переговорів, він вирішується в судовому порядку за </w:t>
+      </w:r>
+      <w:proofErr w:type="spellStart"/>
+      <w:r>
+        <w:rPr>
+          <w:rFonts w:ascii="Times New Roman" w:hAnsi="Times New Roman" w:cs="Times New Roman"/>
+          <w:sz w:val="16"/>
+          <w:szCs w:val="16"/>
+          <w:lang w:val="uk-UA"/>
+        </w:rPr>
+        <w:t>встановленною</w:t>
+      </w:r>
+      <w:proofErr w:type="spellEnd"/>
+      <w:r>
+        <w:rPr>
+          <w:rFonts w:ascii="Times New Roman" w:hAnsi="Times New Roman" w:cs="Times New Roman"/>
+          <w:sz w:val="16"/>
+          <w:szCs w:val="16"/>
+          <w:lang w:val="uk-UA"/>
+        </w:rPr>
+        <w:t xml:space="preserve"> підвідомчістю та підсудністю такого спору, визначеному відповідним чинним законодавством України. </w:t>
       </w:r>
     </w:p>
     <w:p>
@@ -10098,7 +14213,27 @@
           <w:szCs w:val="16"/>
           <w:lang w:val="uk-UA"/>
         </w:rPr>
-        <w:t xml:space="preserve">10.9. Даний Договор укладено у двох оригінальних примірниках, по одному для кожної із сторін. </w:t>
+        <w:t xml:space="preserve">10.9. Даний </w:t>
+      </w:r>
+      <w:proofErr w:type="spellStart"/>
+      <w:r>
+        <w:rPr>
+          <w:rFonts w:ascii="Times New Roman" w:hAnsi="Times New Roman" w:cs="Times New Roman"/>
+          <w:sz w:val="16"/>
+          <w:szCs w:val="16"/>
+          <w:lang w:val="uk-UA"/>
+        </w:rPr>
+        <w:t>Договор</w:t>
+      </w:r>
+      <w:proofErr w:type="spellEnd"/>
+      <w:r>
+        <w:rPr>
+          <w:rFonts w:ascii="Times New Roman" w:hAnsi="Times New Roman" w:cs="Times New Roman"/>
+          <w:sz w:val="16"/>
+          <w:szCs w:val="16"/>
+          <w:lang w:val="uk-UA"/>
+        </w:rPr>
+        <w:t xml:space="preserve"> укладено у двох оригінальних примірниках, по одному для кожної із сторін. </w:t>
       </w:r>
     </w:p>
     <w:p>
@@ -10179,13 +14314,707 @@
         </w:rPr>
         <w:t xml:space="preserve">. </w:t>
       </w:r>
-      <w:r>
-        <w:rPr>
-          <w:rFonts w:ascii="Times New Roman" w:hAnsi="Times New Roman" w:cs="Times New Roman"/>
-          <w:sz w:val="16"/>
-          <w:szCs w:val="16"/>
-        </w:rPr>
-        <w:t>Сторони погоджуються, що підписання цього Договору, а також обмін документів, повідомлень в межах виконання цього Договору може також здійснюватися в електронному вигляді за допомогою сервісів електронного документообігу в мережі Інтернет або за допомогою Центрального засвідчувального органу за посилання в мережі Інтернет https://www.czo.gov.ua та з використанням кваліфікованого/удосконаленого електронних підписів в порядку і на умовах, передбачених Законом України «Про електронні довірчі послуги».</w:t>
+      <w:proofErr w:type="spellStart"/>
+      <w:r>
+        <w:rPr>
+          <w:rFonts w:ascii="Times New Roman" w:hAnsi="Times New Roman" w:cs="Times New Roman"/>
+          <w:sz w:val="16"/>
+          <w:szCs w:val="16"/>
+        </w:rPr>
+        <w:t>Сторони</w:t>
+      </w:r>
+      <w:proofErr w:type="spellEnd"/>
+      <w:r>
+        <w:rPr>
+          <w:rFonts w:ascii="Times New Roman" w:hAnsi="Times New Roman" w:cs="Times New Roman"/>
+          <w:sz w:val="16"/>
+          <w:szCs w:val="16"/>
+        </w:rPr>
+        <w:t xml:space="preserve"> </w:t>
+      </w:r>
+      <w:proofErr w:type="spellStart"/>
+      <w:r>
+        <w:rPr>
+          <w:rFonts w:ascii="Times New Roman" w:hAnsi="Times New Roman" w:cs="Times New Roman"/>
+          <w:sz w:val="16"/>
+          <w:szCs w:val="16"/>
+        </w:rPr>
+        <w:t>погоджуються</w:t>
+      </w:r>
+      <w:proofErr w:type="spellEnd"/>
+      <w:r>
+        <w:rPr>
+          <w:rFonts w:ascii="Times New Roman" w:hAnsi="Times New Roman" w:cs="Times New Roman"/>
+          <w:sz w:val="16"/>
+          <w:szCs w:val="16"/>
+        </w:rPr>
+        <w:t xml:space="preserve">, </w:t>
+      </w:r>
+      <w:proofErr w:type="spellStart"/>
+      <w:r>
+        <w:rPr>
+          <w:rFonts w:ascii="Times New Roman" w:hAnsi="Times New Roman" w:cs="Times New Roman"/>
+          <w:sz w:val="16"/>
+          <w:szCs w:val="16"/>
+        </w:rPr>
+        <w:t>що</w:t>
+      </w:r>
+      <w:proofErr w:type="spellEnd"/>
+      <w:r>
+        <w:rPr>
+          <w:rFonts w:ascii="Times New Roman" w:hAnsi="Times New Roman" w:cs="Times New Roman"/>
+          <w:sz w:val="16"/>
+          <w:szCs w:val="16"/>
+        </w:rPr>
+        <w:t xml:space="preserve"> </w:t>
+      </w:r>
+      <w:proofErr w:type="spellStart"/>
+      <w:r>
+        <w:rPr>
+          <w:rFonts w:ascii="Times New Roman" w:hAnsi="Times New Roman" w:cs="Times New Roman"/>
+          <w:sz w:val="16"/>
+          <w:szCs w:val="16"/>
+        </w:rPr>
+        <w:t>підписання</w:t>
+      </w:r>
+      <w:proofErr w:type="spellEnd"/>
+      <w:r>
+        <w:rPr>
+          <w:rFonts w:ascii="Times New Roman" w:hAnsi="Times New Roman" w:cs="Times New Roman"/>
+          <w:sz w:val="16"/>
+          <w:szCs w:val="16"/>
+        </w:rPr>
+        <w:t xml:space="preserve"> </w:t>
+      </w:r>
+      <w:proofErr w:type="spellStart"/>
+      <w:r>
+        <w:rPr>
+          <w:rFonts w:ascii="Times New Roman" w:hAnsi="Times New Roman" w:cs="Times New Roman"/>
+          <w:sz w:val="16"/>
+          <w:szCs w:val="16"/>
+        </w:rPr>
+        <w:t>цього</w:t>
+      </w:r>
+      <w:proofErr w:type="spellEnd"/>
+      <w:r>
+        <w:rPr>
+          <w:rFonts w:ascii="Times New Roman" w:hAnsi="Times New Roman" w:cs="Times New Roman"/>
+          <w:sz w:val="16"/>
+          <w:szCs w:val="16"/>
+        </w:rPr>
+        <w:t xml:space="preserve"> Договору, а </w:t>
+      </w:r>
+      <w:proofErr w:type="spellStart"/>
+      <w:r>
+        <w:rPr>
+          <w:rFonts w:ascii="Times New Roman" w:hAnsi="Times New Roman" w:cs="Times New Roman"/>
+          <w:sz w:val="16"/>
+          <w:szCs w:val="16"/>
+        </w:rPr>
+        <w:t>також</w:t>
+      </w:r>
+      <w:proofErr w:type="spellEnd"/>
+      <w:r>
+        <w:rPr>
+          <w:rFonts w:ascii="Times New Roman" w:hAnsi="Times New Roman" w:cs="Times New Roman"/>
+          <w:sz w:val="16"/>
+          <w:szCs w:val="16"/>
+        </w:rPr>
+        <w:t xml:space="preserve"> </w:t>
+      </w:r>
+      <w:proofErr w:type="spellStart"/>
+      <w:r>
+        <w:rPr>
+          <w:rFonts w:ascii="Times New Roman" w:hAnsi="Times New Roman" w:cs="Times New Roman"/>
+          <w:sz w:val="16"/>
+          <w:szCs w:val="16"/>
+        </w:rPr>
+        <w:t>обмін</w:t>
+      </w:r>
+      <w:proofErr w:type="spellEnd"/>
+      <w:r>
+        <w:rPr>
+          <w:rFonts w:ascii="Times New Roman" w:hAnsi="Times New Roman" w:cs="Times New Roman"/>
+          <w:sz w:val="16"/>
+          <w:szCs w:val="16"/>
+        </w:rPr>
+        <w:t xml:space="preserve"> </w:t>
+      </w:r>
+      <w:proofErr w:type="spellStart"/>
+      <w:r>
+        <w:rPr>
+          <w:rFonts w:ascii="Times New Roman" w:hAnsi="Times New Roman" w:cs="Times New Roman"/>
+          <w:sz w:val="16"/>
+          <w:szCs w:val="16"/>
+        </w:rPr>
+        <w:t>документів</w:t>
+      </w:r>
+      <w:proofErr w:type="spellEnd"/>
+      <w:r>
+        <w:rPr>
+          <w:rFonts w:ascii="Times New Roman" w:hAnsi="Times New Roman" w:cs="Times New Roman"/>
+          <w:sz w:val="16"/>
+          <w:szCs w:val="16"/>
+        </w:rPr>
+        <w:t xml:space="preserve">, </w:t>
+      </w:r>
+      <w:proofErr w:type="spellStart"/>
+      <w:r>
+        <w:rPr>
+          <w:rFonts w:ascii="Times New Roman" w:hAnsi="Times New Roman" w:cs="Times New Roman"/>
+          <w:sz w:val="16"/>
+          <w:szCs w:val="16"/>
+        </w:rPr>
+        <w:t>повідомлень</w:t>
+      </w:r>
+      <w:proofErr w:type="spellEnd"/>
+      <w:r>
+        <w:rPr>
+          <w:rFonts w:ascii="Times New Roman" w:hAnsi="Times New Roman" w:cs="Times New Roman"/>
+          <w:sz w:val="16"/>
+          <w:szCs w:val="16"/>
+        </w:rPr>
+        <w:t xml:space="preserve"> в межах </w:t>
+      </w:r>
+      <w:proofErr w:type="spellStart"/>
+      <w:r>
+        <w:rPr>
+          <w:rFonts w:ascii="Times New Roman" w:hAnsi="Times New Roman" w:cs="Times New Roman"/>
+          <w:sz w:val="16"/>
+          <w:szCs w:val="16"/>
+        </w:rPr>
+        <w:t>виконання</w:t>
+      </w:r>
+      <w:proofErr w:type="spellEnd"/>
+      <w:r>
+        <w:rPr>
+          <w:rFonts w:ascii="Times New Roman" w:hAnsi="Times New Roman" w:cs="Times New Roman"/>
+          <w:sz w:val="16"/>
+          <w:szCs w:val="16"/>
+        </w:rPr>
+        <w:t xml:space="preserve"> </w:t>
+      </w:r>
+      <w:proofErr w:type="spellStart"/>
+      <w:r>
+        <w:rPr>
+          <w:rFonts w:ascii="Times New Roman" w:hAnsi="Times New Roman" w:cs="Times New Roman"/>
+          <w:sz w:val="16"/>
+          <w:szCs w:val="16"/>
+        </w:rPr>
+        <w:t>цього</w:t>
+      </w:r>
+      <w:proofErr w:type="spellEnd"/>
+      <w:r>
+        <w:rPr>
+          <w:rFonts w:ascii="Times New Roman" w:hAnsi="Times New Roman" w:cs="Times New Roman"/>
+          <w:sz w:val="16"/>
+          <w:szCs w:val="16"/>
+        </w:rPr>
+        <w:t xml:space="preserve"> Договору </w:t>
+      </w:r>
+      <w:proofErr w:type="spellStart"/>
+      <w:r>
+        <w:rPr>
+          <w:rFonts w:ascii="Times New Roman" w:hAnsi="Times New Roman" w:cs="Times New Roman"/>
+          <w:sz w:val="16"/>
+          <w:szCs w:val="16"/>
+        </w:rPr>
+        <w:t>може</w:t>
+      </w:r>
+      <w:proofErr w:type="spellEnd"/>
+      <w:r>
+        <w:rPr>
+          <w:rFonts w:ascii="Times New Roman" w:hAnsi="Times New Roman" w:cs="Times New Roman"/>
+          <w:sz w:val="16"/>
+          <w:szCs w:val="16"/>
+        </w:rPr>
+        <w:t xml:space="preserve"> </w:t>
+      </w:r>
+      <w:proofErr w:type="spellStart"/>
+      <w:r>
+        <w:rPr>
+          <w:rFonts w:ascii="Times New Roman" w:hAnsi="Times New Roman" w:cs="Times New Roman"/>
+          <w:sz w:val="16"/>
+          <w:szCs w:val="16"/>
+        </w:rPr>
+        <w:t>також</w:t>
+      </w:r>
+      <w:proofErr w:type="spellEnd"/>
+      <w:r>
+        <w:rPr>
+          <w:rFonts w:ascii="Times New Roman" w:hAnsi="Times New Roman" w:cs="Times New Roman"/>
+          <w:sz w:val="16"/>
+          <w:szCs w:val="16"/>
+        </w:rPr>
+        <w:t xml:space="preserve"> </w:t>
+      </w:r>
+      <w:proofErr w:type="spellStart"/>
+      <w:r>
+        <w:rPr>
+          <w:rFonts w:ascii="Times New Roman" w:hAnsi="Times New Roman" w:cs="Times New Roman"/>
+          <w:sz w:val="16"/>
+          <w:szCs w:val="16"/>
+        </w:rPr>
+        <w:t>здійснюватися</w:t>
+      </w:r>
+      <w:proofErr w:type="spellEnd"/>
+      <w:r>
+        <w:rPr>
+          <w:rFonts w:ascii="Times New Roman" w:hAnsi="Times New Roman" w:cs="Times New Roman"/>
+          <w:sz w:val="16"/>
+          <w:szCs w:val="16"/>
+        </w:rPr>
+        <w:t xml:space="preserve"> в </w:t>
+      </w:r>
+      <w:proofErr w:type="spellStart"/>
+      <w:r>
+        <w:rPr>
+          <w:rFonts w:ascii="Times New Roman" w:hAnsi="Times New Roman" w:cs="Times New Roman"/>
+          <w:sz w:val="16"/>
+          <w:szCs w:val="16"/>
+        </w:rPr>
+        <w:t>електронному</w:t>
+      </w:r>
+      <w:proofErr w:type="spellEnd"/>
+      <w:r>
+        <w:rPr>
+          <w:rFonts w:ascii="Times New Roman" w:hAnsi="Times New Roman" w:cs="Times New Roman"/>
+          <w:sz w:val="16"/>
+          <w:szCs w:val="16"/>
+        </w:rPr>
+        <w:t xml:space="preserve"> </w:t>
+      </w:r>
+      <w:proofErr w:type="spellStart"/>
+      <w:r>
+        <w:rPr>
+          <w:rFonts w:ascii="Times New Roman" w:hAnsi="Times New Roman" w:cs="Times New Roman"/>
+          <w:sz w:val="16"/>
+          <w:szCs w:val="16"/>
+        </w:rPr>
+        <w:t>вигляді</w:t>
+      </w:r>
+      <w:proofErr w:type="spellEnd"/>
+      <w:r>
+        <w:rPr>
+          <w:rFonts w:ascii="Times New Roman" w:hAnsi="Times New Roman" w:cs="Times New Roman"/>
+          <w:sz w:val="16"/>
+          <w:szCs w:val="16"/>
+        </w:rPr>
+        <w:t xml:space="preserve"> за </w:t>
+      </w:r>
+      <w:proofErr w:type="spellStart"/>
+      <w:r>
+        <w:rPr>
+          <w:rFonts w:ascii="Times New Roman" w:hAnsi="Times New Roman" w:cs="Times New Roman"/>
+          <w:sz w:val="16"/>
+          <w:szCs w:val="16"/>
+        </w:rPr>
+        <w:t>допомогою</w:t>
+      </w:r>
+      <w:proofErr w:type="spellEnd"/>
+      <w:r>
+        <w:rPr>
+          <w:rFonts w:ascii="Times New Roman" w:hAnsi="Times New Roman" w:cs="Times New Roman"/>
+          <w:sz w:val="16"/>
+          <w:szCs w:val="16"/>
+        </w:rPr>
+        <w:t xml:space="preserve"> </w:t>
+      </w:r>
+      <w:proofErr w:type="spellStart"/>
+      <w:r>
+        <w:rPr>
+          <w:rFonts w:ascii="Times New Roman" w:hAnsi="Times New Roman" w:cs="Times New Roman"/>
+          <w:sz w:val="16"/>
+          <w:szCs w:val="16"/>
+        </w:rPr>
+        <w:t>сервісів</w:t>
+      </w:r>
+      <w:proofErr w:type="spellEnd"/>
+      <w:r>
+        <w:rPr>
+          <w:rFonts w:ascii="Times New Roman" w:hAnsi="Times New Roman" w:cs="Times New Roman"/>
+          <w:sz w:val="16"/>
+          <w:szCs w:val="16"/>
+        </w:rPr>
+        <w:t xml:space="preserve"> </w:t>
+      </w:r>
+      <w:proofErr w:type="spellStart"/>
+      <w:r>
+        <w:rPr>
+          <w:rFonts w:ascii="Times New Roman" w:hAnsi="Times New Roman" w:cs="Times New Roman"/>
+          <w:sz w:val="16"/>
+          <w:szCs w:val="16"/>
+        </w:rPr>
+        <w:t>електронного</w:t>
+      </w:r>
+      <w:proofErr w:type="spellEnd"/>
+      <w:r>
+        <w:rPr>
+          <w:rFonts w:ascii="Times New Roman" w:hAnsi="Times New Roman" w:cs="Times New Roman"/>
+          <w:sz w:val="16"/>
+          <w:szCs w:val="16"/>
+        </w:rPr>
+        <w:t xml:space="preserve"> </w:t>
+      </w:r>
+      <w:proofErr w:type="spellStart"/>
+      <w:r>
+        <w:rPr>
+          <w:rFonts w:ascii="Times New Roman" w:hAnsi="Times New Roman" w:cs="Times New Roman"/>
+          <w:sz w:val="16"/>
+          <w:szCs w:val="16"/>
+        </w:rPr>
+        <w:t>документообігу</w:t>
+      </w:r>
+      <w:proofErr w:type="spellEnd"/>
+      <w:r>
+        <w:rPr>
+          <w:rFonts w:ascii="Times New Roman" w:hAnsi="Times New Roman" w:cs="Times New Roman"/>
+          <w:sz w:val="16"/>
+          <w:szCs w:val="16"/>
+        </w:rPr>
+        <w:t xml:space="preserve"> в </w:t>
+      </w:r>
+      <w:proofErr w:type="spellStart"/>
+      <w:r>
+        <w:rPr>
+          <w:rFonts w:ascii="Times New Roman" w:hAnsi="Times New Roman" w:cs="Times New Roman"/>
+          <w:sz w:val="16"/>
+          <w:szCs w:val="16"/>
+        </w:rPr>
+        <w:t>мережі</w:t>
+      </w:r>
+      <w:proofErr w:type="spellEnd"/>
+      <w:r>
+        <w:rPr>
+          <w:rFonts w:ascii="Times New Roman" w:hAnsi="Times New Roman" w:cs="Times New Roman"/>
+          <w:sz w:val="16"/>
+          <w:szCs w:val="16"/>
+        </w:rPr>
+        <w:t xml:space="preserve"> </w:t>
+      </w:r>
+      <w:proofErr w:type="spellStart"/>
+      <w:r>
+        <w:rPr>
+          <w:rFonts w:ascii="Times New Roman" w:hAnsi="Times New Roman" w:cs="Times New Roman"/>
+          <w:sz w:val="16"/>
+          <w:szCs w:val="16"/>
+        </w:rPr>
+        <w:t>Інтернет</w:t>
+      </w:r>
+      <w:proofErr w:type="spellEnd"/>
+      <w:r>
+        <w:rPr>
+          <w:rFonts w:ascii="Times New Roman" w:hAnsi="Times New Roman" w:cs="Times New Roman"/>
+          <w:sz w:val="16"/>
+          <w:szCs w:val="16"/>
+        </w:rPr>
+        <w:t xml:space="preserve"> </w:t>
+      </w:r>
+      <w:proofErr w:type="spellStart"/>
+      <w:r>
+        <w:rPr>
+          <w:rFonts w:ascii="Times New Roman" w:hAnsi="Times New Roman" w:cs="Times New Roman"/>
+          <w:sz w:val="16"/>
+          <w:szCs w:val="16"/>
+        </w:rPr>
+        <w:t>або</w:t>
+      </w:r>
+      <w:proofErr w:type="spellEnd"/>
+      <w:r>
+        <w:rPr>
+          <w:rFonts w:ascii="Times New Roman" w:hAnsi="Times New Roman" w:cs="Times New Roman"/>
+          <w:sz w:val="16"/>
+          <w:szCs w:val="16"/>
+        </w:rPr>
+        <w:t xml:space="preserve"> за </w:t>
+      </w:r>
+      <w:proofErr w:type="spellStart"/>
+      <w:r>
+        <w:rPr>
+          <w:rFonts w:ascii="Times New Roman" w:hAnsi="Times New Roman" w:cs="Times New Roman"/>
+          <w:sz w:val="16"/>
+          <w:szCs w:val="16"/>
+        </w:rPr>
+        <w:t>допомогою</w:t>
+      </w:r>
+      <w:proofErr w:type="spellEnd"/>
+      <w:r>
+        <w:rPr>
+          <w:rFonts w:ascii="Times New Roman" w:hAnsi="Times New Roman" w:cs="Times New Roman"/>
+          <w:sz w:val="16"/>
+          <w:szCs w:val="16"/>
+        </w:rPr>
+        <w:t xml:space="preserve"> Центрального </w:t>
+      </w:r>
+      <w:proofErr w:type="spellStart"/>
+      <w:r>
+        <w:rPr>
+          <w:rFonts w:ascii="Times New Roman" w:hAnsi="Times New Roman" w:cs="Times New Roman"/>
+          <w:sz w:val="16"/>
+          <w:szCs w:val="16"/>
+        </w:rPr>
+        <w:t>засвідчувального</w:t>
+      </w:r>
+      <w:proofErr w:type="spellEnd"/>
+      <w:r>
+        <w:rPr>
+          <w:rFonts w:ascii="Times New Roman" w:hAnsi="Times New Roman" w:cs="Times New Roman"/>
+          <w:sz w:val="16"/>
+          <w:szCs w:val="16"/>
+        </w:rPr>
+        <w:t xml:space="preserve"> органу за </w:t>
+      </w:r>
+      <w:proofErr w:type="spellStart"/>
+      <w:r>
+        <w:rPr>
+          <w:rFonts w:ascii="Times New Roman" w:hAnsi="Times New Roman" w:cs="Times New Roman"/>
+          <w:sz w:val="16"/>
+          <w:szCs w:val="16"/>
+        </w:rPr>
+        <w:t>посилання</w:t>
+      </w:r>
+      <w:proofErr w:type="spellEnd"/>
+      <w:r>
+        <w:rPr>
+          <w:rFonts w:ascii="Times New Roman" w:hAnsi="Times New Roman" w:cs="Times New Roman"/>
+          <w:sz w:val="16"/>
+          <w:szCs w:val="16"/>
+        </w:rPr>
+        <w:t xml:space="preserve"> в </w:t>
+      </w:r>
+      <w:proofErr w:type="spellStart"/>
+      <w:r>
+        <w:rPr>
+          <w:rFonts w:ascii="Times New Roman" w:hAnsi="Times New Roman" w:cs="Times New Roman"/>
+          <w:sz w:val="16"/>
+          <w:szCs w:val="16"/>
+        </w:rPr>
+        <w:t>мережі</w:t>
+      </w:r>
+      <w:proofErr w:type="spellEnd"/>
+      <w:r>
+        <w:rPr>
+          <w:rFonts w:ascii="Times New Roman" w:hAnsi="Times New Roman" w:cs="Times New Roman"/>
+          <w:sz w:val="16"/>
+          <w:szCs w:val="16"/>
+        </w:rPr>
+        <w:t xml:space="preserve"> </w:t>
+      </w:r>
+      <w:proofErr w:type="spellStart"/>
+      <w:r>
+        <w:rPr>
+          <w:rFonts w:ascii="Times New Roman" w:hAnsi="Times New Roman" w:cs="Times New Roman"/>
+          <w:sz w:val="16"/>
+          <w:szCs w:val="16"/>
+        </w:rPr>
+        <w:t>Інтернет</w:t>
+      </w:r>
+      <w:proofErr w:type="spellEnd"/>
+      <w:r>
+        <w:rPr>
+          <w:rFonts w:ascii="Times New Roman" w:hAnsi="Times New Roman" w:cs="Times New Roman"/>
+          <w:sz w:val="16"/>
+          <w:szCs w:val="16"/>
+        </w:rPr>
+        <w:t xml:space="preserve"> https://www.czo.gov.ua та з </w:t>
+      </w:r>
+      <w:proofErr w:type="spellStart"/>
+      <w:r>
+        <w:rPr>
+          <w:rFonts w:ascii="Times New Roman" w:hAnsi="Times New Roman" w:cs="Times New Roman"/>
+          <w:sz w:val="16"/>
+          <w:szCs w:val="16"/>
+        </w:rPr>
+        <w:t>використанням</w:t>
+      </w:r>
+      <w:proofErr w:type="spellEnd"/>
+      <w:r>
+        <w:rPr>
+          <w:rFonts w:ascii="Times New Roman" w:hAnsi="Times New Roman" w:cs="Times New Roman"/>
+          <w:sz w:val="16"/>
+          <w:szCs w:val="16"/>
+        </w:rPr>
+        <w:t xml:space="preserve"> </w:t>
+      </w:r>
+      <w:proofErr w:type="spellStart"/>
+      <w:r>
+        <w:rPr>
+          <w:rFonts w:ascii="Times New Roman" w:hAnsi="Times New Roman" w:cs="Times New Roman"/>
+          <w:sz w:val="16"/>
+          <w:szCs w:val="16"/>
+        </w:rPr>
+        <w:t>кваліфікованого</w:t>
+      </w:r>
+      <w:proofErr w:type="spellEnd"/>
+      <w:r>
+        <w:rPr>
+          <w:rFonts w:ascii="Times New Roman" w:hAnsi="Times New Roman" w:cs="Times New Roman"/>
+          <w:sz w:val="16"/>
+          <w:szCs w:val="16"/>
+        </w:rPr>
+        <w:t>/</w:t>
+      </w:r>
+      <w:proofErr w:type="spellStart"/>
+      <w:r>
+        <w:rPr>
+          <w:rFonts w:ascii="Times New Roman" w:hAnsi="Times New Roman" w:cs="Times New Roman"/>
+          <w:sz w:val="16"/>
+          <w:szCs w:val="16"/>
+        </w:rPr>
+        <w:t>удосконаленого</w:t>
+      </w:r>
+      <w:proofErr w:type="spellEnd"/>
+      <w:r>
+        <w:rPr>
+          <w:rFonts w:ascii="Times New Roman" w:hAnsi="Times New Roman" w:cs="Times New Roman"/>
+          <w:sz w:val="16"/>
+          <w:szCs w:val="16"/>
+        </w:rPr>
+        <w:t xml:space="preserve"> </w:t>
+      </w:r>
+      <w:proofErr w:type="spellStart"/>
+      <w:r>
+        <w:rPr>
+          <w:rFonts w:ascii="Times New Roman" w:hAnsi="Times New Roman" w:cs="Times New Roman"/>
+          <w:sz w:val="16"/>
+          <w:szCs w:val="16"/>
+        </w:rPr>
+        <w:t>електронних</w:t>
+      </w:r>
+      <w:proofErr w:type="spellEnd"/>
+      <w:r>
+        <w:rPr>
+          <w:rFonts w:ascii="Times New Roman" w:hAnsi="Times New Roman" w:cs="Times New Roman"/>
+          <w:sz w:val="16"/>
+          <w:szCs w:val="16"/>
+        </w:rPr>
+        <w:t xml:space="preserve"> </w:t>
+      </w:r>
+      <w:proofErr w:type="spellStart"/>
+      <w:r>
+        <w:rPr>
+          <w:rFonts w:ascii="Times New Roman" w:hAnsi="Times New Roman" w:cs="Times New Roman"/>
+          <w:sz w:val="16"/>
+          <w:szCs w:val="16"/>
+        </w:rPr>
+        <w:t>підписів</w:t>
+      </w:r>
+      <w:proofErr w:type="spellEnd"/>
+      <w:r>
+        <w:rPr>
+          <w:rFonts w:ascii="Times New Roman" w:hAnsi="Times New Roman" w:cs="Times New Roman"/>
+          <w:sz w:val="16"/>
+          <w:szCs w:val="16"/>
+        </w:rPr>
+        <w:t xml:space="preserve"> в порядку і на </w:t>
+      </w:r>
+      <w:proofErr w:type="spellStart"/>
+      <w:r>
+        <w:rPr>
+          <w:rFonts w:ascii="Times New Roman" w:hAnsi="Times New Roman" w:cs="Times New Roman"/>
+          <w:sz w:val="16"/>
+          <w:szCs w:val="16"/>
+        </w:rPr>
+        <w:t>умовах</w:t>
+      </w:r>
+      <w:proofErr w:type="spellEnd"/>
+      <w:r>
+        <w:rPr>
+          <w:rFonts w:ascii="Times New Roman" w:hAnsi="Times New Roman" w:cs="Times New Roman"/>
+          <w:sz w:val="16"/>
+          <w:szCs w:val="16"/>
+        </w:rPr>
+        <w:t xml:space="preserve">, </w:t>
+      </w:r>
+      <w:proofErr w:type="spellStart"/>
+      <w:r>
+        <w:rPr>
+          <w:rFonts w:ascii="Times New Roman" w:hAnsi="Times New Roman" w:cs="Times New Roman"/>
+          <w:sz w:val="16"/>
+          <w:szCs w:val="16"/>
+        </w:rPr>
+        <w:t>передбачених</w:t>
+      </w:r>
+      <w:proofErr w:type="spellEnd"/>
+      <w:r>
+        <w:rPr>
+          <w:rFonts w:ascii="Times New Roman" w:hAnsi="Times New Roman" w:cs="Times New Roman"/>
+          <w:sz w:val="16"/>
+          <w:szCs w:val="16"/>
+        </w:rPr>
+        <w:t xml:space="preserve"> Законом </w:t>
+      </w:r>
+      <w:proofErr w:type="spellStart"/>
+      <w:r>
+        <w:rPr>
+          <w:rFonts w:ascii="Times New Roman" w:hAnsi="Times New Roman" w:cs="Times New Roman"/>
+          <w:sz w:val="16"/>
+          <w:szCs w:val="16"/>
+        </w:rPr>
+        <w:t>України</w:t>
+      </w:r>
+      <w:proofErr w:type="spellEnd"/>
+      <w:r>
+        <w:rPr>
+          <w:rFonts w:ascii="Times New Roman" w:hAnsi="Times New Roman" w:cs="Times New Roman"/>
+          <w:sz w:val="16"/>
+          <w:szCs w:val="16"/>
+        </w:rPr>
+        <w:t xml:space="preserve"> «Про </w:t>
+      </w:r>
+      <w:proofErr w:type="spellStart"/>
+      <w:r>
+        <w:rPr>
+          <w:rFonts w:ascii="Times New Roman" w:hAnsi="Times New Roman" w:cs="Times New Roman"/>
+          <w:sz w:val="16"/>
+          <w:szCs w:val="16"/>
+        </w:rPr>
+        <w:t>електронні</w:t>
+      </w:r>
+      <w:proofErr w:type="spellEnd"/>
+      <w:r>
+        <w:rPr>
+          <w:rFonts w:ascii="Times New Roman" w:hAnsi="Times New Roman" w:cs="Times New Roman"/>
+          <w:sz w:val="16"/>
+          <w:szCs w:val="16"/>
+        </w:rPr>
+        <w:t xml:space="preserve"> </w:t>
+      </w:r>
+      <w:proofErr w:type="spellStart"/>
+      <w:r>
+        <w:rPr>
+          <w:rFonts w:ascii="Times New Roman" w:hAnsi="Times New Roman" w:cs="Times New Roman"/>
+          <w:sz w:val="16"/>
+          <w:szCs w:val="16"/>
+        </w:rPr>
+        <w:t>довірчі</w:t>
+      </w:r>
+      <w:proofErr w:type="spellEnd"/>
+      <w:r>
+        <w:rPr>
+          <w:rFonts w:ascii="Times New Roman" w:hAnsi="Times New Roman" w:cs="Times New Roman"/>
+          <w:sz w:val="16"/>
+          <w:szCs w:val="16"/>
+        </w:rPr>
+        <w:t xml:space="preserve"> </w:t>
+      </w:r>
+      <w:proofErr w:type="spellStart"/>
+      <w:r>
+        <w:rPr>
+          <w:rFonts w:ascii="Times New Roman" w:hAnsi="Times New Roman" w:cs="Times New Roman"/>
+          <w:sz w:val="16"/>
+          <w:szCs w:val="16"/>
+        </w:rPr>
+        <w:t>послуги</w:t>
+      </w:r>
+      <w:proofErr w:type="spellEnd"/>
+      <w:r>
+        <w:rPr>
+          <w:rFonts w:ascii="Times New Roman" w:hAnsi="Times New Roman" w:cs="Times New Roman"/>
+          <w:sz w:val="16"/>
+          <w:szCs w:val="16"/>
+        </w:rPr>
+        <w:t>».</w:t>
       </w:r>
     </w:p>
     <w:p>
@@ -10207,13 +15036,23 @@
         </w:rPr>
         <w:t xml:space="preserve">10.12. </w:t>
       </w:r>
-      <w:r>
-        <w:rPr>
-          <w:rFonts w:ascii="Times New Roman" w:hAnsi="Times New Roman" w:cs="Times New Roman"/>
-          <w:sz w:val="16"/>
-          <w:szCs w:val="16"/>
-        </w:rPr>
-        <w:t xml:space="preserve">Додатки до </w:t>
+      <w:proofErr w:type="spellStart"/>
+      <w:r>
+        <w:rPr>
+          <w:rFonts w:ascii="Times New Roman" w:hAnsi="Times New Roman" w:cs="Times New Roman"/>
+          <w:sz w:val="16"/>
+          <w:szCs w:val="16"/>
+        </w:rPr>
+        <w:t>Додатки</w:t>
+      </w:r>
+      <w:proofErr w:type="spellEnd"/>
+      <w:r>
+        <w:rPr>
+          <w:rFonts w:ascii="Times New Roman" w:hAnsi="Times New Roman" w:cs="Times New Roman"/>
+          <w:sz w:val="16"/>
+          <w:szCs w:val="16"/>
+        </w:rPr>
+        <w:t xml:space="preserve"> до </w:t>
       </w:r>
       <w:r>
         <w:rPr>
@@ -10230,7 +15069,79 @@
           <w:sz w:val="16"/>
           <w:szCs w:val="16"/>
         </w:rPr>
-        <w:t xml:space="preserve"> Договору складають його невід’ємну частину. </w:t>
+        <w:t xml:space="preserve"> Договору </w:t>
+      </w:r>
+      <w:proofErr w:type="spellStart"/>
+      <w:r>
+        <w:rPr>
+          <w:rFonts w:ascii="Times New Roman" w:hAnsi="Times New Roman" w:cs="Times New Roman"/>
+          <w:sz w:val="16"/>
+          <w:szCs w:val="16"/>
+        </w:rPr>
+        <w:t>складають</w:t>
+      </w:r>
+      <w:proofErr w:type="spellEnd"/>
+      <w:r>
+        <w:rPr>
+          <w:rFonts w:ascii="Times New Roman" w:hAnsi="Times New Roman" w:cs="Times New Roman"/>
+          <w:sz w:val="16"/>
+          <w:szCs w:val="16"/>
+        </w:rPr>
+        <w:t xml:space="preserve"> </w:t>
+      </w:r>
+      <w:proofErr w:type="spellStart"/>
+      <w:r>
+        <w:rPr>
+          <w:rFonts w:ascii="Times New Roman" w:hAnsi="Times New Roman" w:cs="Times New Roman"/>
+          <w:sz w:val="16"/>
+          <w:szCs w:val="16"/>
+        </w:rPr>
+        <w:t>його</w:t>
+      </w:r>
+      <w:proofErr w:type="spellEnd"/>
+      <w:r>
+        <w:rPr>
+          <w:rFonts w:ascii="Times New Roman" w:hAnsi="Times New Roman" w:cs="Times New Roman"/>
+          <w:sz w:val="16"/>
+          <w:szCs w:val="16"/>
+        </w:rPr>
+        <w:t xml:space="preserve"> </w:t>
+      </w:r>
+      <w:proofErr w:type="spellStart"/>
+      <w:r>
+        <w:rPr>
+          <w:rFonts w:ascii="Times New Roman" w:hAnsi="Times New Roman" w:cs="Times New Roman"/>
+          <w:sz w:val="16"/>
+          <w:szCs w:val="16"/>
+        </w:rPr>
+        <w:t>невід’ємну</w:t>
+      </w:r>
+      <w:proofErr w:type="spellEnd"/>
+      <w:r>
+        <w:rPr>
+          <w:rFonts w:ascii="Times New Roman" w:hAnsi="Times New Roman" w:cs="Times New Roman"/>
+          <w:sz w:val="16"/>
+          <w:szCs w:val="16"/>
+        </w:rPr>
+        <w:t xml:space="preserve"> </w:t>
+      </w:r>
+      <w:proofErr w:type="spellStart"/>
+      <w:r>
+        <w:rPr>
+          <w:rFonts w:ascii="Times New Roman" w:hAnsi="Times New Roman" w:cs="Times New Roman"/>
+          <w:sz w:val="16"/>
+          <w:szCs w:val="16"/>
+        </w:rPr>
+        <w:t>частину</w:t>
+      </w:r>
+      <w:proofErr w:type="spellEnd"/>
+      <w:r>
+        <w:rPr>
+          <w:rFonts w:ascii="Times New Roman" w:hAnsi="Times New Roman" w:cs="Times New Roman"/>
+          <w:sz w:val="16"/>
+          <w:szCs w:val="16"/>
+        </w:rPr>
+        <w:t>. </w:t>
       </w:r>
     </w:p>
     <w:p>
@@ -10360,8 +15271,31 @@
                 <w:sz w:val="16"/>
                 <w:szCs w:val="16"/>
               </w:rPr>
-              <w:t xml:space="preserve">ФОП Куліш Роман </w:t>
+              <w:t xml:space="preserve">ФОП </w:t>
             </w:r>
+            <w:proofErr w:type="spellStart"/>
+            <w:r>
+              <w:rPr>
+                <w:rFonts w:ascii="Times New Roman" w:eastAsia="Times New Roman" w:hAnsi="Times New Roman" w:cs="Times New Roman"/>
+                <w:b/>
+                <w:bCs/>
+                <w:sz w:val="16"/>
+                <w:szCs w:val="16"/>
+              </w:rPr>
+              <w:t>Куліш</w:t>
+            </w:r>
+            <w:proofErr w:type="spellEnd"/>
+            <w:r>
+              <w:rPr>
+                <w:rFonts w:ascii="Times New Roman" w:eastAsia="Times New Roman" w:hAnsi="Times New Roman" w:cs="Times New Roman"/>
+                <w:b/>
+                <w:bCs/>
+                <w:sz w:val="16"/>
+                <w:szCs w:val="16"/>
+              </w:rPr>
+              <w:t xml:space="preserve"> Роман </w:t>
+            </w:r>
+            <w:proofErr w:type="spellStart"/>
             <w:r>
               <w:rPr>
                 <w:rFonts w:ascii="Times New Roman" w:eastAsia="Times New Roman" w:hAnsi="Times New Roman" w:cs="Times New Roman"/>
@@ -10371,6 +15305,7 @@
               </w:rPr>
               <w:t>Васильович</w:t>
             </w:r>
+            <w:proofErr w:type="spellEnd"/>
           </w:p>
           <w:p>
             <w:pPr>
@@ -10387,7 +15322,25 @@
                 <w:sz w:val="16"/>
                 <w:szCs w:val="16"/>
               </w:rPr>
-              <w:t xml:space="preserve">Адреса: Чернігівської обл., </w:t>
+              <w:t xml:space="preserve">Адреса: </w:t>
+            </w:r>
+            <w:proofErr w:type="spellStart"/>
+            <w:r>
+              <w:rPr>
+                <w:rFonts w:ascii="Times New Roman" w:eastAsia="Times New Roman" w:hAnsi="Times New Roman" w:cs="Times New Roman"/>
+                <w:sz w:val="16"/>
+                <w:szCs w:val="16"/>
+              </w:rPr>
+              <w:t>Чернігівської</w:t>
+            </w:r>
+            <w:proofErr w:type="spellEnd"/>
+            <w:r>
+              <w:rPr>
+                <w:rFonts w:ascii="Times New Roman" w:eastAsia="Times New Roman" w:hAnsi="Times New Roman" w:cs="Times New Roman"/>
+                <w:sz w:val="16"/>
+                <w:szCs w:val="16"/>
+              </w:rPr>
+              <w:t xml:space="preserve"> обл., </w:t>
             </w:r>
             <w:r>
               <w:rPr>
@@ -10395,7 +15348,61 @@
                 <w:sz w:val="16"/>
                 <w:szCs w:val="16"/>
               </w:rPr>
-              <w:t>м. Сновськ , вул. Каденюка 56</w:t>
+              <w:t xml:space="preserve">м. </w:t>
+            </w:r>
+            <w:proofErr w:type="spellStart"/>
+            <w:r>
+              <w:rPr>
+                <w:rFonts w:ascii="Times New Roman" w:eastAsia="Times New Roman" w:hAnsi="Times New Roman" w:cs="Times New Roman"/>
+                <w:sz w:val="16"/>
+                <w:szCs w:val="16"/>
+              </w:rPr>
+              <w:t>Сновськ</w:t>
+            </w:r>
+            <w:proofErr w:type="spellEnd"/>
+            <w:r>
+              <w:rPr>
+                <w:rFonts w:ascii="Times New Roman" w:eastAsia="Times New Roman" w:hAnsi="Times New Roman" w:cs="Times New Roman"/>
+                <w:sz w:val="16"/>
+                <w:szCs w:val="16"/>
+              </w:rPr>
+              <w:t xml:space="preserve"> , </w:t>
+            </w:r>
+            <w:proofErr w:type="spellStart"/>
+            <w:r>
+              <w:rPr>
+                <w:rFonts w:ascii="Times New Roman" w:eastAsia="Times New Roman" w:hAnsi="Times New Roman" w:cs="Times New Roman"/>
+                <w:sz w:val="16"/>
+                <w:szCs w:val="16"/>
+              </w:rPr>
+              <w:t>вул</w:t>
+            </w:r>
+            <w:proofErr w:type="spellEnd"/>
+            <w:r>
+              <w:rPr>
+                <w:rFonts w:ascii="Times New Roman" w:eastAsia="Times New Roman" w:hAnsi="Times New Roman" w:cs="Times New Roman"/>
+                <w:sz w:val="16"/>
+                <w:szCs w:val="16"/>
+              </w:rPr>
+              <w:t xml:space="preserve">. </w:t>
+            </w:r>
+            <w:proofErr w:type="spellStart"/>
+            <w:r>
+              <w:rPr>
+                <w:rFonts w:ascii="Times New Roman" w:eastAsia="Times New Roman" w:hAnsi="Times New Roman" w:cs="Times New Roman"/>
+                <w:sz w:val="16"/>
+                <w:szCs w:val="16"/>
+              </w:rPr>
+              <w:t>Каденюка</w:t>
+            </w:r>
+            <w:proofErr w:type="spellEnd"/>
+            <w:r>
+              <w:rPr>
+                <w:rFonts w:ascii="Times New Roman" w:eastAsia="Times New Roman" w:hAnsi="Times New Roman" w:cs="Times New Roman"/>
+                <w:sz w:val="16"/>
+                <w:szCs w:val="16"/>
+              </w:rPr>
+              <w:t xml:space="preserve"> 56</w:t>
             </w:r>
           </w:p>
           <w:p>
@@ -10420,6 +15427,7 @@
                 <w:szCs w:val="16"/>
               </w:rPr>
             </w:pPr>
+            <w:proofErr w:type="spellStart"/>
             <w:r>
               <w:rPr>
                 <w:rFonts w:ascii="Times New Roman" w:eastAsia="Times New Roman" w:hAnsi="Times New Roman" w:cs="Times New Roman"/>
@@ -10427,8 +15435,19 @@
                 <w:sz w:val="16"/>
                 <w:szCs w:val="16"/>
               </w:rPr>
-              <w:t xml:space="preserve">Установа банку: </w:t>
+              <w:t>Установа</w:t>
             </w:r>
+            <w:proofErr w:type="spellEnd"/>
+            <w:r>
+              <w:rPr>
+                <w:rFonts w:ascii="Times New Roman" w:eastAsia="Times New Roman" w:hAnsi="Times New Roman" w:cs="Times New Roman"/>
+                <w:b/>
+                <w:sz w:val="16"/>
+                <w:szCs w:val="16"/>
+              </w:rPr>
+              <w:t xml:space="preserve"> банку: </w:t>
+            </w:r>
+            <w:proofErr w:type="spellStart"/>
             <w:r>
               <w:rPr>
                 <w:rFonts w:ascii="Times New Roman" w:eastAsia="Times New Roman" w:hAnsi="Times New Roman" w:cs="Times New Roman"/>
@@ -10438,6 +15457,7 @@
               </w:rPr>
               <w:t>ПриватБанк</w:t>
             </w:r>
+            <w:proofErr w:type="spellEnd"/>
           </w:p>
           <w:p>
             <w:pPr>
@@ -10478,6 +15498,7 @@
                 <w:szCs w:val="16"/>
               </w:rPr>
             </w:pPr>
+            <w:proofErr w:type="spellStart"/>
             <w:r>
               <w:rPr>
                 <w:rFonts w:ascii="Times New Roman" w:eastAsia="Times New Roman" w:hAnsi="Times New Roman" w:cs="Times New Roman"/>
@@ -10485,7 +15506,17 @@
                 <w:sz w:val="16"/>
                 <w:szCs w:val="16"/>
               </w:rPr>
-              <w:t>Отримувач платежу</w:t>
+              <w:t>Отримувач</w:t>
+            </w:r>
+            <w:proofErr w:type="spellEnd"/>
+            <w:r>
+              <w:rPr>
+                <w:rFonts w:ascii="Times New Roman" w:eastAsia="Times New Roman" w:hAnsi="Times New Roman" w:cs="Times New Roman"/>
+                <w:b/>
+                <w:sz w:val="16"/>
+                <w:szCs w:val="16"/>
+              </w:rPr>
+              <w:t xml:space="preserve"> платежу</w:t>
             </w:r>
             <w:r>
               <w:rPr>
@@ -10554,6 +15585,7 @@
                 <w:szCs w:val="16"/>
               </w:rPr>
             </w:pPr>
+            <w:proofErr w:type="spellStart"/>
             <w:r>
               <w:rPr>
                 <w:rFonts w:ascii="Times New Roman" w:eastAsia="Times New Roman" w:hAnsi="Times New Roman" w:cs="Times New Roman"/>
@@ -10561,8 +15593,29 @@
                 <w:sz w:val="16"/>
                 <w:szCs w:val="16"/>
               </w:rPr>
-              <w:t>Рахунок отримувача</w:t>
+              <w:t>Рахунок</w:t>
             </w:r>
+            <w:proofErr w:type="spellEnd"/>
+            <w:r>
+              <w:rPr>
+                <w:rFonts w:ascii="Times New Roman" w:eastAsia="Times New Roman" w:hAnsi="Times New Roman" w:cs="Times New Roman"/>
+                <w:b/>
+                <w:sz w:val="16"/>
+                <w:szCs w:val="16"/>
+              </w:rPr>
+              <w:t xml:space="preserve"> </w:t>
+            </w:r>
+            <w:proofErr w:type="spellStart"/>
+            <w:r>
+              <w:rPr>
+                <w:rFonts w:ascii="Times New Roman" w:eastAsia="Times New Roman" w:hAnsi="Times New Roman" w:cs="Times New Roman"/>
+                <w:b/>
+                <w:sz w:val="16"/>
+                <w:szCs w:val="16"/>
+              </w:rPr>
+              <w:t>отримувача</w:t>
+            </w:r>
+            <w:proofErr w:type="spellEnd"/>
             <w:r>
               <w:rPr>
                 <w:rFonts w:ascii="Times New Roman" w:eastAsia="Times New Roman" w:hAnsi="Times New Roman" w:cs="Times New Roman"/>
@@ -10599,8 +15652,19 @@
                 <w:sz w:val="16"/>
                 <w:szCs w:val="16"/>
               </w:rPr>
-              <w:t>РНОКПП отримувача</w:t>
+              <w:t xml:space="preserve">РНОКПП </w:t>
             </w:r>
+            <w:proofErr w:type="spellStart"/>
+            <w:r>
+              <w:rPr>
+                <w:rFonts w:ascii="Times New Roman" w:eastAsia="Times New Roman" w:hAnsi="Times New Roman" w:cs="Times New Roman"/>
+                <w:b/>
+                <w:sz w:val="16"/>
+                <w:szCs w:val="16"/>
+              </w:rPr>
+              <w:t>отримувача</w:t>
+            </w:r>
+            <w:proofErr w:type="spellEnd"/>
             <w:r>
               <w:rPr>
                 <w:rFonts w:ascii="Times New Roman" w:eastAsia="Times New Roman" w:hAnsi="Times New Roman" w:cs="Times New Roman"/>
@@ -10817,6 +15881,7 @@
               </w:rPr>
               <w:t>Адреса: ${</w:t>
             </w:r>
+            <w:proofErr w:type="spellStart"/>
             <w:r>
               <w:rPr>
                 <w:rFonts w:ascii="Times New Roman" w:eastAsia="Times New Roman" w:hAnsi="Times New Roman" w:cs="Times New Roman"/>
@@ -10827,6 +15892,7 @@
               </w:rPr>
               <w:t>clientRegion</w:t>
             </w:r>
+            <w:proofErr w:type="spellEnd"/>
             <w:r>
               <w:rPr>
                 <w:rFonts w:ascii="Times New Roman" w:eastAsia="Times New Roman" w:hAnsi="Times New Roman" w:cs="Times New Roman"/>
@@ -10870,6 +15936,7 @@
               </w:rPr>
               <w:t xml:space="preserve"> ${</w:t>
             </w:r>
+            <w:proofErr w:type="spellStart"/>
             <w:r>
               <w:rPr>
                 <w:rFonts w:ascii="Times New Roman" w:eastAsia="Times New Roman" w:hAnsi="Times New Roman" w:cs="Times New Roman"/>
@@ -10880,6 +15947,7 @@
               </w:rPr>
               <w:t>clientINN</w:t>
             </w:r>
+            <w:proofErr w:type="spellEnd"/>
             <w:r>
               <w:rPr>
                 <w:rFonts w:ascii="Times New Roman" w:eastAsia="Times New Roman" w:hAnsi="Times New Roman" w:cs="Times New Roman"/>
@@ -10910,6 +15978,7 @@
               </w:rPr>
               <w:t>Номер запису в єдиному державному реєстрі  ${</w:t>
             </w:r>
+            <w:proofErr w:type="spellStart"/>
             <w:r>
               <w:rPr>
                 <w:rFonts w:ascii="Times New Roman" w:eastAsia="Times New Roman" w:hAnsi="Times New Roman" w:cs="Times New Roman"/>
@@ -10918,6 +15987,7 @@
               </w:rPr>
               <w:t>registerNumber</w:t>
             </w:r>
+            <w:proofErr w:type="spellEnd"/>
             <w:r>
               <w:rPr>
                 <w:rFonts w:ascii="Times New Roman" w:eastAsia="Times New Roman" w:hAnsi="Times New Roman" w:cs="Times New Roman"/>
@@ -11073,7 +16143,33 @@
                 <w:szCs w:val="16"/>
                 <w:lang w:val="en-US" w:eastAsia="ru-RU"/>
               </w:rPr>
-              <w:t>${shortName}</w:t>
+              <w:t>${</w:t>
+            </w:r>
+            <w:proofErr w:type="spellStart"/>
+            <w:r>
+              <w:rPr>
+                <w:rFonts w:ascii="Times New Roman" w:eastAsia="Times New Roman" w:hAnsi="Times New Roman" w:cs="Times New Roman"/>
+                <w:b/>
+                <w:bCs/>
+                <w:color w:val="010101"/>
+                <w:sz w:val="16"/>
+                <w:szCs w:val="16"/>
+                <w:lang w:val="en-US" w:eastAsia="ru-RU"/>
+              </w:rPr>
+              <w:t>shortName</w:t>
+            </w:r>
+            <w:proofErr w:type="spellEnd"/>
+            <w:r>
+              <w:rPr>
+                <w:rFonts w:ascii="Times New Roman" w:eastAsia="Times New Roman" w:hAnsi="Times New Roman" w:cs="Times New Roman"/>
+                <w:b/>
+                <w:bCs/>
+                <w:color w:val="010101"/>
+                <w:sz w:val="16"/>
+                <w:szCs w:val="16"/>
+                <w:lang w:val="en-US" w:eastAsia="ru-RU"/>
+              </w:rPr>
+              <w:t>}</w:t>
             </w:r>
           </w:p>
         </w:tc>
@@ -11375,7 +16471,27 @@
           <w:szCs w:val="16"/>
           <w:lang w:val="uk-UA"/>
         </w:rPr>
-        <w:t>№${agreementNumber}</w:t>
+        <w:t>№${</w:t>
+      </w:r>
+      <w:proofErr w:type="spellStart"/>
+      <w:r>
+        <w:rPr>
+          <w:rFonts w:ascii="Times New Roman" w:hAnsi="Times New Roman" w:cs="Times New Roman"/>
+          <w:sz w:val="16"/>
+          <w:szCs w:val="16"/>
+          <w:lang w:val="uk-UA"/>
+        </w:rPr>
+        <w:t>agreementNumber</w:t>
+      </w:r>
+      <w:proofErr w:type="spellEnd"/>
+      <w:r>
+        <w:rPr>
+          <w:rFonts w:ascii="Times New Roman" w:hAnsi="Times New Roman" w:cs="Times New Roman"/>
+          <w:sz w:val="16"/>
+          <w:szCs w:val="16"/>
+          <w:lang w:val="uk-UA"/>
+        </w:rPr>
+        <w:t>}</w:t>
       </w:r>
       <w:r>
         <w:rPr>
@@ -11393,7 +16509,27 @@
           <w:szCs w:val="16"/>
           <w:lang w:val="uk-UA"/>
         </w:rPr>
-        <w:t>${adminDate}р.</w:t>
+        <w:t>${</w:t>
+      </w:r>
+      <w:proofErr w:type="spellStart"/>
+      <w:r>
+        <w:rPr>
+          <w:rFonts w:ascii="Times New Roman" w:hAnsi="Times New Roman" w:cs="Times New Roman"/>
+          <w:sz w:val="16"/>
+          <w:szCs w:val="16"/>
+          <w:lang w:val="uk-UA"/>
+        </w:rPr>
+        <w:t>adminDate</w:t>
+      </w:r>
+      <w:proofErr w:type="spellEnd"/>
+      <w:r>
+        <w:rPr>
+          <w:rFonts w:ascii="Times New Roman" w:hAnsi="Times New Roman" w:cs="Times New Roman"/>
+          <w:sz w:val="16"/>
+          <w:szCs w:val="16"/>
+          <w:lang w:val="uk-UA"/>
+        </w:rPr>
+        <w:t>}р.</w:t>
       </w:r>
     </w:p>
     <w:p>
@@ -11491,7 +16627,29 @@
           <w:szCs w:val="16"/>
           <w:lang w:val="uk-UA"/>
         </w:rPr>
-        <w:t>${adminDate}р.</w:t>
+        <w:t>${</w:t>
+      </w:r>
+      <w:proofErr w:type="spellStart"/>
+      <w:r>
+        <w:rPr>
+          <w:rFonts w:ascii="Times New Roman" w:hAnsi="Times New Roman" w:cs="Times New Roman"/>
+          <w:b/>
+          <w:sz w:val="16"/>
+          <w:szCs w:val="16"/>
+          <w:lang w:val="uk-UA"/>
+        </w:rPr>
+        <w:t>adminDate</w:t>
+      </w:r>
+      <w:proofErr w:type="spellEnd"/>
+      <w:r>
+        <w:rPr>
+          <w:rFonts w:ascii="Times New Roman" w:hAnsi="Times New Roman" w:cs="Times New Roman"/>
+          <w:b/>
+          <w:sz w:val="16"/>
+          <w:szCs w:val="16"/>
+          <w:lang w:val="uk-UA"/>
+        </w:rPr>
+        <w:t>}р.</w:t>
       </w:r>
     </w:p>
     <w:p>
@@ -11543,7 +16701,29 @@
           <w:szCs w:val="16"/>
           <w:lang w:val="uk-UA"/>
         </w:rPr>
-        <w:t>${agreementNumber}</w:t>
+        <w:t>${</w:t>
+      </w:r>
+      <w:proofErr w:type="spellStart"/>
+      <w:r>
+        <w:rPr>
+          <w:rFonts w:ascii="Times New Roman" w:hAnsi="Times New Roman" w:cs="Times New Roman"/>
+          <w:b/>
+          <w:sz w:val="16"/>
+          <w:szCs w:val="16"/>
+          <w:lang w:val="uk-UA"/>
+        </w:rPr>
+        <w:t>agreementNumber</w:t>
+      </w:r>
+      <w:proofErr w:type="spellEnd"/>
+      <w:r>
+        <w:rPr>
+          <w:rFonts w:ascii="Times New Roman" w:hAnsi="Times New Roman" w:cs="Times New Roman"/>
+          <w:b/>
+          <w:sz w:val="16"/>
+          <w:szCs w:val="16"/>
+          <w:lang w:val="uk-UA"/>
+        </w:rPr>
+        <w:t>}</w:t>
       </w:r>
       <w:r>
         <w:rPr>
@@ -11565,7 +16745,31 @@
           <w:szCs w:val="16"/>
           <w:lang w:val="uk-UA"/>
         </w:rPr>
-        <w:t>${adminDate}р</w:t>
+        <w:t>${</w:t>
+      </w:r>
+      <w:proofErr w:type="spellStart"/>
+      <w:r>
+        <w:rPr>
+          <w:rFonts w:ascii="Times New Roman" w:hAnsi="Times New Roman" w:cs="Times New Roman"/>
+          <w:b/>
+          <w:iCs/>
+          <w:sz w:val="16"/>
+          <w:szCs w:val="16"/>
+          <w:lang w:val="uk-UA"/>
+        </w:rPr>
+        <w:t>adminDate</w:t>
+      </w:r>
+      <w:proofErr w:type="spellEnd"/>
+      <w:r>
+        <w:rPr>
+          <w:rFonts w:ascii="Times New Roman" w:hAnsi="Times New Roman" w:cs="Times New Roman"/>
+          <w:b/>
+          <w:iCs/>
+          <w:sz w:val="16"/>
+          <w:szCs w:val="16"/>
+          <w:lang w:val="uk-UA"/>
+        </w:rPr>
+        <w:t>}р</w:t>
       </w:r>
       <w:r>
         <w:rPr>
@@ -11708,18 +16912,9 @@
           <w:szCs w:val="16"/>
           <w:lang w:val="uk-UA"/>
         </w:rPr>
-        <w:t xml:space="preserve">Фізична особа-підприємець ${name}, </w:t>
-      </w:r>
-      <w:r>
-        <w:rPr>
-          <w:rFonts w:ascii="Times New Roman" w:eastAsia="Times New Roman" w:hAnsi="Times New Roman" w:cs="Times New Roman"/>
-          <w:bCs/>
-          <w:sz w:val="16"/>
-          <w:szCs w:val="16"/>
-          <w:lang w:val="uk-UA"/>
-        </w:rPr>
-        <w:t>іменований надалі</w:t>
-      </w:r>
+        <w:t>Фізична особа-підприємець ${</w:t>
+      </w:r>
+      <w:proofErr w:type="spellStart"/>
       <w:r>
         <w:rPr>
           <w:rFonts w:ascii="Times New Roman" w:eastAsia="Times New Roman" w:hAnsi="Times New Roman" w:cs="Times New Roman"/>
@@ -11729,6 +16924,39 @@
           <w:szCs w:val="16"/>
           <w:lang w:val="uk-UA"/>
         </w:rPr>
+        <w:t>name</w:t>
+      </w:r>
+      <w:proofErr w:type="spellEnd"/>
+      <w:r>
+        <w:rPr>
+          <w:rFonts w:ascii="Times New Roman" w:eastAsia="Times New Roman" w:hAnsi="Times New Roman" w:cs="Times New Roman"/>
+          <w:b/>
+          <w:bCs/>
+          <w:sz w:val="16"/>
+          <w:szCs w:val="16"/>
+          <w:lang w:val="uk-UA"/>
+        </w:rPr>
+        <w:t xml:space="preserve">}, </w:t>
+      </w:r>
+      <w:r>
+        <w:rPr>
+          <w:rFonts w:ascii="Times New Roman" w:eastAsia="Times New Roman" w:hAnsi="Times New Roman" w:cs="Times New Roman"/>
+          <w:bCs/>
+          <w:sz w:val="16"/>
+          <w:szCs w:val="16"/>
+          <w:lang w:val="uk-UA"/>
+        </w:rPr>
+        <w:t>іменований надалі</w:t>
+      </w:r>
+      <w:r>
+        <w:rPr>
+          <w:rFonts w:ascii="Times New Roman" w:eastAsia="Times New Roman" w:hAnsi="Times New Roman" w:cs="Times New Roman"/>
+          <w:b/>
+          <w:bCs/>
+          <w:sz w:val="16"/>
+          <w:szCs w:val="16"/>
+          <w:lang w:val="uk-UA"/>
+        </w:rPr>
         <w:t xml:space="preserve"> «Орендар», </w:t>
       </w:r>
       <w:r>
@@ -11738,7 +16966,87 @@
           <w:szCs w:val="16"/>
           <w:lang w:val="uk-UA"/>
         </w:rPr>
-        <w:t>в особі ${name}, РНОКПП ${clientINN}, який діє на підставі витягу з ЄДР, номер запису ${registerNumber} від ${registerDate} р.</w:t>
+        <w:t>в особі ${</w:t>
+      </w:r>
+      <w:proofErr w:type="spellStart"/>
+      <w:r>
+        <w:rPr>
+          <w:rFonts w:ascii="Times New Roman" w:eastAsia="Times New Roman" w:hAnsi="Times New Roman" w:cs="Times New Roman"/>
+          <w:sz w:val="16"/>
+          <w:szCs w:val="16"/>
+          <w:lang w:val="uk-UA"/>
+        </w:rPr>
+        <w:t>name</w:t>
+      </w:r>
+      <w:proofErr w:type="spellEnd"/>
+      <w:r>
+        <w:rPr>
+          <w:rFonts w:ascii="Times New Roman" w:eastAsia="Times New Roman" w:hAnsi="Times New Roman" w:cs="Times New Roman"/>
+          <w:sz w:val="16"/>
+          <w:szCs w:val="16"/>
+          <w:lang w:val="uk-UA"/>
+        </w:rPr>
+        <w:t>}, РНОКПП ${</w:t>
+      </w:r>
+      <w:proofErr w:type="spellStart"/>
+      <w:r>
+        <w:rPr>
+          <w:rFonts w:ascii="Times New Roman" w:eastAsia="Times New Roman" w:hAnsi="Times New Roman" w:cs="Times New Roman"/>
+          <w:sz w:val="16"/>
+          <w:szCs w:val="16"/>
+          <w:lang w:val="uk-UA"/>
+        </w:rPr>
+        <w:t>clientINN</w:t>
+      </w:r>
+      <w:proofErr w:type="spellEnd"/>
+      <w:r>
+        <w:rPr>
+          <w:rFonts w:ascii="Times New Roman" w:eastAsia="Times New Roman" w:hAnsi="Times New Roman" w:cs="Times New Roman"/>
+          <w:sz w:val="16"/>
+          <w:szCs w:val="16"/>
+          <w:lang w:val="uk-UA"/>
+        </w:rPr>
+        <w:t>}, який діє на підставі витягу з ЄДР, номер запису ${</w:t>
+      </w:r>
+      <w:proofErr w:type="spellStart"/>
+      <w:r>
+        <w:rPr>
+          <w:rFonts w:ascii="Times New Roman" w:eastAsia="Times New Roman" w:hAnsi="Times New Roman" w:cs="Times New Roman"/>
+          <w:sz w:val="16"/>
+          <w:szCs w:val="16"/>
+          <w:lang w:val="uk-UA"/>
+        </w:rPr>
+        <w:t>registerNumber</w:t>
+      </w:r>
+      <w:proofErr w:type="spellEnd"/>
+      <w:r>
+        <w:rPr>
+          <w:rFonts w:ascii="Times New Roman" w:eastAsia="Times New Roman" w:hAnsi="Times New Roman" w:cs="Times New Roman"/>
+          <w:sz w:val="16"/>
+          <w:szCs w:val="16"/>
+          <w:lang w:val="uk-UA"/>
+        </w:rPr>
+        <w:t>} від ${</w:t>
+      </w:r>
+      <w:proofErr w:type="spellStart"/>
+      <w:r>
+        <w:rPr>
+          <w:rFonts w:ascii="Times New Roman" w:eastAsia="Times New Roman" w:hAnsi="Times New Roman" w:cs="Times New Roman"/>
+          <w:sz w:val="16"/>
+          <w:szCs w:val="16"/>
+          <w:lang w:val="uk-UA"/>
+        </w:rPr>
+        <w:t>registerDate</w:t>
+      </w:r>
+      <w:proofErr w:type="spellEnd"/>
+      <w:r>
+        <w:rPr>
+          <w:rFonts w:ascii="Times New Roman" w:eastAsia="Times New Roman" w:hAnsi="Times New Roman" w:cs="Times New Roman"/>
+          <w:sz w:val="16"/>
+          <w:szCs w:val="16"/>
+          <w:lang w:val="uk-UA"/>
+        </w:rPr>
+        <w:t>} р.</w:t>
       </w:r>
       <w:r>
         <w:rPr>
@@ -11834,6 +17142,7 @@
           <w:lang w:eastAsia="ru-RU"/>
         </w:rPr>
       </w:pPr>
+      <w:proofErr w:type="spellStart"/>
       <w:r>
         <w:rPr>
           <w:rFonts w:ascii="Times New Roman" w:eastAsia="Times New Roman" w:hAnsi="Times New Roman" w:cs="Times New Roman"/>
@@ -11841,7 +17150,217 @@
           <w:sz w:val="16"/>
           <w:szCs w:val="16"/>
         </w:rPr>
-        <w:t xml:space="preserve">Даним актом Сторони засвідчую, що Орендодавець передав, а Орендар прийняв у тимчасове платне користування комплект обладнання: </w:t>
+        <w:t>Даним</w:t>
+      </w:r>
+      <w:proofErr w:type="spellEnd"/>
+      <w:r>
+        <w:rPr>
+          <w:rFonts w:ascii="Times New Roman" w:eastAsia="Times New Roman" w:hAnsi="Times New Roman" w:cs="Times New Roman"/>
+          <w:bCs/>
+          <w:sz w:val="16"/>
+          <w:szCs w:val="16"/>
+        </w:rPr>
+        <w:t xml:space="preserve"> актом </w:t>
+      </w:r>
+      <w:proofErr w:type="spellStart"/>
+      <w:r>
+        <w:rPr>
+          <w:rFonts w:ascii="Times New Roman" w:eastAsia="Times New Roman" w:hAnsi="Times New Roman" w:cs="Times New Roman"/>
+          <w:bCs/>
+          <w:sz w:val="16"/>
+          <w:szCs w:val="16"/>
+        </w:rPr>
+        <w:t>Сторони</w:t>
+      </w:r>
+      <w:proofErr w:type="spellEnd"/>
+      <w:r>
+        <w:rPr>
+          <w:rFonts w:ascii="Times New Roman" w:eastAsia="Times New Roman" w:hAnsi="Times New Roman" w:cs="Times New Roman"/>
+          <w:bCs/>
+          <w:sz w:val="16"/>
+          <w:szCs w:val="16"/>
+        </w:rPr>
+        <w:t xml:space="preserve"> </w:t>
+      </w:r>
+      <w:proofErr w:type="spellStart"/>
+      <w:r>
+        <w:rPr>
+          <w:rFonts w:ascii="Times New Roman" w:eastAsia="Times New Roman" w:hAnsi="Times New Roman" w:cs="Times New Roman"/>
+          <w:bCs/>
+          <w:sz w:val="16"/>
+          <w:szCs w:val="16"/>
+        </w:rPr>
+        <w:t>засвідчую</w:t>
+      </w:r>
+      <w:proofErr w:type="spellEnd"/>
+      <w:r>
+        <w:rPr>
+          <w:rFonts w:ascii="Times New Roman" w:eastAsia="Times New Roman" w:hAnsi="Times New Roman" w:cs="Times New Roman"/>
+          <w:bCs/>
+          <w:sz w:val="16"/>
+          <w:szCs w:val="16"/>
+        </w:rPr>
+        <w:t xml:space="preserve">, </w:t>
+      </w:r>
+      <w:proofErr w:type="spellStart"/>
+      <w:r>
+        <w:rPr>
+          <w:rFonts w:ascii="Times New Roman" w:eastAsia="Times New Roman" w:hAnsi="Times New Roman" w:cs="Times New Roman"/>
+          <w:bCs/>
+          <w:sz w:val="16"/>
+          <w:szCs w:val="16"/>
+        </w:rPr>
+        <w:t>що</w:t>
+      </w:r>
+      <w:proofErr w:type="spellEnd"/>
+      <w:r>
+        <w:rPr>
+          <w:rFonts w:ascii="Times New Roman" w:eastAsia="Times New Roman" w:hAnsi="Times New Roman" w:cs="Times New Roman"/>
+          <w:bCs/>
+          <w:sz w:val="16"/>
+          <w:szCs w:val="16"/>
+        </w:rPr>
+        <w:t xml:space="preserve"> </w:t>
+      </w:r>
+      <w:proofErr w:type="spellStart"/>
+      <w:r>
+        <w:rPr>
+          <w:rFonts w:ascii="Times New Roman" w:eastAsia="Times New Roman" w:hAnsi="Times New Roman" w:cs="Times New Roman"/>
+          <w:bCs/>
+          <w:sz w:val="16"/>
+          <w:szCs w:val="16"/>
+        </w:rPr>
+        <w:t>Орендодавець</w:t>
+      </w:r>
+      <w:proofErr w:type="spellEnd"/>
+      <w:r>
+        <w:rPr>
+          <w:rFonts w:ascii="Times New Roman" w:eastAsia="Times New Roman" w:hAnsi="Times New Roman" w:cs="Times New Roman"/>
+          <w:bCs/>
+          <w:sz w:val="16"/>
+          <w:szCs w:val="16"/>
+        </w:rPr>
+        <w:t xml:space="preserve"> передав, а </w:t>
+      </w:r>
+      <w:proofErr w:type="spellStart"/>
+      <w:r>
+        <w:rPr>
+          <w:rFonts w:ascii="Times New Roman" w:eastAsia="Times New Roman" w:hAnsi="Times New Roman" w:cs="Times New Roman"/>
+          <w:bCs/>
+          <w:sz w:val="16"/>
+          <w:szCs w:val="16"/>
+        </w:rPr>
+        <w:t>Орендар</w:t>
+      </w:r>
+      <w:proofErr w:type="spellEnd"/>
+      <w:r>
+        <w:rPr>
+          <w:rFonts w:ascii="Times New Roman" w:eastAsia="Times New Roman" w:hAnsi="Times New Roman" w:cs="Times New Roman"/>
+          <w:bCs/>
+          <w:sz w:val="16"/>
+          <w:szCs w:val="16"/>
+        </w:rPr>
+        <w:t xml:space="preserve"> </w:t>
+      </w:r>
+      <w:proofErr w:type="spellStart"/>
+      <w:r>
+        <w:rPr>
+          <w:rFonts w:ascii="Times New Roman" w:eastAsia="Times New Roman" w:hAnsi="Times New Roman" w:cs="Times New Roman"/>
+          <w:bCs/>
+          <w:sz w:val="16"/>
+          <w:szCs w:val="16"/>
+        </w:rPr>
+        <w:t>прийняв</w:t>
+      </w:r>
+      <w:proofErr w:type="spellEnd"/>
+      <w:r>
+        <w:rPr>
+          <w:rFonts w:ascii="Times New Roman" w:eastAsia="Times New Roman" w:hAnsi="Times New Roman" w:cs="Times New Roman"/>
+          <w:bCs/>
+          <w:sz w:val="16"/>
+          <w:szCs w:val="16"/>
+        </w:rPr>
+        <w:t xml:space="preserve"> у </w:t>
+      </w:r>
+      <w:proofErr w:type="spellStart"/>
+      <w:r>
+        <w:rPr>
+          <w:rFonts w:ascii="Times New Roman" w:eastAsia="Times New Roman" w:hAnsi="Times New Roman" w:cs="Times New Roman"/>
+          <w:bCs/>
+          <w:sz w:val="16"/>
+          <w:szCs w:val="16"/>
+        </w:rPr>
+        <w:t>тимчасове</w:t>
+      </w:r>
+      <w:proofErr w:type="spellEnd"/>
+      <w:r>
+        <w:rPr>
+          <w:rFonts w:ascii="Times New Roman" w:eastAsia="Times New Roman" w:hAnsi="Times New Roman" w:cs="Times New Roman"/>
+          <w:bCs/>
+          <w:sz w:val="16"/>
+          <w:szCs w:val="16"/>
+        </w:rPr>
+        <w:t xml:space="preserve"> </w:t>
+      </w:r>
+      <w:proofErr w:type="spellStart"/>
+      <w:r>
+        <w:rPr>
+          <w:rFonts w:ascii="Times New Roman" w:eastAsia="Times New Roman" w:hAnsi="Times New Roman" w:cs="Times New Roman"/>
+          <w:bCs/>
+          <w:sz w:val="16"/>
+          <w:szCs w:val="16"/>
+        </w:rPr>
+        <w:t>платне</w:t>
+      </w:r>
+      <w:proofErr w:type="spellEnd"/>
+      <w:r>
+        <w:rPr>
+          <w:rFonts w:ascii="Times New Roman" w:eastAsia="Times New Roman" w:hAnsi="Times New Roman" w:cs="Times New Roman"/>
+          <w:bCs/>
+          <w:sz w:val="16"/>
+          <w:szCs w:val="16"/>
+        </w:rPr>
+        <w:t xml:space="preserve"> </w:t>
+      </w:r>
+      <w:proofErr w:type="spellStart"/>
+      <w:r>
+        <w:rPr>
+          <w:rFonts w:ascii="Times New Roman" w:eastAsia="Times New Roman" w:hAnsi="Times New Roman" w:cs="Times New Roman"/>
+          <w:bCs/>
+          <w:sz w:val="16"/>
+          <w:szCs w:val="16"/>
+        </w:rPr>
+        <w:t>користування</w:t>
+      </w:r>
+      <w:proofErr w:type="spellEnd"/>
+      <w:r>
+        <w:rPr>
+          <w:rFonts w:ascii="Times New Roman" w:eastAsia="Times New Roman" w:hAnsi="Times New Roman" w:cs="Times New Roman"/>
+          <w:bCs/>
+          <w:sz w:val="16"/>
+          <w:szCs w:val="16"/>
+        </w:rPr>
+        <w:t xml:space="preserve"> комплект </w:t>
+      </w:r>
+      <w:proofErr w:type="spellStart"/>
+      <w:r>
+        <w:rPr>
+          <w:rFonts w:ascii="Times New Roman" w:eastAsia="Times New Roman" w:hAnsi="Times New Roman" w:cs="Times New Roman"/>
+          <w:bCs/>
+          <w:sz w:val="16"/>
+          <w:szCs w:val="16"/>
+        </w:rPr>
+        <w:t>обладнання</w:t>
+      </w:r>
+      <w:proofErr w:type="spellEnd"/>
+      <w:r>
+        <w:rPr>
+          <w:rFonts w:ascii="Times New Roman" w:eastAsia="Times New Roman" w:hAnsi="Times New Roman" w:cs="Times New Roman"/>
+          <w:bCs/>
+          <w:sz w:val="16"/>
+          <w:szCs w:val="16"/>
+        </w:rPr>
+        <w:t xml:space="preserve">: </w:t>
       </w:r>
       <w:r>
         <w:rPr>
@@ -11873,6 +17392,7 @@
         <w:t>${</w:t>
       </w:r>
       <w:bookmarkStart w:id="2" w:name="_Hlk164765064"/>
+      <w:proofErr w:type="spellStart"/>
       <w:r>
         <w:rPr>
           <w:rFonts w:ascii="Times New Roman" w:hAnsi="Times New Roman" w:cs="Times New Roman"/>
@@ -11882,6 +17402,7 @@
         <w:t>adminEquipModel</w:t>
       </w:r>
       <w:bookmarkEnd w:id="2"/>
+      <w:proofErr w:type="spellEnd"/>
       <w:r>
         <w:rPr>
           <w:rFonts w:ascii="Times New Roman" w:hAnsi="Times New Roman" w:cs="Times New Roman"/>
@@ -11906,6 +17427,7 @@
         </w:rPr>
         <w:t>${</w:t>
       </w:r>
+      <w:proofErr w:type="spellStart"/>
       <w:r>
         <w:rPr>
           <w:rFonts w:ascii="Times New Roman" w:hAnsi="Times New Roman" w:cs="Times New Roman"/>
@@ -11914,6 +17436,7 @@
         </w:rPr>
         <w:t>adminCoffeeMachineModel</w:t>
       </w:r>
+      <w:proofErr w:type="spellEnd"/>
       <w:r>
         <w:rPr>
           <w:rFonts w:ascii="Times New Roman" w:hAnsi="Times New Roman" w:cs="Times New Roman"/>
@@ -11939,6 +17462,7 @@
         </w:rPr>
         <w:t>${</w:t>
       </w:r>
+      <w:proofErr w:type="spellStart"/>
       <w:r>
         <w:rPr>
           <w:rFonts w:ascii="Times New Roman" w:hAnsi="Times New Roman" w:cs="Times New Roman"/>
@@ -11947,6 +17471,7 @@
         </w:rPr>
         <w:t>adminCoffeeGrinderModel</w:t>
       </w:r>
+      <w:proofErr w:type="spellEnd"/>
       <w:r>
         <w:rPr>
           <w:rFonts w:ascii="Times New Roman" w:hAnsi="Times New Roman" w:cs="Times New Roman"/>
@@ -11977,7 +17502,72 @@
           <w:lang w:eastAsia="ru-RU"/>
         </w:rPr>
         <w:br/>
-        <w:t>Вартість майна‚ що орендується:</w:t>
+      </w:r>
+      <w:proofErr w:type="spellStart"/>
+      <w:r>
+        <w:rPr>
+          <w:rFonts w:ascii="Times New Roman" w:eastAsia="Times New Roman" w:hAnsi="Times New Roman" w:cs="Times New Roman"/>
+          <w:color w:val="010101"/>
+          <w:sz w:val="16"/>
+          <w:szCs w:val="16"/>
+          <w:lang w:eastAsia="ru-RU"/>
+        </w:rPr>
+        <w:t>Вартість</w:t>
+      </w:r>
+      <w:proofErr w:type="spellEnd"/>
+      <w:r>
+        <w:rPr>
+          <w:rFonts w:ascii="Times New Roman" w:eastAsia="Times New Roman" w:hAnsi="Times New Roman" w:cs="Times New Roman"/>
+          <w:color w:val="010101"/>
+          <w:sz w:val="16"/>
+          <w:szCs w:val="16"/>
+          <w:lang w:eastAsia="ru-RU"/>
+        </w:rPr>
+        <w:t xml:space="preserve"> майна‚ </w:t>
+      </w:r>
+      <w:proofErr w:type="spellStart"/>
+      <w:r>
+        <w:rPr>
+          <w:rFonts w:ascii="Times New Roman" w:eastAsia="Times New Roman" w:hAnsi="Times New Roman" w:cs="Times New Roman"/>
+          <w:color w:val="010101"/>
+          <w:sz w:val="16"/>
+          <w:szCs w:val="16"/>
+          <w:lang w:eastAsia="ru-RU"/>
+        </w:rPr>
+        <w:t>що</w:t>
+      </w:r>
+      <w:proofErr w:type="spellEnd"/>
+      <w:r>
+        <w:rPr>
+          <w:rFonts w:ascii="Times New Roman" w:eastAsia="Times New Roman" w:hAnsi="Times New Roman" w:cs="Times New Roman"/>
+          <w:color w:val="010101"/>
+          <w:sz w:val="16"/>
+          <w:szCs w:val="16"/>
+          <w:lang w:eastAsia="ru-RU"/>
+        </w:rPr>
+        <w:t xml:space="preserve"> </w:t>
+      </w:r>
+      <w:proofErr w:type="spellStart"/>
+      <w:r>
+        <w:rPr>
+          <w:rFonts w:ascii="Times New Roman" w:eastAsia="Times New Roman" w:hAnsi="Times New Roman" w:cs="Times New Roman"/>
+          <w:color w:val="010101"/>
+          <w:sz w:val="16"/>
+          <w:szCs w:val="16"/>
+          <w:lang w:eastAsia="ru-RU"/>
+        </w:rPr>
+        <w:t>орендується</w:t>
+      </w:r>
+      <w:proofErr w:type="spellEnd"/>
+      <w:r>
+        <w:rPr>
+          <w:rFonts w:ascii="Times New Roman" w:eastAsia="Times New Roman" w:hAnsi="Times New Roman" w:cs="Times New Roman"/>
+          <w:color w:val="010101"/>
+          <w:sz w:val="16"/>
+          <w:szCs w:val="16"/>
+          <w:lang w:eastAsia="ru-RU"/>
+        </w:rPr>
+        <w:t>:</w:t>
       </w:r>
     </w:p>
     <w:p>
@@ -11998,6 +17588,7 @@
         </w:rPr>
         <w:t>${</w:t>
       </w:r>
+      <w:proofErr w:type="spellStart"/>
       <w:r>
         <w:rPr>
           <w:rFonts w:ascii="Times New Roman" w:hAnsi="Times New Roman" w:cs="Times New Roman"/>
@@ -12006,6 +17597,7 @@
         </w:rPr>
         <w:t>adminEquipModel</w:t>
       </w:r>
+      <w:proofErr w:type="spellEnd"/>
       <w:r>
         <w:rPr>
           <w:rFonts w:ascii="Times New Roman" w:hAnsi="Times New Roman" w:cs="Times New Roman"/>
@@ -12014,6 +17606,7 @@
         </w:rPr>
         <w:t>} - ${</w:t>
       </w:r>
+      <w:proofErr w:type="spellStart"/>
       <w:r>
         <w:rPr>
           <w:rFonts w:ascii="Times New Roman" w:hAnsi="Times New Roman" w:cs="Times New Roman"/>
@@ -12023,6 +17616,7 @@
         </w:rPr>
         <w:t>adminEquipCost</w:t>
       </w:r>
+      <w:proofErr w:type="spellEnd"/>
       <w:r>
         <w:rPr>
           <w:rFonts w:ascii="Times New Roman" w:hAnsi="Times New Roman" w:cs="Times New Roman"/>
@@ -12059,6 +17653,7 @@
         </w:rPr>
         <w:t>${</w:t>
       </w:r>
+      <w:proofErr w:type="spellStart"/>
       <w:r>
         <w:rPr>
           <w:rFonts w:ascii="Times New Roman" w:hAnsi="Times New Roman" w:cs="Times New Roman"/>
@@ -12067,6 +17662,7 @@
         </w:rPr>
         <w:t>adminCoffeeMachineModel</w:t>
       </w:r>
+      <w:proofErr w:type="spellEnd"/>
       <w:r>
         <w:rPr>
           <w:rFonts w:ascii="Times New Roman" w:hAnsi="Times New Roman" w:cs="Times New Roman"/>
@@ -12075,6 +17671,7 @@
         </w:rPr>
         <w:t>} - ${</w:t>
       </w:r>
+      <w:proofErr w:type="spellStart"/>
       <w:r>
         <w:rPr>
           <w:rFonts w:ascii="Times New Roman" w:hAnsi="Times New Roman" w:cs="Times New Roman"/>
@@ -12084,6 +17681,7 @@
         </w:rPr>
         <w:t>adminCoffeeMachineCost</w:t>
       </w:r>
+      <w:proofErr w:type="spellEnd"/>
       <w:r>
         <w:rPr>
           <w:rFonts w:ascii="Times New Roman" w:hAnsi="Times New Roman" w:cs="Times New Roman"/>
@@ -12122,6 +17720,7 @@
         </w:rPr>
         <w:t>${</w:t>
       </w:r>
+      <w:proofErr w:type="spellStart"/>
       <w:r>
         <w:rPr>
           <w:rFonts w:ascii="Times New Roman" w:hAnsi="Times New Roman" w:cs="Times New Roman"/>
@@ -12130,6 +17729,7 @@
         </w:rPr>
         <w:t>adminCoffeeGrinderModel</w:t>
       </w:r>
+      <w:proofErr w:type="spellEnd"/>
       <w:r>
         <w:rPr>
           <w:rFonts w:ascii="Times New Roman" w:hAnsi="Times New Roman" w:cs="Times New Roman"/>
@@ -12139,6 +17739,7 @@
         </w:rPr>
         <w:t>} - ${</w:t>
       </w:r>
+      <w:proofErr w:type="spellStart"/>
       <w:r>
         <w:rPr>
           <w:rFonts w:ascii="Times New Roman" w:hAnsi="Times New Roman" w:cs="Times New Roman"/>
@@ -12148,6 +17749,7 @@
         </w:rPr>
         <w:t>adminCoffeeGrinderCost</w:t>
       </w:r>
+      <w:proofErr w:type="spellEnd"/>
       <w:r>
         <w:rPr>
           <w:rFonts w:ascii="Times New Roman" w:hAnsi="Times New Roman" w:cs="Times New Roman"/>
@@ -12188,8 +17790,29 @@
           <w:szCs w:val="16"/>
           <w:lang w:val="uk-UA"/>
         </w:rPr>
-        <w:t>Об’єкт оренди буде знаходитися за адресою: ${</w:t>
-      </w:r>
+        <w:t xml:space="preserve">Об’єкт оренди буде знаходитися за </w:t>
+      </w:r>
+      <w:proofErr w:type="spellStart"/>
+      <w:r>
+        <w:rPr>
+          <w:rFonts w:ascii="Times New Roman" w:hAnsi="Times New Roman" w:cs="Times New Roman"/>
+          <w:sz w:val="16"/>
+          <w:szCs w:val="16"/>
+          <w:lang w:val="uk-UA"/>
+        </w:rPr>
+        <w:t>адресою</w:t>
+      </w:r>
+      <w:proofErr w:type="spellEnd"/>
+      <w:r>
+        <w:rPr>
+          <w:rFonts w:ascii="Times New Roman" w:hAnsi="Times New Roman" w:cs="Times New Roman"/>
+          <w:sz w:val="16"/>
+          <w:szCs w:val="16"/>
+          <w:lang w:val="uk-UA"/>
+        </w:rPr>
+        <w:t>: ${</w:t>
+      </w:r>
+      <w:proofErr w:type="spellStart"/>
       <w:r>
         <w:rPr>
           <w:rFonts w:ascii="Times New Roman" w:hAnsi="Times New Roman" w:cs="Times New Roman"/>
@@ -12199,6 +17822,7 @@
         </w:rPr>
         <w:t>equipRegion</w:t>
       </w:r>
+      <w:proofErr w:type="spellEnd"/>
       <w:r>
         <w:rPr>
           <w:rFonts w:ascii="Times New Roman" w:hAnsi="Times New Roman" w:cs="Times New Roman"/>
@@ -12226,6 +17850,7 @@
         </w:rPr>
         <w:t>(${</w:t>
       </w:r>
+      <w:proofErr w:type="spellStart"/>
       <w:r>
         <w:rPr>
           <w:rFonts w:ascii="Times New Roman" w:hAnsi="Times New Roman" w:cs="Times New Roman"/>
@@ -12234,6 +17859,7 @@
         </w:rPr>
         <w:t>equipAdditional</w:t>
       </w:r>
+      <w:proofErr w:type="spellEnd"/>
       <w:r>
         <w:rPr>
           <w:rFonts w:ascii="Times New Roman" w:hAnsi="Times New Roman" w:cs="Times New Roman"/>
@@ -12298,8 +17924,9 @@
           <w:szCs w:val="16"/>
           <w:lang w:val="en-US"/>
         </w:rPr>
-        <w:t>${adminEquipModel} -  ${</w:t>
-      </w:r>
+        <w:t>${</w:t>
+      </w:r>
+      <w:proofErr w:type="spellStart"/>
       <w:r>
         <w:rPr>
           <w:rFonts w:ascii="Times New Roman" w:hAnsi="Times New Roman" w:cs="Times New Roman"/>
@@ -12307,8 +17934,29 @@
           <w:szCs w:val="16"/>
           <w:lang w:val="en-US"/>
         </w:rPr>
+        <w:t>adminEquipModel</w:t>
+      </w:r>
+      <w:proofErr w:type="spellEnd"/>
+      <w:r>
+        <w:rPr>
+          <w:rFonts w:ascii="Times New Roman" w:hAnsi="Times New Roman" w:cs="Times New Roman"/>
+          <w:sz w:val="16"/>
+          <w:szCs w:val="16"/>
+          <w:lang w:val="en-US"/>
+        </w:rPr>
+        <w:t>} -  ${</w:t>
+      </w:r>
+      <w:proofErr w:type="spellStart"/>
+      <w:r>
+        <w:rPr>
+          <w:rFonts w:ascii="Times New Roman" w:hAnsi="Times New Roman" w:cs="Times New Roman"/>
+          <w:sz w:val="16"/>
+          <w:szCs w:val="16"/>
+          <w:lang w:val="en-US"/>
+        </w:rPr>
         <w:t>adminEquipCondition</w:t>
       </w:r>
+      <w:proofErr w:type="spellEnd"/>
       <w:r>
         <w:rPr>
           <w:rFonts w:ascii="Times New Roman" w:hAnsi="Times New Roman" w:cs="Times New Roman"/>
@@ -12347,8 +17995,9 @@
           <w:szCs w:val="16"/>
           <w:lang w:val="en-US"/>
         </w:rPr>
-        <w:t>${adminCoffeeMachineModel} - ${</w:t>
-      </w:r>
+        <w:t>${</w:t>
+      </w:r>
+      <w:proofErr w:type="spellStart"/>
       <w:r>
         <w:rPr>
           <w:rFonts w:ascii="Times New Roman" w:hAnsi="Times New Roman" w:cs="Times New Roman"/>
@@ -12356,8 +18005,29 @@
           <w:szCs w:val="16"/>
           <w:lang w:val="en-US"/>
         </w:rPr>
+        <w:t>adminCoffeeMachineModel</w:t>
+      </w:r>
+      <w:proofErr w:type="spellEnd"/>
+      <w:r>
+        <w:rPr>
+          <w:rFonts w:ascii="Times New Roman" w:hAnsi="Times New Roman" w:cs="Times New Roman"/>
+          <w:sz w:val="16"/>
+          <w:szCs w:val="16"/>
+          <w:lang w:val="en-US"/>
+        </w:rPr>
+        <w:t>} - ${</w:t>
+      </w:r>
+      <w:proofErr w:type="spellStart"/>
+      <w:r>
+        <w:rPr>
+          <w:rFonts w:ascii="Times New Roman" w:hAnsi="Times New Roman" w:cs="Times New Roman"/>
+          <w:sz w:val="16"/>
+          <w:szCs w:val="16"/>
+          <w:lang w:val="en-US"/>
+        </w:rPr>
         <w:t>adminCoffeeMachineCondition</w:t>
       </w:r>
+      <w:proofErr w:type="spellEnd"/>
       <w:r>
         <w:rPr>
           <w:rFonts w:ascii="Times New Roman" w:hAnsi="Times New Roman" w:cs="Times New Roman"/>
@@ -12395,8 +18065,9 @@
           <w:szCs w:val="16"/>
           <w:lang w:val="en-US"/>
         </w:rPr>
-        <w:t>${adminCoffeeGrinderModel} - ${</w:t>
-      </w:r>
+        <w:t>${</w:t>
+      </w:r>
+      <w:proofErr w:type="spellStart"/>
       <w:r>
         <w:rPr>
           <w:rFonts w:ascii="Times New Roman" w:hAnsi="Times New Roman" w:cs="Times New Roman"/>
@@ -12404,8 +18075,29 @@
           <w:szCs w:val="16"/>
           <w:lang w:val="en-US"/>
         </w:rPr>
+        <w:t>adminCoffeeGrinderModel</w:t>
+      </w:r>
+      <w:proofErr w:type="spellEnd"/>
+      <w:r>
+        <w:rPr>
+          <w:rFonts w:ascii="Times New Roman" w:hAnsi="Times New Roman" w:cs="Times New Roman"/>
+          <w:sz w:val="16"/>
+          <w:szCs w:val="16"/>
+          <w:lang w:val="en-US"/>
+        </w:rPr>
+        <w:t>} - ${</w:t>
+      </w:r>
+      <w:proofErr w:type="spellStart"/>
+      <w:r>
+        <w:rPr>
+          <w:rFonts w:ascii="Times New Roman" w:hAnsi="Times New Roman" w:cs="Times New Roman"/>
+          <w:sz w:val="16"/>
+          <w:szCs w:val="16"/>
+          <w:lang w:val="en-US"/>
+        </w:rPr>
         <w:t>adminCoffeeGrinderCondition</w:t>
       </w:r>
+      <w:proofErr w:type="spellEnd"/>
       <w:r>
         <w:rPr>
           <w:rFonts w:ascii="Times New Roman" w:hAnsi="Times New Roman" w:cs="Times New Roman"/>
@@ -12460,6 +18152,7 @@
         </w:rPr>
         <w:t xml:space="preserve"> №${</w:t>
       </w:r>
+      <w:proofErr w:type="spellStart"/>
       <w:r>
         <w:rPr>
           <w:rFonts w:ascii="Times New Roman" w:eastAsia="Times New Roman" w:hAnsi="Times New Roman" w:cs="Times New Roman"/>
@@ -12471,6 +18164,7 @@
         </w:rPr>
         <w:t>agreementNumber</w:t>
       </w:r>
+      <w:proofErr w:type="spellEnd"/>
       <w:r>
         <w:rPr>
           <w:rFonts w:ascii="Times New Roman" w:eastAsia="Times New Roman" w:hAnsi="Times New Roman" w:cs="Times New Roman"/>
@@ -12524,6 +18218,7 @@
         </w:rPr>
         <w:t>${</w:t>
       </w:r>
+      <w:proofErr w:type="spellStart"/>
       <w:r>
         <w:rPr>
           <w:rFonts w:ascii="Times New Roman" w:eastAsia="Times New Roman" w:hAnsi="Times New Roman" w:cs="Times New Roman"/>
@@ -12534,6 +18229,7 @@
         </w:rPr>
         <w:t>adminDate</w:t>
       </w:r>
+      <w:proofErr w:type="spellEnd"/>
       <w:r>
         <w:rPr>
           <w:rFonts w:ascii="Times New Roman" w:eastAsia="Times New Roman" w:hAnsi="Times New Roman" w:cs="Times New Roman"/>
@@ -12706,8 +18402,31 @@
                 <w:sz w:val="16"/>
                 <w:szCs w:val="16"/>
               </w:rPr>
-              <w:t xml:space="preserve">ФОП Куліш Роман </w:t>
+              <w:t xml:space="preserve">ФОП </w:t>
             </w:r>
+            <w:proofErr w:type="spellStart"/>
+            <w:r>
+              <w:rPr>
+                <w:rFonts w:ascii="Times New Roman" w:eastAsia="Times New Roman" w:hAnsi="Times New Roman" w:cs="Times New Roman"/>
+                <w:b/>
+                <w:bCs/>
+                <w:sz w:val="16"/>
+                <w:szCs w:val="16"/>
+              </w:rPr>
+              <w:t>Куліш</w:t>
+            </w:r>
+            <w:proofErr w:type="spellEnd"/>
+            <w:r>
+              <w:rPr>
+                <w:rFonts w:ascii="Times New Roman" w:eastAsia="Times New Roman" w:hAnsi="Times New Roman" w:cs="Times New Roman"/>
+                <w:b/>
+                <w:bCs/>
+                <w:sz w:val="16"/>
+                <w:szCs w:val="16"/>
+              </w:rPr>
+              <w:t xml:space="preserve"> Роман </w:t>
+            </w:r>
+            <w:proofErr w:type="spellStart"/>
             <w:r>
               <w:rPr>
                 <w:rFonts w:ascii="Times New Roman" w:eastAsia="Times New Roman" w:hAnsi="Times New Roman" w:cs="Times New Roman"/>
@@ -12717,6 +18436,7 @@
               </w:rPr>
               <w:t>Васильович</w:t>
             </w:r>
+            <w:proofErr w:type="spellEnd"/>
           </w:p>
           <w:p>
             <w:pPr>
@@ -12733,7 +18453,25 @@
                 <w:sz w:val="16"/>
                 <w:szCs w:val="16"/>
               </w:rPr>
-              <w:t xml:space="preserve">Адреса: Чернігівської обл., </w:t>
+              <w:t xml:space="preserve">Адреса: </w:t>
+            </w:r>
+            <w:proofErr w:type="spellStart"/>
+            <w:r>
+              <w:rPr>
+                <w:rFonts w:ascii="Times New Roman" w:eastAsia="Times New Roman" w:hAnsi="Times New Roman" w:cs="Times New Roman"/>
+                <w:sz w:val="16"/>
+                <w:szCs w:val="16"/>
+              </w:rPr>
+              <w:t>Чернігівської</w:t>
+            </w:r>
+            <w:proofErr w:type="spellEnd"/>
+            <w:r>
+              <w:rPr>
+                <w:rFonts w:ascii="Times New Roman" w:eastAsia="Times New Roman" w:hAnsi="Times New Roman" w:cs="Times New Roman"/>
+                <w:sz w:val="16"/>
+                <w:szCs w:val="16"/>
+              </w:rPr>
+              <w:t xml:space="preserve"> обл., </w:t>
             </w:r>
             <w:r>
               <w:rPr>
@@ -12741,7 +18479,61 @@
                 <w:sz w:val="16"/>
                 <w:szCs w:val="16"/>
               </w:rPr>
-              <w:t>м. Сновськ , вул. Каденюка 56</w:t>
+              <w:t xml:space="preserve">м. </w:t>
+            </w:r>
+            <w:proofErr w:type="spellStart"/>
+            <w:r>
+              <w:rPr>
+                <w:rFonts w:ascii="Times New Roman" w:eastAsia="Times New Roman" w:hAnsi="Times New Roman" w:cs="Times New Roman"/>
+                <w:sz w:val="16"/>
+                <w:szCs w:val="16"/>
+              </w:rPr>
+              <w:t>Сновськ</w:t>
+            </w:r>
+            <w:proofErr w:type="spellEnd"/>
+            <w:r>
+              <w:rPr>
+                <w:rFonts w:ascii="Times New Roman" w:eastAsia="Times New Roman" w:hAnsi="Times New Roman" w:cs="Times New Roman"/>
+                <w:sz w:val="16"/>
+                <w:szCs w:val="16"/>
+              </w:rPr>
+              <w:t xml:space="preserve"> , </w:t>
+            </w:r>
+            <w:proofErr w:type="spellStart"/>
+            <w:r>
+              <w:rPr>
+                <w:rFonts w:ascii="Times New Roman" w:eastAsia="Times New Roman" w:hAnsi="Times New Roman" w:cs="Times New Roman"/>
+                <w:sz w:val="16"/>
+                <w:szCs w:val="16"/>
+              </w:rPr>
+              <w:t>вул</w:t>
+            </w:r>
+            <w:proofErr w:type="spellEnd"/>
+            <w:r>
+              <w:rPr>
+                <w:rFonts w:ascii="Times New Roman" w:eastAsia="Times New Roman" w:hAnsi="Times New Roman" w:cs="Times New Roman"/>
+                <w:sz w:val="16"/>
+                <w:szCs w:val="16"/>
+              </w:rPr>
+              <w:t xml:space="preserve">. </w:t>
+            </w:r>
+            <w:proofErr w:type="spellStart"/>
+            <w:r>
+              <w:rPr>
+                <w:rFonts w:ascii="Times New Roman" w:eastAsia="Times New Roman" w:hAnsi="Times New Roman" w:cs="Times New Roman"/>
+                <w:sz w:val="16"/>
+                <w:szCs w:val="16"/>
+              </w:rPr>
+              <w:t>Каденюка</w:t>
+            </w:r>
+            <w:proofErr w:type="spellEnd"/>
+            <w:r>
+              <w:rPr>
+                <w:rFonts w:ascii="Times New Roman" w:eastAsia="Times New Roman" w:hAnsi="Times New Roman" w:cs="Times New Roman"/>
+                <w:sz w:val="16"/>
+                <w:szCs w:val="16"/>
+              </w:rPr>
+              <w:t xml:space="preserve"> 56</w:t>
             </w:r>
           </w:p>
           <w:p>
@@ -12766,6 +18558,7 @@
                 <w:szCs w:val="16"/>
               </w:rPr>
             </w:pPr>
+            <w:proofErr w:type="spellStart"/>
             <w:r>
               <w:rPr>
                 <w:rFonts w:ascii="Times New Roman" w:eastAsia="Times New Roman" w:hAnsi="Times New Roman" w:cs="Times New Roman"/>
@@ -12773,8 +18566,19 @@
                 <w:sz w:val="16"/>
                 <w:szCs w:val="16"/>
               </w:rPr>
-              <w:t xml:space="preserve">Установа банку: </w:t>
+              <w:t>Установа</w:t>
             </w:r>
+            <w:proofErr w:type="spellEnd"/>
+            <w:r>
+              <w:rPr>
+                <w:rFonts w:ascii="Times New Roman" w:eastAsia="Times New Roman" w:hAnsi="Times New Roman" w:cs="Times New Roman"/>
+                <w:b/>
+                <w:sz w:val="16"/>
+                <w:szCs w:val="16"/>
+              </w:rPr>
+              <w:t xml:space="preserve"> банку: </w:t>
+            </w:r>
+            <w:proofErr w:type="spellStart"/>
             <w:r>
               <w:rPr>
                 <w:rFonts w:ascii="Times New Roman" w:eastAsia="Times New Roman" w:hAnsi="Times New Roman" w:cs="Times New Roman"/>
@@ -12784,6 +18588,7 @@
               </w:rPr>
               <w:t>ПриватБанк</w:t>
             </w:r>
+            <w:proofErr w:type="spellEnd"/>
           </w:p>
           <w:p>
             <w:pPr>
@@ -12824,6 +18629,7 @@
                 <w:szCs w:val="16"/>
               </w:rPr>
             </w:pPr>
+            <w:proofErr w:type="spellStart"/>
             <w:r>
               <w:rPr>
                 <w:rFonts w:ascii="Times New Roman" w:eastAsia="Times New Roman" w:hAnsi="Times New Roman" w:cs="Times New Roman"/>
@@ -12831,7 +18637,17 @@
                 <w:sz w:val="16"/>
                 <w:szCs w:val="16"/>
               </w:rPr>
-              <w:t>Отримувач платежу</w:t>
+              <w:t>Отримувач</w:t>
+            </w:r>
+            <w:proofErr w:type="spellEnd"/>
+            <w:r>
+              <w:rPr>
+                <w:rFonts w:ascii="Times New Roman" w:eastAsia="Times New Roman" w:hAnsi="Times New Roman" w:cs="Times New Roman"/>
+                <w:b/>
+                <w:sz w:val="16"/>
+                <w:szCs w:val="16"/>
+              </w:rPr>
+              <w:t xml:space="preserve"> платежу</w:t>
             </w:r>
             <w:r>
               <w:rPr>
@@ -12900,6 +18716,7 @@
                 <w:szCs w:val="16"/>
               </w:rPr>
             </w:pPr>
+            <w:proofErr w:type="spellStart"/>
             <w:r>
               <w:rPr>
                 <w:rFonts w:ascii="Times New Roman" w:eastAsia="Times New Roman" w:hAnsi="Times New Roman" w:cs="Times New Roman"/>
@@ -12907,8 +18724,29 @@
                 <w:sz w:val="16"/>
                 <w:szCs w:val="16"/>
               </w:rPr>
-              <w:t>Рахунок отримувача</w:t>
+              <w:t>Рахунок</w:t>
             </w:r>
+            <w:proofErr w:type="spellEnd"/>
+            <w:r>
+              <w:rPr>
+                <w:rFonts w:ascii="Times New Roman" w:eastAsia="Times New Roman" w:hAnsi="Times New Roman" w:cs="Times New Roman"/>
+                <w:b/>
+                <w:sz w:val="16"/>
+                <w:szCs w:val="16"/>
+              </w:rPr>
+              <w:t xml:space="preserve"> </w:t>
+            </w:r>
+            <w:proofErr w:type="spellStart"/>
+            <w:r>
+              <w:rPr>
+                <w:rFonts w:ascii="Times New Roman" w:eastAsia="Times New Roman" w:hAnsi="Times New Roman" w:cs="Times New Roman"/>
+                <w:b/>
+                <w:sz w:val="16"/>
+                <w:szCs w:val="16"/>
+              </w:rPr>
+              <w:t>отримувача</w:t>
+            </w:r>
+            <w:proofErr w:type="spellEnd"/>
             <w:r>
               <w:rPr>
                 <w:rFonts w:ascii="Times New Roman" w:eastAsia="Times New Roman" w:hAnsi="Times New Roman" w:cs="Times New Roman"/>
@@ -12945,8 +18783,19 @@
                 <w:sz w:val="16"/>
                 <w:szCs w:val="16"/>
               </w:rPr>
-              <w:t>РНОКПП отримувача</w:t>
+              <w:t xml:space="preserve">РНОКПП </w:t>
             </w:r>
+            <w:proofErr w:type="spellStart"/>
+            <w:r>
+              <w:rPr>
+                <w:rFonts w:ascii="Times New Roman" w:eastAsia="Times New Roman" w:hAnsi="Times New Roman" w:cs="Times New Roman"/>
+                <w:b/>
+                <w:sz w:val="16"/>
+                <w:szCs w:val="16"/>
+              </w:rPr>
+              <w:t>отримувача</w:t>
+            </w:r>
+            <w:proofErr w:type="spellEnd"/>
             <w:r>
               <w:rPr>
                 <w:rFonts w:ascii="Times New Roman" w:eastAsia="Times New Roman" w:hAnsi="Times New Roman" w:cs="Times New Roman"/>
@@ -13090,6 +18939,7 @@
               </w:rPr>
               <w:t>ФОП ${</w:t>
             </w:r>
+            <w:proofErr w:type="spellStart"/>
             <w:r>
               <w:rPr>
                 <w:rFonts w:ascii="Times New Roman" w:eastAsia="Times New Roman" w:hAnsi="Times New Roman" w:cs="Times New Roman"/>
@@ -13102,6 +18952,7 @@
               </w:rPr>
               <w:t>shortName</w:t>
             </w:r>
+            <w:proofErr w:type="spellEnd"/>
             <w:r>
               <w:rPr>
                 <w:rFonts w:ascii="Times New Roman" w:eastAsia="Times New Roman" w:hAnsi="Times New Roman" w:cs="Times New Roman"/>
@@ -13234,6 +19085,7 @@
               </w:rPr>
               <w:t>Адреса: ${</w:t>
             </w:r>
+            <w:proofErr w:type="spellStart"/>
             <w:r>
               <w:rPr>
                 <w:rFonts w:ascii="Times New Roman" w:eastAsia="Times New Roman" w:hAnsi="Times New Roman" w:cs="Times New Roman"/>
@@ -13244,6 +19096,7 @@
               </w:rPr>
               <w:t>clientRegion</w:t>
             </w:r>
+            <w:proofErr w:type="spellEnd"/>
             <w:r>
               <w:rPr>
                 <w:rFonts w:ascii="Times New Roman" w:eastAsia="Times New Roman" w:hAnsi="Times New Roman" w:cs="Times New Roman"/>
@@ -13287,6 +19140,7 @@
               </w:rPr>
               <w:t xml:space="preserve"> ${</w:t>
             </w:r>
+            <w:proofErr w:type="spellStart"/>
             <w:r>
               <w:rPr>
                 <w:rFonts w:ascii="Times New Roman" w:eastAsia="Times New Roman" w:hAnsi="Times New Roman" w:cs="Times New Roman"/>
@@ -13297,6 +19151,7 @@
               </w:rPr>
               <w:t>clientINN</w:t>
             </w:r>
+            <w:proofErr w:type="spellEnd"/>
             <w:r>
               <w:rPr>
                 <w:rFonts w:ascii="Times New Roman" w:eastAsia="Times New Roman" w:hAnsi="Times New Roman" w:cs="Times New Roman"/>
@@ -13327,6 +19182,7 @@
               </w:rPr>
               <w:t>Номер запису в єдиному державному реєстрі  ${</w:t>
             </w:r>
+            <w:proofErr w:type="spellStart"/>
             <w:r>
               <w:rPr>
                 <w:rFonts w:ascii="Times New Roman" w:eastAsia="Times New Roman" w:hAnsi="Times New Roman" w:cs="Times New Roman"/>
@@ -13335,6 +19191,7 @@
               </w:rPr>
               <w:t>registerNumber</w:t>
             </w:r>
+            <w:proofErr w:type="spellEnd"/>
             <w:r>
               <w:rPr>
                 <w:rFonts w:ascii="Times New Roman" w:eastAsia="Times New Roman" w:hAnsi="Times New Roman" w:cs="Times New Roman"/>
@@ -13467,7 +19324,33 @@
                 <w:szCs w:val="16"/>
                 <w:lang w:val="en-US" w:eastAsia="ru-RU"/>
               </w:rPr>
-              <w:t>${shortName}</w:t>
+              <w:t>${</w:t>
+            </w:r>
+            <w:proofErr w:type="spellStart"/>
+            <w:r>
+              <w:rPr>
+                <w:rFonts w:ascii="Times New Roman" w:eastAsia="Times New Roman" w:hAnsi="Times New Roman" w:cs="Times New Roman"/>
+                <w:b/>
+                <w:bCs/>
+                <w:color w:val="010101"/>
+                <w:sz w:val="16"/>
+                <w:szCs w:val="16"/>
+                <w:lang w:val="en-US" w:eastAsia="ru-RU"/>
+              </w:rPr>
+              <w:t>shortName</w:t>
+            </w:r>
+            <w:proofErr w:type="spellEnd"/>
+            <w:r>
+              <w:rPr>
+                <w:rFonts w:ascii="Times New Roman" w:eastAsia="Times New Roman" w:hAnsi="Times New Roman" w:cs="Times New Roman"/>
+                <w:b/>
+                <w:bCs/>
+                <w:color w:val="010101"/>
+                <w:sz w:val="16"/>
+                <w:szCs w:val="16"/>
+                <w:lang w:val="en-US" w:eastAsia="ru-RU"/>
+              </w:rPr>
+              <w:t>}</w:t>
             </w:r>
           </w:p>
         </w:tc>
